--- a/docx/04-switching/boletin-U04-avanzado-resuelto.docx
+++ b/docx/04-switching/boletin-U04-avanzado-resuelto.docx
@@ -15,6 +15,9 @@
             <w:pStyle w:val="TOCHeading"/>
           </w:pPr>
           <w:r>
+            <w:rPr>
+              <w:lang w:val="es-ES"/>
+            </w:rPr>
             <w:t xml:space="preserve">Table of Contents</w:t>
           </w:r>
         </w:p>
@@ -34,6 +37,9 @@
         <w:pStyle w:val="Heading1"/>
       </w:pPr>
       <w:r>
+        <w:rPr>
+          <w:lang w:val="es-ES"/>
+        </w:rPr>
         <w:t xml:space="preserve">Boletín UD4 — Avanzado (Resuelto)</w:t>
       </w:r>
     </w:p>
@@ -44,6 +50,9 @@
         <w:pStyle w:val="Heading1"/>
       </w:pPr>
       <w:r>
+        <w:rPr>
+          <w:lang w:val="es-ES"/>
+        </w:rPr>
         <w:t xml:space="preserve">✅ Boletín UD4 — Avanzado (Resuelto)</w:t>
       </w:r>
     </w:p>
@@ -60,6 +69,9 @@
         <w:pStyle w:val="Heading2"/>
       </w:pPr>
       <w:r>
+        <w:rPr>
+          <w:lang w:val="es-ES"/>
+        </w:rPr>
         <w:t xml:space="preserve">1. Configuración básica de switch</w:t>
       </w:r>
     </w:p>
@@ -642,6 +654,9 @@
         <w:pStyle w:val="Heading2"/>
       </w:pPr>
       <w:r>
+        <w:rPr>
+          <w:lang w:val="es-ES"/>
+        </w:rPr>
         <w:t xml:space="preserve">2. Análisis de topología STP</w:t>
       </w:r>
     </w:p>
@@ -656,13 +671,20 @@
         <w:rPr>
           <w:b/>
           <w:bCs/>
+          <w:lang w:val="es-ES"/>
         </w:rPr>
         <w:t xml:space="preserve">Root Bridge: Switch C.</w:t>
       </w:r>
       <w:r>
-        <w:t xml:space="preserve"> </w:t>
-      </w:r>
-      <w:r>
+        <w:rPr>
+          <w:lang w:val="es-ES"/>
+        </w:rPr>
+        <w:t xml:space="preserve"> </w:t>
+      </w:r>
+      <w:r>
+        <w:rPr>
+          <w:lang w:val="es-ES"/>
+        </w:rPr>
         <w:t xml:space="preserve">Prioridad 4096 (la más baja). Aunque Switch A y B tienen MACs más bajas, la prioridad de Switch C (4096) es mucho menor que 32768.</w:t>
       </w:r>
     </w:p>
@@ -677,29 +699,46 @@
         <w:rPr>
           <w:b/>
           <w:bCs/>
+          <w:lang w:val="es-ES"/>
         </w:rPr>
         <w:t xml:space="preserve">Root Ports:</w:t>
       </w:r>
       <w:r>
-        <w:t xml:space="preserve"> </w:t>
-      </w:r>
-      <w:r>
+        <w:rPr>
+          <w:lang w:val="es-ES"/>
+        </w:rPr>
+        <w:t xml:space="preserve"> </w:t>
+      </w:r>
+      <w:r>
+        <w:rPr>
+          <w:lang w:val="es-ES"/>
+        </w:rPr>
         <w:t xml:space="preserve">Cada switch no-root tiene 1 Root Port. Como hay 3 switches y Switch C es Root, Switches A y B tienen 1 Root Port cada uno =</w:t>
       </w:r>
       <w:r>
+        <w:rPr>
+          <w:lang w:val="es-ES"/>
+        </w:rPr>
         <w:t xml:space="preserve"> </w:t>
       </w:r>
       <w:r>
         <w:rPr>
           <w:b/>
           <w:bCs/>
+          <w:lang w:val="es-ES"/>
         </w:rPr>
         <w:t xml:space="preserve">2 Root Ports</w:t>
       </w:r>
       <w:r>
-        <w:t xml:space="preserve"> </w:t>
-      </w:r>
-      <w:r>
+        <w:rPr>
+          <w:lang w:val="es-ES"/>
+        </w:rPr>
+        <w:t xml:space="preserve"> </w:t>
+      </w:r>
+      <w:r>
+        <w:rPr>
+          <w:lang w:val="es-ES"/>
+        </w:rPr>
         <w:t xml:space="preserve">total.</w:t>
       </w:r>
     </w:p>
@@ -714,29 +753,46 @@
         <w:rPr>
           <w:b/>
           <w:bCs/>
+          <w:lang w:val="es-ES"/>
         </w:rPr>
         <w:t xml:space="preserve">Designated Ports:</w:t>
       </w:r>
       <w:r>
-        <w:t xml:space="preserve"> </w:t>
-      </w:r>
-      <w:r>
+        <w:rPr>
+          <w:lang w:val="es-ES"/>
+        </w:rPr>
+        <w:t xml:space="preserve"> </w:t>
+      </w:r>
+      <w:r>
+        <w:rPr>
+          <w:lang w:val="es-ES"/>
+        </w:rPr>
         <w:t xml:space="preserve">1 por segmento. Hay 3 segmentos (A-B, B-C, C-A) →</w:t>
       </w:r>
       <w:r>
+        <w:rPr>
+          <w:lang w:val="es-ES"/>
+        </w:rPr>
         <w:t xml:space="preserve"> </w:t>
       </w:r>
       <w:r>
         <w:rPr>
           <w:b/>
           <w:bCs/>
+          <w:lang w:val="es-ES"/>
         </w:rPr>
         <w:t xml:space="preserve">3 Designated Ports</w:t>
       </w:r>
       <w:r>
-        <w:t xml:space="preserve"> </w:t>
-      </w:r>
-      <w:r>
+        <w:rPr>
+          <w:lang w:val="es-ES"/>
+        </w:rPr>
+        <w:t xml:space="preserve"> </w:t>
+      </w:r>
+      <w:r>
+        <w:rPr>
+          <w:lang w:val="es-ES"/>
+        </w:rPr>
         <w:t xml:space="preserve">(todos los puertos del Root Bridge y el puerto del segmento con mejor coste hacia el Root).</w:t>
       </w:r>
     </w:p>
@@ -748,19 +804,29 @@
         </w:numPr>
       </w:pPr>
       <w:r>
+        <w:rPr>
+          <w:lang w:val="es-ES"/>
+        </w:rPr>
         <w:t xml:space="preserve">Si</w:t>
       </w:r>
       <w:r>
+        <w:rPr>
+          <w:lang w:val="es-ES"/>
+        </w:rPr>
         <w:t xml:space="preserve"> </w:t>
       </w:r>
       <w:r>
         <w:rPr>
           <w:b/>
           <w:bCs/>
+          <w:lang w:val="es-ES"/>
         </w:rPr>
         <w:t xml:space="preserve">Switch C falla</w:t>
       </w:r>
       <w:r>
+        <w:rPr>
+          <w:lang w:val="es-ES"/>
+        </w:rPr>
         <w:t xml:space="preserve">:</w:t>
       </w:r>
     </w:p>
@@ -773,6 +839,9 @@
         </w:numPr>
       </w:pPr>
       <w:r>
+        <w:rPr>
+          <w:lang w:val="es-ES"/>
+        </w:rPr>
         <w:t xml:space="preserve">Switches A y B pierden su Root Bridge</w:t>
       </w:r>
     </w:p>
@@ -785,6 +854,9 @@
         </w:numPr>
       </w:pPr>
       <w:r>
+        <w:rPr>
+          <w:lang w:val="es-ES"/>
+        </w:rPr>
         <w:t xml:space="preserve">Se inicia una nueva elección. Con la misma prioridad (32768), gana Switch A (MAC más baja)</w:t>
       </w:r>
     </w:p>
@@ -797,6 +869,9 @@
         </w:numPr>
       </w:pPr>
       <w:r>
+        <w:rPr>
+          <w:lang w:val="es-ES"/>
+        </w:rPr>
         <w:t xml:space="preserve">Todos los puertos pasan por los estados STP (blocking → listening → learning → forwarding)</w:t>
       </w:r>
     </w:p>
@@ -809,6 +884,9 @@
         </w:numPr>
       </w:pPr>
       <w:r>
+        <w:rPr>
+          <w:lang w:val="es-ES"/>
+        </w:rPr>
         <w:t xml:space="preserve">Convergencia: ~50 segundos con STP, ~3 segundos con RSTP</w:t>
       </w:r>
     </w:p>
@@ -819,6 +897,9 @@
         <w:pStyle w:val="Heading2"/>
       </w:pPr>
       <w:r>
+        <w:rPr>
+          <w:lang w:val="es-ES"/>
+        </w:rPr>
         <w:t xml:space="preserve">3. Diagnóstico de port security</w:t>
       </w:r>
     </w:p>
@@ -833,13 +914,20 @@
         <w:rPr>
           <w:b/>
           <w:bCs/>
+          <w:lang w:val="es-ES"/>
         </w:rPr>
         <w:t xml:space="preserve">Ocurrió porque</w:t>
       </w:r>
       <w:r>
-        <w:t xml:space="preserve"> </w:t>
-      </w:r>
-      <w:r>
+        <w:rPr>
+          <w:lang w:val="es-ES"/>
+        </w:rPr>
+        <w:t xml:space="preserve"> </w:t>
+      </w:r>
+      <w:r>
+        <w:rPr>
+          <w:lang w:val="es-ES"/>
+        </w:rPr>
         <w:t xml:space="preserve">el usuario conectó un switch no administrado. Los PCs de ambos usuarios tienen MACs diferentes, y el switch de red ve más de 1 MAC en el puerto, superando el límite (maximum 1).</w:t>
       </w:r>
     </w:p>
@@ -854,6 +942,7 @@
         <w:rPr>
           <w:b/>
           <w:bCs/>
+          <w:lang w:val="es-ES"/>
         </w:rPr>
         <w:t xml:space="preserve">Dos cambios:</w:t>
       </w:r>
@@ -867,21 +956,34 @@
         </w:numPr>
       </w:pPr>
       <w:r>
+        <w:rPr>
+          <w:lang w:val="es-ES"/>
+        </w:rPr>
         <w:t xml:space="preserve">Aumentar</w:t>
       </w:r>
       <w:r>
+        <w:rPr>
+          <w:lang w:val="es-ES"/>
+        </w:rPr>
         <w:t xml:space="preserve"> </w:t>
       </w:r>
       <w:r>
         <w:rPr>
           <w:rStyle w:val="VerbatimChar"/>
+          <w:lang w:val="es-ES"/>
         </w:rPr>
         <w:t xml:space="preserve">maximum</w:t>
       </w:r>
       <w:r>
-        <w:t xml:space="preserve"> </w:t>
-      </w:r>
-      <w:r>
+        <w:rPr>
+          <w:lang w:val="es-ES"/>
+        </w:rPr>
+        <w:t xml:space="preserve"> </w:t>
+      </w:r>
+      <w:r>
+        <w:rPr>
+          <w:lang w:val="es-ES"/>
+        </w:rPr>
         <w:t xml:space="preserve">a un valor razonable (ej. 5-10) si es un puerto compartido</w:t>
       </w:r>
     </w:p>
@@ -894,51 +996,84 @@
         </w:numPr>
       </w:pPr>
       <w:r>
+        <w:rPr>
+          <w:lang w:val="es-ES"/>
+        </w:rPr>
         <w:t xml:space="preserve">Cambiar</w:t>
       </w:r>
       <w:r>
+        <w:rPr>
+          <w:lang w:val="es-ES"/>
+        </w:rPr>
         <w:t xml:space="preserve"> </w:t>
       </w:r>
       <w:r>
         <w:rPr>
           <w:rStyle w:val="VerbatimChar"/>
+          <w:lang w:val="es-ES"/>
         </w:rPr>
         <w:t xml:space="preserve">violation</w:t>
       </w:r>
       <w:r>
-        <w:t xml:space="preserve"> </w:t>
-      </w:r>
-      <w:r>
+        <w:rPr>
+          <w:lang w:val="es-ES"/>
+        </w:rPr>
+        <w:t xml:space="preserve"> </w:t>
+      </w:r>
+      <w:r>
+        <w:rPr>
+          <w:lang w:val="es-ES"/>
+        </w:rPr>
         <w:t xml:space="preserve">a</w:t>
       </w:r>
       <w:r>
+        <w:rPr>
+          <w:lang w:val="es-ES"/>
+        </w:rPr>
         <w:t xml:space="preserve"> </w:t>
       </w:r>
       <w:r>
         <w:rPr>
           <w:rStyle w:val="VerbatimChar"/>
+          <w:lang w:val="es-ES"/>
         </w:rPr>
         <w:t xml:space="preserve">restrict</w:t>
       </w:r>
       <w:r>
-        <w:t xml:space="preserve"> </w:t>
-      </w:r>
-      <w:r>
+        <w:rPr>
+          <w:lang w:val="es-ES"/>
+        </w:rPr>
+        <w:t xml:space="preserve"> </w:t>
+      </w:r>
+      <w:r>
+        <w:rPr>
+          <w:lang w:val="es-ES"/>
+        </w:rPr>
         <w:t xml:space="preserve">(descarta tráfico extra pero no deshabilita el puerto) o</w:t>
       </w:r>
       <w:r>
+        <w:rPr>
+          <w:lang w:val="es-ES"/>
+        </w:rPr>
         <w:t xml:space="preserve"> </w:t>
       </w:r>
       <w:r>
         <w:rPr>
           <w:rStyle w:val="VerbatimChar"/>
+          <w:lang w:val="es-ES"/>
         </w:rPr>
         <w:t xml:space="preserve">protect</w:t>
       </w:r>
       <w:r>
-        <w:t xml:space="preserve"> </w:t>
-      </w:r>
-      <w:r>
+        <w:rPr>
+          <w:lang w:val="es-ES"/>
+        </w:rPr>
+        <w:t xml:space="preserve"> </w:t>
+      </w:r>
+      <w:r>
+        <w:rPr>
+          <w:lang w:val="es-ES"/>
+        </w:rPr>
         <w:t xml:space="preserve">(descarta silenciosamente)</w:t>
       </w:r>
     </w:p>
@@ -953,6 +1088,7 @@
         <w:rPr>
           <w:b/>
           <w:bCs/>
+          <w:lang w:val="es-ES"/>
         </w:rPr>
         <w:t xml:space="preserve">Recuperar el puerto:</w:t>
       </w:r>
@@ -1070,21 +1206,34 @@
         </w:numPr>
       </w:pPr>
       <w:r>
+        <w:rPr>
+          <w:lang w:val="es-ES"/>
+        </w:rPr>
         <w:t xml:space="preserve">O configurar</w:t>
       </w:r>
       <w:r>
+        <w:rPr>
+          <w:lang w:val="es-ES"/>
+        </w:rPr>
         <w:t xml:space="preserve"> </w:t>
       </w:r>
       <w:r>
         <w:rPr>
           <w:rStyle w:val="VerbatimChar"/>
+          <w:lang w:val="es-ES"/>
         </w:rPr>
         <w:t xml:space="preserve">errdisable recovery cause psecure-violation</w:t>
       </w:r>
       <w:r>
-        <w:t xml:space="preserve"> </w:t>
-      </w:r>
-      <w:r>
+        <w:rPr>
+          <w:lang w:val="es-ES"/>
+        </w:rPr>
+        <w:t xml:space="preserve"> </w:t>
+      </w:r>
+      <w:r>
+        <w:rPr>
+          <w:lang w:val="es-ES"/>
+        </w:rPr>
         <w:t xml:space="preserve">para recuperación automática.</w:t>
       </w:r>
     </w:p>
@@ -1095,6 +1244,9 @@
         <w:pStyle w:val="Heading2"/>
       </w:pPr>
       <w:r>
+        <w:rPr>
+          <w:lang w:val="es-ES"/>
+        </w:rPr>
         <w:t xml:space="preserve">4. Diseño de red redundante</w:t>
       </w:r>
     </w:p>
@@ -1109,13 +1261,20 @@
         <w:rPr>
           <w:b/>
           <w:bCs/>
+          <w:lang w:val="es-ES"/>
         </w:rPr>
         <w:t xml:space="preserve">Topología conceptual:</w:t>
       </w:r>
       <w:r>
-        <w:t xml:space="preserve"> </w:t>
-      </w:r>
-      <w:r>
+        <w:rPr>
+          <w:lang w:val="es-ES"/>
+        </w:rPr>
+        <w:t xml:space="preserve"> </w:t>
+      </w:r>
+      <w:r>
+        <w:rPr>
+          <w:lang w:val="es-ES"/>
+        </w:rPr>
         <w:t xml:space="preserve">Malla parcial. SW1 (core) conectado a SW2, SW3, SW4. SW2 conectado a SW3 y SW4. Sin bucles directos SW3-SW4 para limitar redundancia.</w:t>
       </w:r>
     </w:p>
@@ -1130,13 +1289,20 @@
         <w:rPr>
           <w:b/>
           <w:bCs/>
+          <w:lang w:val="es-ES"/>
         </w:rPr>
         <w:t xml:space="preserve">Puertos bloqueados:</w:t>
       </w:r>
       <w:r>
-        <w:t xml:space="preserve"> </w:t>
-      </w:r>
-      <w:r>
+        <w:rPr>
+          <w:lang w:val="es-ES"/>
+        </w:rPr>
+        <w:t xml:space="preserve"> </w:t>
+      </w:r>
+      <w:r>
+        <w:rPr>
+          <w:lang w:val="es-ES"/>
+        </w:rPr>
         <w:t xml:space="preserve">Depende del Root Bridge. Si SW1 es Root, sus puertos son Designated. Los switches no-root tendrán Root Ports y Alternate Ports bloqueados. Con 3 conexiones alternativas por switch, aproximadamente 3 puertos bloqueados.</w:t>
       </w:r>
     </w:p>
@@ -1151,22 +1317,33 @@
         <w:rPr>
           <w:b/>
           <w:bCs/>
+          <w:lang w:val="es-ES"/>
         </w:rPr>
         <w:t xml:space="preserve">Prioridad para SW1 como Root:</w:t>
       </w:r>
       <w:r>
+        <w:rPr>
+          <w:lang w:val="es-ES"/>
+        </w:rPr>
         <w:t xml:space="preserve"> </w:t>
       </w:r>
       <w:r>
         <w:rPr>
           <w:rStyle w:val="VerbatimChar"/>
+          <w:lang w:val="es-ES"/>
         </w:rPr>
         <w:t xml:space="preserve">spanning-tree vlan 1 priority 4096</w:t>
       </w:r>
       <w:r>
-        <w:t xml:space="preserve"> </w:t>
-      </w:r>
-      <w:r>
+        <w:rPr>
+          <w:lang w:val="es-ES"/>
+        </w:rPr>
+        <w:t xml:space="preserve"> </w:t>
+      </w:r>
+      <w:r>
+        <w:rPr>
+          <w:lang w:val="es-ES"/>
+        </w:rPr>
         <w:t xml:space="preserve">(o 0 para forzarlo absolutamente).</w:t>
       </w:r>
     </w:p>
@@ -1181,6 +1358,7 @@
         <w:rPr>
           <w:b/>
           <w:bCs/>
+          <w:lang w:val="es-ES"/>
         </w:rPr>
         <w:t xml:space="preserve">Si SW1 falla:</w:t>
       </w:r>
@@ -1194,6 +1372,9 @@
         </w:numPr>
       </w:pPr>
       <w:r>
+        <w:rPr>
+          <w:lang w:val="es-ES"/>
+        </w:rPr>
         <w:t xml:space="preserve">Se elige un nuevo Root Bridge (el de menor Bridge ID entre SW2, SW3, SW4)</w:t>
       </w:r>
     </w:p>
@@ -1209,13 +1390,20 @@
         <w:rPr>
           <w:b/>
           <w:bCs/>
+          <w:lang w:val="es-ES"/>
         </w:rPr>
         <w:t xml:space="preserve">Con STP:</w:t>
       </w:r>
       <w:r>
-        <w:t xml:space="preserve"> </w:t>
-      </w:r>
-      <w:r>
+        <w:rPr>
+          <w:lang w:val="es-ES"/>
+        </w:rPr>
+        <w:t xml:space="preserve"> </w:t>
+      </w:r>
+      <w:r>
+        <w:rPr>
+          <w:lang w:val="es-ES"/>
+        </w:rPr>
         <w:t xml:space="preserve">~50 segundos de convergencia</w:t>
       </w:r>
     </w:p>
@@ -1231,13 +1419,20 @@
         <w:rPr>
           <w:b/>
           <w:bCs/>
+          <w:lang w:val="es-ES"/>
         </w:rPr>
         <w:t xml:space="preserve">Con RSTP:</w:t>
       </w:r>
       <w:r>
-        <w:t xml:space="preserve"> </w:t>
-      </w:r>
-      <w:r>
+        <w:rPr>
+          <w:lang w:val="es-ES"/>
+        </w:rPr>
+        <w:t xml:space="preserve"> </w:t>
+      </w:r>
+      <w:r>
+        <w:rPr>
+          <w:lang w:val="es-ES"/>
+        </w:rPr>
         <w:t xml:space="preserve">~1-3 segundos</w:t>
       </w:r>
     </w:p>
@@ -1248,6 +1443,9 @@
         <w:pStyle w:val="Heading2"/>
       </w:pPr>
       <w:r>
+        <w:rPr>
+          <w:lang w:val="es-ES"/>
+        </w:rPr>
         <w:t xml:space="preserve">5. CAM table analysis</w:t>
       </w:r>
     </w:p>
@@ -1262,13 +1460,20 @@
         <w:rPr>
           <w:b/>
           <w:bCs/>
+          <w:lang w:val="es-ES"/>
         </w:rPr>
         <w:t xml:space="preserve">Dos dispositivos</w:t>
       </w:r>
       <w:r>
-        <w:t xml:space="preserve"> </w:t>
-      </w:r>
-      <w:r>
+        <w:rPr>
+          <w:lang w:val="es-ES"/>
+        </w:rPr>
+        <w:t xml:space="preserve"> </w:t>
+      </w:r>
+      <w:r>
+        <w:rPr>
+          <w:lang w:val="es-ES"/>
+        </w:rPr>
         <w:t xml:space="preserve">en Fa0/4: 00D0.BC96.1A01 y 00D0.BC96.1A02. La tabla muestra ambas MACs en el mismo puerto.</w:t>
       </w:r>
     </w:p>
@@ -1283,13 +1488,20 @@
         <w:rPr>
           <w:b/>
           <w:bCs/>
+          <w:lang w:val="es-ES"/>
         </w:rPr>
         <w:t xml:space="preserve">4 puertos</w:t>
       </w:r>
       <w:r>
-        <w:t xml:space="preserve"> </w:t>
-      </w:r>
-      <w:r>
+        <w:rPr>
+          <w:lang w:val="es-ES"/>
+        </w:rPr>
+        <w:t xml:space="preserve"> </w:t>
+      </w:r>
+      <w:r>
+        <w:rPr>
+          <w:lang w:val="es-ES"/>
+        </w:rPr>
         <w:t xml:space="preserve">con dispositivos: Fa0/1, Fa0/2, Fa0/3, Fa0/4.</w:t>
       </w:r>
     </w:p>
@@ -1304,13 +1516,20 @@
         <w:rPr>
           <w:b/>
           <w:bCs/>
+          <w:lang w:val="es-ES"/>
         </w:rPr>
         <w:t xml:space="preserve">FFFF.FFFF.FFFF en CPU:</w:t>
       </w:r>
       <w:r>
-        <w:t xml:space="preserve"> </w:t>
-      </w:r>
-      <w:r>
+        <w:rPr>
+          <w:lang w:val="es-ES"/>
+        </w:rPr>
+        <w:t xml:space="preserve"> </w:t>
+      </w:r>
+      <w:r>
+        <w:rPr>
+          <w:lang w:val="es-ES"/>
+        </w:rPr>
         <w:t xml:space="preserve">Es la dirección MAC de broadcast. Está en la CPU porque el switch procesa los broadcasts internamente (además de reenviarlos).</w:t>
       </w:r>
     </w:p>
@@ -1325,29 +1544,46 @@
         <w:rPr>
           <w:b/>
           <w:bCs/>
+          <w:lang w:val="es-ES"/>
         </w:rPr>
         <w:t xml:space="preserve">Si llega una trama con destino 00D0.BC96.1A03:</w:t>
       </w:r>
       <w:r>
-        <w:t xml:space="preserve"> </w:t>
-      </w:r>
-      <w:r>
+        <w:rPr>
+          <w:lang w:val="es-ES"/>
+        </w:rPr>
+        <w:t xml:space="preserve"> </w:t>
+      </w:r>
+      <w:r>
+        <w:rPr>
+          <w:lang w:val="es-ES"/>
+        </w:rPr>
         <w:t xml:space="preserve">Es una MAC desconocida (no está en la tabla). El switch</w:t>
       </w:r>
       <w:r>
+        <w:rPr>
+          <w:lang w:val="es-ES"/>
+        </w:rPr>
         <w:t xml:space="preserve"> </w:t>
       </w:r>
       <w:r>
         <w:rPr>
           <w:b/>
           <w:bCs/>
+          <w:lang w:val="es-ES"/>
         </w:rPr>
         <w:t xml:space="preserve">inunda</w:t>
       </w:r>
       <w:r>
-        <w:t xml:space="preserve"> </w:t>
-      </w:r>
-      <w:r>
+        <w:rPr>
+          <w:lang w:val="es-ES"/>
+        </w:rPr>
+        <w:t xml:space="preserve"> </w:t>
+      </w:r>
+      <w:r>
+        <w:rPr>
+          <w:lang w:val="es-ES"/>
+        </w:rPr>
         <w:t xml:space="preserve">la trama por todos los puertos excepto el de origen.</w:t>
       </w:r>
     </w:p>
@@ -1358,6 +1594,9 @@
         <w:pStyle w:val="Heading2"/>
       </w:pPr>
       <w:r>
+        <w:rPr>
+          <w:lang w:val="es-ES"/>
+        </w:rPr>
         <w:t xml:space="preserve">6. STP: cálculo de costes</w:t>
       </w:r>
     </w:p>
@@ -1372,13 +1611,20 @@
         <w:rPr>
           <w:b/>
           <w:bCs/>
+          <w:lang w:val="es-ES"/>
         </w:rPr>
         <w:t xml:space="preserve">Root Port de Switch C:</w:t>
       </w:r>
       <w:r>
-        <w:t xml:space="preserve"> </w:t>
-      </w:r>
-      <w:r>
+        <w:rPr>
+          <w:lang w:val="es-ES"/>
+        </w:rPr>
+        <w:t xml:space="preserve"> </w:t>
+      </w:r>
+      <w:r>
+        <w:rPr>
+          <w:lang w:val="es-ES"/>
+        </w:rPr>
         <w:t xml:space="preserve">Depende del coste acumulado hacia el Root Bridge.</w:t>
       </w:r>
     </w:p>
@@ -1393,29 +1639,46 @@
         <w:rPr>
           <w:b/>
           <w:bCs/>
+          <w:lang w:val="es-ES"/>
         </w:rPr>
         <w:t xml:space="preserve">Camino A → C directo (Fa0/3):</w:t>
       </w:r>
       <w:r>
-        <w:t xml:space="preserve"> </w:t>
-      </w:r>
-      <w:r>
+        <w:rPr>
+          <w:lang w:val="es-ES"/>
+        </w:rPr>
+        <w:t xml:space="preserve"> </w:t>
+      </w:r>
+      <w:r>
+        <w:rPr>
+          <w:lang w:val="es-ES"/>
+        </w:rPr>
         <w:t xml:space="preserve">coste = 19</w:t>
       </w:r>
       <w:r>
+        <w:rPr>
+          <w:lang w:val="es-ES"/>
+        </w:rPr>
         <w:t xml:space="preserve"> </w:t>
       </w:r>
       <w:r>
         <w:rPr>
           <w:b/>
           <w:bCs/>
+          <w:lang w:val="es-ES"/>
         </w:rPr>
         <w:t xml:space="preserve">Camino A → B → C (Fa0/1 → Fa0/2):</w:t>
       </w:r>
       <w:r>
-        <w:t xml:space="preserve"> </w:t>
-      </w:r>
-      <w:r>
+        <w:rPr>
+          <w:lang w:val="es-ES"/>
+        </w:rPr>
+        <w:t xml:space="preserve"> </w:t>
+      </w:r>
+      <w:r>
+        <w:rPr>
+          <w:lang w:val="es-ES"/>
+        </w:rPr>
         <w:t xml:space="preserve">coste = 19 + 19 = 38</w:t>
       </w:r>
     </w:p>
@@ -1427,35 +1690,55 @@
         </w:numPr>
       </w:pPr>
       <w:r>
+        <w:rPr>
+          <w:lang w:val="es-ES"/>
+        </w:rPr>
         <w:t xml:space="preserve">Fa0/3 tiene</w:t>
       </w:r>
       <w:r>
+        <w:rPr>
+          <w:lang w:val="es-ES"/>
+        </w:rPr>
         <w:t xml:space="preserve"> </w:t>
       </w:r>
       <w:r>
         <w:rPr>
           <w:b/>
           <w:bCs/>
+          <w:lang w:val="es-ES"/>
         </w:rPr>
         <w:t xml:space="preserve">menor coste total</w:t>
       </w:r>
       <w:r>
-        <w:t xml:space="preserve"> </w:t>
-      </w:r>
-      <w:r>
+        <w:rPr>
+          <w:lang w:val="es-ES"/>
+        </w:rPr>
+        <w:t xml:space="preserve"> </w:t>
+      </w:r>
+      <w:r>
+        <w:rPr>
+          <w:lang w:val="es-ES"/>
+        </w:rPr>
         <w:t xml:space="preserve">(19 &lt; 38), así que</w:t>
       </w:r>
       <w:r>
+        <w:rPr>
+          <w:lang w:val="es-ES"/>
+        </w:rPr>
         <w:t xml:space="preserve"> </w:t>
       </w:r>
       <w:r>
         <w:rPr>
           <w:b/>
           <w:bCs/>
+          <w:lang w:val="es-ES"/>
         </w:rPr>
         <w:t xml:space="preserve">Fa0/3 es el Root Port</w:t>
       </w:r>
       <w:r>
+        <w:rPr>
+          <w:lang w:val="es-ES"/>
+        </w:rPr>
         <w:t xml:space="preserve">.</w:t>
       </w:r>
     </w:p>
@@ -1470,13 +1753,20 @@
         <w:rPr>
           <w:b/>
           <w:bCs/>
+          <w:lang w:val="es-ES"/>
         </w:rPr>
         <w:t xml:space="preserve">Costes:</w:t>
       </w:r>
       <w:r>
-        <w:t xml:space="preserve"> </w:t>
-      </w:r>
-      <w:r>
+        <w:rPr>
+          <w:lang w:val="es-ES"/>
+        </w:rPr>
+        <w:t xml:space="preserve"> </w:t>
+      </w:r>
+      <w:r>
+        <w:rPr>
+          <w:lang w:val="es-ES"/>
+        </w:rPr>
         <w:t xml:space="preserve">A→C directo = 19. A→B→C = 38.</w:t>
       </w:r>
     </w:p>
@@ -1491,13 +1781,20 @@
         <w:rPr>
           <w:b/>
           <w:bCs/>
+          <w:lang w:val="es-ES"/>
         </w:rPr>
         <w:t xml:space="preserve">Alternate Port:</w:t>
       </w:r>
       <w:r>
-        <w:t xml:space="preserve"> </w:t>
-      </w:r>
-      <w:r>
+        <w:rPr>
+          <w:lang w:val="es-ES"/>
+        </w:rPr>
+        <w:t xml:space="preserve"> </w:t>
+      </w:r>
+      <w:r>
+        <w:rPr>
+          <w:lang w:val="es-ES"/>
+        </w:rPr>
         <w:t xml:space="preserve">Fa0/2 (el puerto del camino más caro que queda en discarding como respaldo).</w:t>
       </w:r>
     </w:p>
@@ -1512,13 +1809,20 @@
         <w:rPr>
           <w:b/>
           <w:bCs/>
+          <w:lang w:val="es-ES"/>
         </w:rPr>
         <w:t xml:space="preserve">Si el coste de Fa0/3 se cambia a 4:</w:t>
       </w:r>
       <w:r>
-        <w:t xml:space="preserve"> </w:t>
-      </w:r>
-      <w:r>
+        <w:rPr>
+          <w:lang w:val="es-ES"/>
+        </w:rPr>
+        <w:t xml:space="preserve"> </w:t>
+      </w:r>
+      <w:r>
+        <w:rPr>
+          <w:lang w:val="es-ES"/>
+        </w:rPr>
         <w:t xml:space="preserve">El coste total por Fa0/3 baja a 4, reforzando aún más que Fa0/3 sea el Root Port. Si en cambio el coste de Fa0/3 subiera a 100, entonces el Root Port pasaría a ser por el camino A→B→C (coste 38 &lt; 100).</w:t>
       </w:r>
     </w:p>
@@ -1529,6 +1833,9 @@
         <w:pStyle w:val="Heading2"/>
       </w:pPr>
       <w:r>
+        <w:rPr>
+          <w:lang w:val="es-ES"/>
+        </w:rPr>
         <w:t xml:space="preserve">7. Topología STP/RSTP bajo análisis</w:t>
       </w:r>
     </w:p>
@@ -1543,13 +1850,20 @@
         <w:rPr>
           <w:b/>
           <w:bCs/>
+          <w:lang w:val="es-ES"/>
         </w:rPr>
         <w:t xml:space="preserve">Root Bridge: SW1.</w:t>
       </w:r>
       <w:r>
-        <w:t xml:space="preserve"> </w:t>
-      </w:r>
-      <w:r>
+        <w:rPr>
+          <w:lang w:val="es-ES"/>
+        </w:rPr>
+        <w:t xml:space="preserve"> </w:t>
+      </w:r>
+      <w:r>
+        <w:rPr>
+          <w:lang w:val="es-ES"/>
+        </w:rPr>
         <w:t xml:space="preserve">Prioridad 4096, muy por debajo de los 32768 de los demás. No hace falta desempate por MAC.</w:t>
       </w:r>
     </w:p>
@@ -1564,39 +1878,60 @@
         <w:rPr>
           <w:b/>
           <w:bCs/>
+          <w:lang w:val="es-ES"/>
         </w:rPr>
         <w:t xml:space="preserve">Puerto en estado Discarding:</w:t>
       </w:r>
       <w:r>
-        <w:t xml:space="preserve"> </w:t>
-      </w:r>
-      <w:r>
+        <w:rPr>
+          <w:lang w:val="es-ES"/>
+        </w:rPr>
+        <w:t xml:space="preserve"> </w:t>
+      </w:r>
+      <w:r>
+        <w:rPr>
+          <w:lang w:val="es-ES"/>
+        </w:rPr>
         <w:t xml:space="preserve">el enlace redundante</w:t>
       </w:r>
       <w:r>
+        <w:rPr>
+          <w:lang w:val="es-ES"/>
+        </w:rPr>
         <w:t xml:space="preserve"> </w:t>
       </w:r>
       <w:r>
         <w:rPr>
           <w:b/>
           <w:bCs/>
+          <w:lang w:val="es-ES"/>
         </w:rPr>
         <w:t xml:space="preserve">SW2-SW3</w:t>
       </w:r>
       <w:r>
+        <w:rPr>
+          <w:lang w:val="es-ES"/>
+        </w:rPr>
         <w:t xml:space="preserve">. Concretamente, el puerto de SW3 hacia SW2 (el extremo con mayor coste acumulado hacia el Root, que queda como</w:t>
       </w:r>
       <w:r>
+        <w:rPr>
+          <w:lang w:val="es-ES"/>
+        </w:rPr>
         <w:t xml:space="preserve"> </w:t>
       </w:r>
       <w:r>
         <w:rPr>
           <w:b/>
           <w:bCs/>
+          <w:lang w:val="es-ES"/>
         </w:rPr>
         <w:t xml:space="preserve">Alternate Port</w:t>
       </w:r>
       <w:r>
+        <w:rPr>
+          <w:lang w:val="es-ES"/>
+        </w:rPr>
         <w:t xml:space="preserve">). Los enlaces directos SW1-SW2, SW1-SW3 y SW1-SW4 son Designated (todos los puertos del Root).</w:t>
       </w:r>
     </w:p>
@@ -1611,10 +1946,14 @@
         <w:rPr>
           <w:b/>
           <w:bCs/>
+          <w:lang w:val="es-ES"/>
         </w:rPr>
         <w:t xml:space="preserve">3 Root Ports</w:t>
       </w:r>
       <w:r>
+        <w:rPr>
+          <w:lang w:val="es-ES"/>
+        </w:rPr>
         <w:t xml:space="preserve">: SW2, SW3 y SW4 son switches no-root, cada uno con su Root Port hacia SW1 (por su enlace directo de coste 19).</w:t>
       </w:r>
     </w:p>
@@ -1629,55 +1968,86 @@
         <w:rPr>
           <w:b/>
           <w:bCs/>
+          <w:lang w:val="es-ES"/>
         </w:rPr>
         <w:t xml:space="preserve">Con RSTP:</w:t>
       </w:r>
       <w:r>
-        <w:t xml:space="preserve"> </w:t>
-      </w:r>
-      <w:r>
+        <w:rPr>
+          <w:lang w:val="es-ES"/>
+        </w:rPr>
+        <w:t xml:space="preserve"> </w:t>
+      </w:r>
+      <w:r>
+        <w:rPr>
+          <w:lang w:val="es-ES"/>
+        </w:rPr>
         <w:t xml:space="preserve">la red converge en</w:t>
       </w:r>
       <w:r>
+        <w:rPr>
+          <w:lang w:val="es-ES"/>
+        </w:rPr>
         <w:t xml:space="preserve"> </w:t>
       </w:r>
       <w:r>
         <w:rPr>
           <w:b/>
           <w:bCs/>
+          <w:lang w:val="es-ES"/>
         </w:rPr>
         <w:t xml:space="preserve">1-3 segundos</w:t>
       </w:r>
       <w:r>
-        <w:t xml:space="preserve"> </w:t>
-      </w:r>
-      <w:r>
+        <w:rPr>
+          <w:lang w:val="es-ES"/>
+        </w:rPr>
+        <w:t xml:space="preserve"> </w:t>
+      </w:r>
+      <w:r>
+        <w:rPr>
+          <w:lang w:val="es-ES"/>
+        </w:rPr>
         <w:t xml:space="preserve">(handshake propuesta/acuerdo).</w:t>
       </w:r>
       <w:r>
+        <w:rPr>
+          <w:lang w:val="es-ES"/>
+        </w:rPr>
         <w:t xml:space="preserve"> </w:t>
       </w:r>
       <w:r>
         <w:rPr>
           <w:b/>
           <w:bCs/>
+          <w:lang w:val="es-ES"/>
         </w:rPr>
         <w:t xml:space="preserve">Con STP clásico:</w:t>
       </w:r>
       <w:r>
+        <w:rPr>
+          <w:lang w:val="es-ES"/>
+        </w:rPr>
         <w:t xml:space="preserve"> </w:t>
       </w:r>
       <w:r>
         <w:rPr>
           <w:b/>
           <w:bCs/>
+          <w:lang w:val="es-ES"/>
         </w:rPr>
         <w:t xml:space="preserve">30-50 segundos</w:t>
       </w:r>
       <w:r>
-        <w:t xml:space="preserve"> </w:t>
-      </w:r>
-      <w:r>
+        <w:rPr>
+          <w:lang w:val="es-ES"/>
+        </w:rPr>
+        <w:t xml:space="preserve"> </w:t>
+      </w:r>
+      <w:r>
+        <w:rPr>
+          <w:lang w:val="es-ES"/>
+        </w:rPr>
         <w:t xml:space="preserve">(esperando temporizadores).</w:t>
       </w:r>
     </w:p>
@@ -1689,31 +2059,53 @@
         </w:numPr>
       </w:pPr>
       <w:r>
+        <w:rPr>
+          <w:lang w:val="es-ES"/>
+        </w:rPr>
         <w:t xml:space="preserve">Los puertos del Root Bridge son todos</w:t>
       </w:r>
       <w:r>
+        <w:rPr>
+          <w:lang w:val="es-ES"/>
+        </w:rPr>
         <w:t xml:space="preserve"> </w:t>
       </w:r>
       <w:r>
         <w:rPr>
           <w:b/>
           <w:bCs/>
+          <w:lang w:val="es-ES"/>
         </w:rPr>
         <w:t xml:space="preserve">Designated</w:t>
       </w:r>
       <w:r>
+        <w:rPr>
+          <w:lang w:val="es-ES"/>
+        </w:rPr>
         <w:t xml:space="preserve">: son el</w:t>
       </w:r>
       <w:r>
-        <w:t xml:space="preserve"> </w:t>
-      </w:r>
-      <w:r>
+        <w:rPr>
+          <w:lang w:val="es-ES"/>
+        </w:rPr>
+        <w:t xml:space="preserve"> </w:t>
+      </w:r>
+      <w:r>
+        <w:rPr>
+          <w:lang w:val="es-ES"/>
+        </w:rPr>
         <w:t xml:space="preserve">“punto de referencia”</w:t>
       </w:r>
       <w:r>
-        <w:t xml:space="preserve"> </w:t>
-      </w:r>
-      <w:r>
+        <w:rPr>
+          <w:lang w:val="es-ES"/>
+        </w:rPr>
+        <w:t xml:space="preserve"> </w:t>
+      </w:r>
+      <w:r>
+        <w:rPr>
+          <w:lang w:val="es-ES"/>
+        </w:rPr>
         <w:t xml:space="preserve">del árbol y nunca se bloquean.</w:t>
       </w:r>
     </w:p>
@@ -1724,6 +2116,9 @@
         <w:pStyle w:val="Heading2"/>
       </w:pPr>
       <w:r>
+        <w:rPr>
+          <w:lang w:val="es-ES"/>
+        </w:rPr>
         <w:t xml:space="preserve">8. Laboratorio: Port Security en la sala de profesores</w:t>
       </w:r>
     </w:p>
@@ -1736,6 +2131,9 @@
         </w:numPr>
       </w:pPr>
       <w:r>
+        <w:rPr>
+          <w:lang w:val="es-ES"/>
+        </w:rPr>
         <w:t xml:space="preserve">y b) Configuración completa:</w:t>
       </w:r>
     </w:p>
@@ -1947,21 +2345,34 @@
         </w:numPr>
       </w:pPr>
       <w:r>
+        <w:rPr>
+          <w:lang w:val="es-ES"/>
+        </w:rPr>
         <w:t xml:space="preserve">Verificación:</w:t>
       </w:r>
       <w:r>
+        <w:rPr>
+          <w:lang w:val="es-ES"/>
+        </w:rPr>
         <w:t xml:space="preserve"> </w:t>
       </w:r>
       <w:r>
         <w:rPr>
           <w:rStyle w:val="VerbatimChar"/>
+          <w:lang w:val="es-ES"/>
         </w:rPr>
         <w:t xml:space="preserve">Switch# show port-security interface fa0/24</w:t>
       </w:r>
       <w:r>
-        <w:t xml:space="preserve"> </w:t>
-      </w:r>
-      <w:r>
+        <w:rPr>
+          <w:lang w:val="es-ES"/>
+        </w:rPr>
+        <w:t xml:space="preserve"> </w:t>
+      </w:r>
+      <w:r>
+        <w:rPr>
+          <w:lang w:val="es-ES"/>
+        </w:rPr>
         <w:t xml:space="preserve">(muestra el máximo, las MACs seguras y el estado del puerto).</w:t>
       </w:r>
     </w:p>
@@ -1973,19 +2384,29 @@
         </w:numPr>
       </w:pPr>
       <w:r>
+        <w:rPr>
+          <w:lang w:val="es-ES"/>
+        </w:rPr>
         <w:t xml:space="preserve">La violación ocurre porque la</w:t>
       </w:r>
       <w:r>
+        <w:rPr>
+          <w:lang w:val="es-ES"/>
+        </w:rPr>
         <w:t xml:space="preserve"> </w:t>
       </w:r>
       <w:r>
         <w:rPr>
           <w:b/>
           <w:bCs/>
+          <w:lang w:val="es-ES"/>
         </w:rPr>
         <w:t xml:space="preserve">MAC sticky del PC original NO caduca</w:t>
       </w:r>
       <w:r>
+        <w:rPr>
+          <w:lang w:val="es-ES"/>
+        </w:rPr>
         <w:t xml:space="preserve">: aunque el PC se desenchufe, su MAC permanece aprendida como permanente. Al conectar el portátil, su MAC nueva hace un total de 2 MACs en el puerto y se supera el máximo (1) → violación shutdown → errdisable.</w:t>
       </w:r>
     </w:p>
@@ -1997,6 +2418,9 @@
         </w:numPr>
       </w:pPr>
       <w:r>
+        <w:rPr>
+          <w:lang w:val="es-ES"/>
+        </w:rPr>
         <w:t xml:space="preserve">Recuperar el puerto:</w:t>
       </w:r>
     </w:p>
@@ -2106,18 +2530,28 @@
         <w:pStyle w:val="FirstParagraph"/>
       </w:pPr>
       <w:r>
+        <w:rPr>
+          <w:lang w:val="es-ES"/>
+        </w:rPr>
         <w:t xml:space="preserve">(O configurar</w:t>
       </w:r>
       <w:r>
+        <w:rPr>
+          <w:lang w:val="es-ES"/>
+        </w:rPr>
         <w:t xml:space="preserve"> </w:t>
       </w:r>
       <w:r>
         <w:rPr>
           <w:rStyle w:val="VerbatimChar"/>
+          <w:lang w:val="es-ES"/>
         </w:rPr>
         <w:t xml:space="preserve">errdisable recovery cause psecure-violation</w:t>
       </w:r>
       <w:r>
+        <w:rPr>
+          <w:lang w:val="es-ES"/>
+        </w:rPr>
         <w:t xml:space="preserve">.)</w:t>
       </w:r>
     </w:p>
@@ -2130,6 +2564,9 @@
         </w:numPr>
       </w:pPr>
       <w:r>
+        <w:rPr>
+          <w:lang w:val="es-ES"/>
+        </w:rPr>
         <w:t xml:space="preserve">Sin perder seguridad, puedes:</w:t>
       </w:r>
     </w:p>
@@ -2141,21 +2578,34 @@
         </w:numPr>
       </w:pPr>
       <w:r>
+        <w:rPr>
+          <w:lang w:val="es-ES"/>
+        </w:rPr>
         <w:t xml:space="preserve">Aumentar</w:t>
       </w:r>
       <w:r>
+        <w:rPr>
+          <w:lang w:val="es-ES"/>
+        </w:rPr>
         <w:t xml:space="preserve"> </w:t>
       </w:r>
       <w:r>
         <w:rPr>
           <w:rStyle w:val="VerbatimChar"/>
+          <w:lang w:val="es-ES"/>
         </w:rPr>
         <w:t xml:space="preserve">maximum</w:t>
       </w:r>
       <w:r>
-        <w:t xml:space="preserve"> </w:t>
-      </w:r>
-      <w:r>
+        <w:rPr>
+          <w:lang w:val="es-ES"/>
+        </w:rPr>
+        <w:t xml:space="preserve"> </w:t>
+      </w:r>
+      <w:r>
+        <w:rPr>
+          <w:lang w:val="es-ES"/>
+        </w:rPr>
         <w:t xml:space="preserve">a 2 si es un puerto compartido.</w:t>
       </w:r>
     </w:p>
@@ -2167,37 +2617,60 @@
         </w:numPr>
       </w:pPr>
       <w:r>
+        <w:rPr>
+          <w:lang w:val="es-ES"/>
+        </w:rPr>
         <w:t xml:space="preserve">Configurar el</w:t>
       </w:r>
       <w:r>
+        <w:rPr>
+          <w:lang w:val="es-ES"/>
+        </w:rPr>
         <w:t xml:space="preserve"> </w:t>
       </w:r>
       <w:r>
         <w:rPr>
           <w:b/>
           <w:bCs/>
+          <w:lang w:val="es-ES"/>
         </w:rPr>
         <w:t xml:space="preserve">envejecimiento de la port security</w:t>
       </w:r>
       <w:r>
-        <w:t xml:space="preserve"> </w:t>
-      </w:r>
-      <w:r>
+        <w:rPr>
+          <w:lang w:val="es-ES"/>
+        </w:rPr>
+        <w:t xml:space="preserve"> </w:t>
+      </w:r>
+      <w:r>
+        <w:rPr>
+          <w:lang w:val="es-ES"/>
+        </w:rPr>
         <w:t xml:space="preserve">para que la MAC sticky expire si el dispositivo se desenchufa (las sticky necesitan</w:t>
       </w:r>
       <w:r>
+        <w:rPr>
+          <w:lang w:val="es-ES"/>
+        </w:rPr>
         <w:t xml:space="preserve"> </w:t>
       </w:r>
       <w:r>
         <w:rPr>
           <w:rStyle w:val="VerbatimChar"/>
+          <w:lang w:val="es-ES"/>
         </w:rPr>
         <w:t xml:space="preserve">aging static</w:t>
       </w:r>
       <w:r>
-        <w:t xml:space="preserve"> </w:t>
-      </w:r>
-      <w:r>
+        <w:rPr>
+          <w:lang w:val="es-ES"/>
+        </w:rPr>
+        <w:t xml:space="preserve"> </w:t>
+      </w:r>
+      <w:r>
+        <w:rPr>
+          <w:lang w:val="es-ES"/>
+        </w:rPr>
         <w:t xml:space="preserve">para poder caducar):</w:t>
       </w:r>
     </w:p>
@@ -2314,21 +2787,34 @@
         </w:numPr>
       </w:pPr>
       <w:r>
+        <w:rPr>
+          <w:lang w:val="es-ES"/>
+        </w:rPr>
         <w:t xml:space="preserve">O usar</w:t>
       </w:r>
       <w:r>
+        <w:rPr>
+          <w:lang w:val="es-ES"/>
+        </w:rPr>
         <w:t xml:space="preserve"> </w:t>
       </w:r>
       <w:r>
         <w:rPr>
           <w:rStyle w:val="VerbatimChar"/>
+          <w:lang w:val="es-ES"/>
         </w:rPr>
         <w:t xml:space="preserve">violation restrict</w:t>
       </w:r>
       <w:r>
-        <w:t xml:space="preserve"> </w:t>
-      </w:r>
-      <w:r>
+        <w:rPr>
+          <w:lang w:val="es-ES"/>
+        </w:rPr>
+        <w:t xml:space="preserve"> </w:t>
+      </w:r>
+      <w:r>
+        <w:rPr>
+          <w:lang w:val="es-ES"/>
+        </w:rPr>
         <w:t xml:space="preserve">(descarta el tráfico extra sin deshabilitar el puerto), aunque es menos estricto.</w:t>
       </w:r>
     </w:p>

--- a/docx/04-switching/boletin-U04-avanzado-resuelto.docx
+++ b/docx/04-switching/boletin-U04-avanzado-resuelto.docx
@@ -15,9 +15,6 @@
             <w:pStyle w:val="TOCHeading"/>
           </w:pPr>
           <w:r>
-            <w:rPr>
-              <w:lang w:val="es-ES"/>
-            </w:rPr>
             <w:t xml:space="preserve">Table of Contents</w:t>
           </w:r>
         </w:p>
@@ -37,9 +34,6 @@
         <w:pStyle w:val="Heading1"/>
       </w:pPr>
       <w:r>
-        <w:rPr>
-          <w:lang w:val="es-ES"/>
-        </w:rPr>
         <w:t xml:space="preserve">Boletín UD4 — Avanzado (Resuelto)</w:t>
       </w:r>
     </w:p>
@@ -50,9 +44,6 @@
         <w:pStyle w:val="Heading1"/>
       </w:pPr>
       <w:r>
-        <w:rPr>
-          <w:lang w:val="es-ES"/>
-        </w:rPr>
         <w:t xml:space="preserve">✅ Boletín UD4 — Avanzado (Resuelto)</w:t>
       </w:r>
     </w:p>
@@ -69,9 +60,6 @@
         <w:pStyle w:val="Heading2"/>
       </w:pPr>
       <w:r>
-        <w:rPr>
-          <w:lang w:val="es-ES"/>
-        </w:rPr>
         <w:t xml:space="preserve">1. Configuración básica de switch</w:t>
       </w:r>
     </w:p>
@@ -654,9 +642,6 @@
         <w:pStyle w:val="Heading2"/>
       </w:pPr>
       <w:r>
-        <w:rPr>
-          <w:lang w:val="es-ES"/>
-        </w:rPr>
         <w:t xml:space="preserve">2. Análisis de topología STP</w:t>
       </w:r>
     </w:p>
@@ -671,20 +656,13 @@
         <w:rPr>
           <w:b/>
           <w:bCs/>
-          <w:lang w:val="es-ES"/>
         </w:rPr>
         <w:t xml:space="preserve">Root Bridge: Switch C.</w:t>
       </w:r>
       <w:r>
-        <w:rPr>
-          <w:lang w:val="es-ES"/>
-        </w:rPr>
-        <w:t xml:space="preserve"> </w:t>
-      </w:r>
-      <w:r>
-        <w:rPr>
-          <w:lang w:val="es-ES"/>
-        </w:rPr>
+        <w:t xml:space="preserve"> </w:t>
+      </w:r>
+      <w:r>
         <w:t xml:space="preserve">Prioridad 4096 (la más baja). Aunque Switch A y B tienen MACs más bajas, la prioridad de Switch C (4096) es mucho menor que 32768.</w:t>
       </w:r>
     </w:p>
@@ -699,46 +677,29 @@
         <w:rPr>
           <w:b/>
           <w:bCs/>
-          <w:lang w:val="es-ES"/>
         </w:rPr>
         <w:t xml:space="preserve">Root Ports:</w:t>
       </w:r>
       <w:r>
-        <w:rPr>
-          <w:lang w:val="es-ES"/>
-        </w:rPr>
-        <w:t xml:space="preserve"> </w:t>
-      </w:r>
-      <w:r>
-        <w:rPr>
-          <w:lang w:val="es-ES"/>
-        </w:rPr>
+        <w:t xml:space="preserve"> </w:t>
+      </w:r>
+      <w:r>
         <w:t xml:space="preserve">Cada switch no-root tiene 1 Root Port. Como hay 3 switches y Switch C es Root, Switches A y B tienen 1 Root Port cada uno =</w:t>
       </w:r>
       <w:r>
-        <w:rPr>
-          <w:lang w:val="es-ES"/>
-        </w:rPr>
         <w:t xml:space="preserve"> </w:t>
       </w:r>
       <w:r>
         <w:rPr>
           <w:b/>
           <w:bCs/>
-          <w:lang w:val="es-ES"/>
         </w:rPr>
         <w:t xml:space="preserve">2 Root Ports</w:t>
       </w:r>
       <w:r>
-        <w:rPr>
-          <w:lang w:val="es-ES"/>
-        </w:rPr>
-        <w:t xml:space="preserve"> </w:t>
-      </w:r>
-      <w:r>
-        <w:rPr>
-          <w:lang w:val="es-ES"/>
-        </w:rPr>
+        <w:t xml:space="preserve"> </w:t>
+      </w:r>
+      <w:r>
         <w:t xml:space="preserve">total.</w:t>
       </w:r>
     </w:p>
@@ -753,46 +714,29 @@
         <w:rPr>
           <w:b/>
           <w:bCs/>
-          <w:lang w:val="es-ES"/>
         </w:rPr>
         <w:t xml:space="preserve">Designated Ports:</w:t>
       </w:r>
       <w:r>
-        <w:rPr>
-          <w:lang w:val="es-ES"/>
-        </w:rPr>
-        <w:t xml:space="preserve"> </w:t>
-      </w:r>
-      <w:r>
-        <w:rPr>
-          <w:lang w:val="es-ES"/>
-        </w:rPr>
+        <w:t xml:space="preserve"> </w:t>
+      </w:r>
+      <w:r>
         <w:t xml:space="preserve">1 por segmento. Hay 3 segmentos (A-B, B-C, C-A) →</w:t>
       </w:r>
       <w:r>
-        <w:rPr>
-          <w:lang w:val="es-ES"/>
-        </w:rPr>
         <w:t xml:space="preserve"> </w:t>
       </w:r>
       <w:r>
         <w:rPr>
           <w:b/>
           <w:bCs/>
-          <w:lang w:val="es-ES"/>
         </w:rPr>
         <w:t xml:space="preserve">3 Designated Ports</w:t>
       </w:r>
       <w:r>
-        <w:rPr>
-          <w:lang w:val="es-ES"/>
-        </w:rPr>
-        <w:t xml:space="preserve"> </w:t>
-      </w:r>
-      <w:r>
-        <w:rPr>
-          <w:lang w:val="es-ES"/>
-        </w:rPr>
+        <w:t xml:space="preserve"> </w:t>
+      </w:r>
+      <w:r>
         <w:t xml:space="preserve">(todos los puertos del Root Bridge y el puerto del segmento con mejor coste hacia el Root).</w:t>
       </w:r>
     </w:p>
@@ -804,29 +748,19 @@
         </w:numPr>
       </w:pPr>
       <w:r>
-        <w:rPr>
-          <w:lang w:val="es-ES"/>
-        </w:rPr>
         <w:t xml:space="preserve">Si</w:t>
       </w:r>
       <w:r>
-        <w:rPr>
-          <w:lang w:val="es-ES"/>
-        </w:rPr>
         <w:t xml:space="preserve"> </w:t>
       </w:r>
       <w:r>
         <w:rPr>
           <w:b/>
           <w:bCs/>
-          <w:lang w:val="es-ES"/>
         </w:rPr>
         <w:t xml:space="preserve">Switch C falla</w:t>
       </w:r>
       <w:r>
-        <w:rPr>
-          <w:lang w:val="es-ES"/>
-        </w:rPr>
         <w:t xml:space="preserve">:</w:t>
       </w:r>
     </w:p>
@@ -839,9 +773,6 @@
         </w:numPr>
       </w:pPr>
       <w:r>
-        <w:rPr>
-          <w:lang w:val="es-ES"/>
-        </w:rPr>
         <w:t xml:space="preserve">Switches A y B pierden su Root Bridge</w:t>
       </w:r>
     </w:p>
@@ -854,9 +785,6 @@
         </w:numPr>
       </w:pPr>
       <w:r>
-        <w:rPr>
-          <w:lang w:val="es-ES"/>
-        </w:rPr>
         <w:t xml:space="preserve">Se inicia una nueva elección. Con la misma prioridad (32768), gana Switch A (MAC más baja)</w:t>
       </w:r>
     </w:p>
@@ -869,9 +797,6 @@
         </w:numPr>
       </w:pPr>
       <w:r>
-        <w:rPr>
-          <w:lang w:val="es-ES"/>
-        </w:rPr>
         <w:t xml:space="preserve">Todos los puertos pasan por los estados STP (blocking → listening → learning → forwarding)</w:t>
       </w:r>
     </w:p>
@@ -884,9 +809,6 @@
         </w:numPr>
       </w:pPr>
       <w:r>
-        <w:rPr>
-          <w:lang w:val="es-ES"/>
-        </w:rPr>
         <w:t xml:space="preserve">Convergencia: ~50 segundos con STP, ~3 segundos con RSTP</w:t>
       </w:r>
     </w:p>
@@ -897,9 +819,6 @@
         <w:pStyle w:val="Heading2"/>
       </w:pPr>
       <w:r>
-        <w:rPr>
-          <w:lang w:val="es-ES"/>
-        </w:rPr>
         <w:t xml:space="preserve">3. Diagnóstico de port security</w:t>
       </w:r>
     </w:p>
@@ -914,20 +833,13 @@
         <w:rPr>
           <w:b/>
           <w:bCs/>
-          <w:lang w:val="es-ES"/>
         </w:rPr>
         <w:t xml:space="preserve">Ocurrió porque</w:t>
       </w:r>
       <w:r>
-        <w:rPr>
-          <w:lang w:val="es-ES"/>
-        </w:rPr>
-        <w:t xml:space="preserve"> </w:t>
-      </w:r>
-      <w:r>
-        <w:rPr>
-          <w:lang w:val="es-ES"/>
-        </w:rPr>
+        <w:t xml:space="preserve"> </w:t>
+      </w:r>
+      <w:r>
         <w:t xml:space="preserve">el usuario conectó un switch no administrado. Los PCs de ambos usuarios tienen MACs diferentes, y el switch de red ve más de 1 MAC en el puerto, superando el límite (maximum 1).</w:t>
       </w:r>
     </w:p>
@@ -942,7 +854,6 @@
         <w:rPr>
           <w:b/>
           <w:bCs/>
-          <w:lang w:val="es-ES"/>
         </w:rPr>
         <w:t xml:space="preserve">Dos cambios:</w:t>
       </w:r>
@@ -956,34 +867,21 @@
         </w:numPr>
       </w:pPr>
       <w:r>
-        <w:rPr>
-          <w:lang w:val="es-ES"/>
-        </w:rPr>
         <w:t xml:space="preserve">Aumentar</w:t>
       </w:r>
       <w:r>
-        <w:rPr>
-          <w:lang w:val="es-ES"/>
-        </w:rPr>
         <w:t xml:space="preserve"> </w:t>
       </w:r>
       <w:r>
         <w:rPr>
           <w:rStyle w:val="VerbatimChar"/>
-          <w:lang w:val="es-ES"/>
         </w:rPr>
         <w:t xml:space="preserve">maximum</w:t>
       </w:r>
       <w:r>
-        <w:rPr>
-          <w:lang w:val="es-ES"/>
-        </w:rPr>
-        <w:t xml:space="preserve"> </w:t>
-      </w:r>
-      <w:r>
-        <w:rPr>
-          <w:lang w:val="es-ES"/>
-        </w:rPr>
+        <w:t xml:space="preserve"> </w:t>
+      </w:r>
+      <w:r>
         <w:t xml:space="preserve">a un valor razonable (ej. 5-10) si es un puerto compartido</w:t>
       </w:r>
     </w:p>
@@ -996,84 +894,51 @@
         </w:numPr>
       </w:pPr>
       <w:r>
-        <w:rPr>
-          <w:lang w:val="es-ES"/>
-        </w:rPr>
         <w:t xml:space="preserve">Cambiar</w:t>
       </w:r>
       <w:r>
-        <w:rPr>
-          <w:lang w:val="es-ES"/>
-        </w:rPr>
         <w:t xml:space="preserve"> </w:t>
       </w:r>
       <w:r>
         <w:rPr>
           <w:rStyle w:val="VerbatimChar"/>
-          <w:lang w:val="es-ES"/>
         </w:rPr>
         <w:t xml:space="preserve">violation</w:t>
       </w:r>
       <w:r>
-        <w:rPr>
-          <w:lang w:val="es-ES"/>
-        </w:rPr>
-        <w:t xml:space="preserve"> </w:t>
-      </w:r>
-      <w:r>
-        <w:rPr>
-          <w:lang w:val="es-ES"/>
-        </w:rPr>
+        <w:t xml:space="preserve"> </w:t>
+      </w:r>
+      <w:r>
         <w:t xml:space="preserve">a</w:t>
       </w:r>
       <w:r>
-        <w:rPr>
-          <w:lang w:val="es-ES"/>
-        </w:rPr>
         <w:t xml:space="preserve"> </w:t>
       </w:r>
       <w:r>
         <w:rPr>
           <w:rStyle w:val="VerbatimChar"/>
-          <w:lang w:val="es-ES"/>
         </w:rPr>
         <w:t xml:space="preserve">restrict</w:t>
       </w:r>
       <w:r>
-        <w:rPr>
-          <w:lang w:val="es-ES"/>
-        </w:rPr>
-        <w:t xml:space="preserve"> </w:t>
-      </w:r>
-      <w:r>
-        <w:rPr>
-          <w:lang w:val="es-ES"/>
-        </w:rPr>
+        <w:t xml:space="preserve"> </w:t>
+      </w:r>
+      <w:r>
         <w:t xml:space="preserve">(descarta tráfico extra pero no deshabilita el puerto) o</w:t>
       </w:r>
       <w:r>
-        <w:rPr>
-          <w:lang w:val="es-ES"/>
-        </w:rPr>
         <w:t xml:space="preserve"> </w:t>
       </w:r>
       <w:r>
         <w:rPr>
           <w:rStyle w:val="VerbatimChar"/>
-          <w:lang w:val="es-ES"/>
         </w:rPr>
         <w:t xml:space="preserve">protect</w:t>
       </w:r>
       <w:r>
-        <w:rPr>
-          <w:lang w:val="es-ES"/>
-        </w:rPr>
-        <w:t xml:space="preserve"> </w:t>
-      </w:r>
-      <w:r>
-        <w:rPr>
-          <w:lang w:val="es-ES"/>
-        </w:rPr>
+        <w:t xml:space="preserve"> </w:t>
+      </w:r>
+      <w:r>
         <w:t xml:space="preserve">(descarta silenciosamente)</w:t>
       </w:r>
     </w:p>
@@ -1088,7 +953,6 @@
         <w:rPr>
           <w:b/>
           <w:bCs/>
-          <w:lang w:val="es-ES"/>
         </w:rPr>
         <w:t xml:space="preserve">Recuperar el puerto:</w:t>
       </w:r>
@@ -1206,34 +1070,21 @@
         </w:numPr>
       </w:pPr>
       <w:r>
-        <w:rPr>
-          <w:lang w:val="es-ES"/>
-        </w:rPr>
         <w:t xml:space="preserve">O configurar</w:t>
       </w:r>
       <w:r>
-        <w:rPr>
-          <w:lang w:val="es-ES"/>
-        </w:rPr>
         <w:t xml:space="preserve"> </w:t>
       </w:r>
       <w:r>
         <w:rPr>
           <w:rStyle w:val="VerbatimChar"/>
-          <w:lang w:val="es-ES"/>
         </w:rPr>
         <w:t xml:space="preserve">errdisable recovery cause psecure-violation</w:t>
       </w:r>
       <w:r>
-        <w:rPr>
-          <w:lang w:val="es-ES"/>
-        </w:rPr>
-        <w:t xml:space="preserve"> </w:t>
-      </w:r>
-      <w:r>
-        <w:rPr>
-          <w:lang w:val="es-ES"/>
-        </w:rPr>
+        <w:t xml:space="preserve"> </w:t>
+      </w:r>
+      <w:r>
         <w:t xml:space="preserve">para recuperación automática.</w:t>
       </w:r>
     </w:p>
@@ -1244,9 +1095,6 @@
         <w:pStyle w:val="Heading2"/>
       </w:pPr>
       <w:r>
-        <w:rPr>
-          <w:lang w:val="es-ES"/>
-        </w:rPr>
         <w:t xml:space="preserve">4. Diseño de red redundante</w:t>
       </w:r>
     </w:p>
@@ -1261,20 +1109,13 @@
         <w:rPr>
           <w:b/>
           <w:bCs/>
-          <w:lang w:val="es-ES"/>
         </w:rPr>
         <w:t xml:space="preserve">Topología conceptual:</w:t>
       </w:r>
       <w:r>
-        <w:rPr>
-          <w:lang w:val="es-ES"/>
-        </w:rPr>
-        <w:t xml:space="preserve"> </w:t>
-      </w:r>
-      <w:r>
-        <w:rPr>
-          <w:lang w:val="es-ES"/>
-        </w:rPr>
+        <w:t xml:space="preserve"> </w:t>
+      </w:r>
+      <w:r>
         <w:t xml:space="preserve">Malla parcial. SW1 (core) conectado a SW2, SW3, SW4. SW2 conectado a SW3 y SW4. Sin bucles directos SW3-SW4 para limitar redundancia.</w:t>
       </w:r>
     </w:p>
@@ -1289,20 +1130,13 @@
         <w:rPr>
           <w:b/>
           <w:bCs/>
-          <w:lang w:val="es-ES"/>
         </w:rPr>
         <w:t xml:space="preserve">Puertos bloqueados:</w:t>
       </w:r>
       <w:r>
-        <w:rPr>
-          <w:lang w:val="es-ES"/>
-        </w:rPr>
-        <w:t xml:space="preserve"> </w:t>
-      </w:r>
-      <w:r>
-        <w:rPr>
-          <w:lang w:val="es-ES"/>
-        </w:rPr>
+        <w:t xml:space="preserve"> </w:t>
+      </w:r>
+      <w:r>
         <w:t xml:space="preserve">Depende del Root Bridge. Si SW1 es Root, sus puertos son Designated. Los switches no-root tendrán Root Ports y Alternate Ports bloqueados. Con 3 conexiones alternativas por switch, aproximadamente 3 puertos bloqueados.</w:t>
       </w:r>
     </w:p>
@@ -1317,33 +1151,22 @@
         <w:rPr>
           <w:b/>
           <w:bCs/>
-          <w:lang w:val="es-ES"/>
         </w:rPr>
         <w:t xml:space="preserve">Prioridad para SW1 como Root:</w:t>
       </w:r>
       <w:r>
-        <w:rPr>
-          <w:lang w:val="es-ES"/>
-        </w:rPr>
         <w:t xml:space="preserve"> </w:t>
       </w:r>
       <w:r>
         <w:rPr>
           <w:rStyle w:val="VerbatimChar"/>
-          <w:lang w:val="es-ES"/>
         </w:rPr>
         <w:t xml:space="preserve">spanning-tree vlan 1 priority 4096</w:t>
       </w:r>
       <w:r>
-        <w:rPr>
-          <w:lang w:val="es-ES"/>
-        </w:rPr>
-        <w:t xml:space="preserve"> </w:t>
-      </w:r>
-      <w:r>
-        <w:rPr>
-          <w:lang w:val="es-ES"/>
-        </w:rPr>
+        <w:t xml:space="preserve"> </w:t>
+      </w:r>
+      <w:r>
         <w:t xml:space="preserve">(o 0 para forzarlo absolutamente).</w:t>
       </w:r>
     </w:p>
@@ -1358,7 +1181,6 @@
         <w:rPr>
           <w:b/>
           <w:bCs/>
-          <w:lang w:val="es-ES"/>
         </w:rPr>
         <w:t xml:space="preserve">Si SW1 falla:</w:t>
       </w:r>
@@ -1372,9 +1194,6 @@
         </w:numPr>
       </w:pPr>
       <w:r>
-        <w:rPr>
-          <w:lang w:val="es-ES"/>
-        </w:rPr>
         <w:t xml:space="preserve">Se elige un nuevo Root Bridge (el de menor Bridge ID entre SW2, SW3, SW4)</w:t>
       </w:r>
     </w:p>
@@ -1390,20 +1209,13 @@
         <w:rPr>
           <w:b/>
           <w:bCs/>
-          <w:lang w:val="es-ES"/>
         </w:rPr>
         <w:t xml:space="preserve">Con STP:</w:t>
       </w:r>
       <w:r>
-        <w:rPr>
-          <w:lang w:val="es-ES"/>
-        </w:rPr>
-        <w:t xml:space="preserve"> </w:t>
-      </w:r>
-      <w:r>
-        <w:rPr>
-          <w:lang w:val="es-ES"/>
-        </w:rPr>
+        <w:t xml:space="preserve"> </w:t>
+      </w:r>
+      <w:r>
         <w:t xml:space="preserve">~50 segundos de convergencia</w:t>
       </w:r>
     </w:p>
@@ -1419,20 +1231,13 @@
         <w:rPr>
           <w:b/>
           <w:bCs/>
-          <w:lang w:val="es-ES"/>
         </w:rPr>
         <w:t xml:space="preserve">Con RSTP:</w:t>
       </w:r>
       <w:r>
-        <w:rPr>
-          <w:lang w:val="es-ES"/>
-        </w:rPr>
-        <w:t xml:space="preserve"> </w:t>
-      </w:r>
-      <w:r>
-        <w:rPr>
-          <w:lang w:val="es-ES"/>
-        </w:rPr>
+        <w:t xml:space="preserve"> </w:t>
+      </w:r>
+      <w:r>
         <w:t xml:space="preserve">~1-3 segundos</w:t>
       </w:r>
     </w:p>
@@ -1443,9 +1248,6 @@
         <w:pStyle w:val="Heading2"/>
       </w:pPr>
       <w:r>
-        <w:rPr>
-          <w:lang w:val="es-ES"/>
-        </w:rPr>
         <w:t xml:space="preserve">5. CAM table analysis</w:t>
       </w:r>
     </w:p>
@@ -1460,20 +1262,13 @@
         <w:rPr>
           <w:b/>
           <w:bCs/>
-          <w:lang w:val="es-ES"/>
         </w:rPr>
         <w:t xml:space="preserve">Dos dispositivos</w:t>
       </w:r>
       <w:r>
-        <w:rPr>
-          <w:lang w:val="es-ES"/>
-        </w:rPr>
-        <w:t xml:space="preserve"> </w:t>
-      </w:r>
-      <w:r>
-        <w:rPr>
-          <w:lang w:val="es-ES"/>
-        </w:rPr>
+        <w:t xml:space="preserve"> </w:t>
+      </w:r>
+      <w:r>
         <w:t xml:space="preserve">en Fa0/4: 00D0.BC96.1A01 y 00D0.BC96.1A02. La tabla muestra ambas MACs en el mismo puerto.</w:t>
       </w:r>
     </w:p>
@@ -1488,20 +1283,13 @@
         <w:rPr>
           <w:b/>
           <w:bCs/>
-          <w:lang w:val="es-ES"/>
         </w:rPr>
         <w:t xml:space="preserve">4 puertos</w:t>
       </w:r>
       <w:r>
-        <w:rPr>
-          <w:lang w:val="es-ES"/>
-        </w:rPr>
-        <w:t xml:space="preserve"> </w:t>
-      </w:r>
-      <w:r>
-        <w:rPr>
-          <w:lang w:val="es-ES"/>
-        </w:rPr>
+        <w:t xml:space="preserve"> </w:t>
+      </w:r>
+      <w:r>
         <w:t xml:space="preserve">con dispositivos: Fa0/1, Fa0/2, Fa0/3, Fa0/4.</w:t>
       </w:r>
     </w:p>
@@ -1516,20 +1304,13 @@
         <w:rPr>
           <w:b/>
           <w:bCs/>
-          <w:lang w:val="es-ES"/>
         </w:rPr>
         <w:t xml:space="preserve">FFFF.FFFF.FFFF en CPU:</w:t>
       </w:r>
       <w:r>
-        <w:rPr>
-          <w:lang w:val="es-ES"/>
-        </w:rPr>
-        <w:t xml:space="preserve"> </w:t>
-      </w:r>
-      <w:r>
-        <w:rPr>
-          <w:lang w:val="es-ES"/>
-        </w:rPr>
+        <w:t xml:space="preserve"> </w:t>
+      </w:r>
+      <w:r>
         <w:t xml:space="preserve">Es la dirección MAC de broadcast. Está en la CPU porque el switch procesa los broadcasts internamente (además de reenviarlos).</w:t>
       </w:r>
     </w:p>
@@ -1544,46 +1325,29 @@
         <w:rPr>
           <w:b/>
           <w:bCs/>
-          <w:lang w:val="es-ES"/>
         </w:rPr>
         <w:t xml:space="preserve">Si llega una trama con destino 00D0.BC96.1A03:</w:t>
       </w:r>
       <w:r>
-        <w:rPr>
-          <w:lang w:val="es-ES"/>
-        </w:rPr>
-        <w:t xml:space="preserve"> </w:t>
-      </w:r>
-      <w:r>
-        <w:rPr>
-          <w:lang w:val="es-ES"/>
-        </w:rPr>
+        <w:t xml:space="preserve"> </w:t>
+      </w:r>
+      <w:r>
         <w:t xml:space="preserve">Es una MAC desconocida (no está en la tabla). El switch</w:t>
       </w:r>
       <w:r>
-        <w:rPr>
-          <w:lang w:val="es-ES"/>
-        </w:rPr>
         <w:t xml:space="preserve"> </w:t>
       </w:r>
       <w:r>
         <w:rPr>
           <w:b/>
           <w:bCs/>
-          <w:lang w:val="es-ES"/>
         </w:rPr>
         <w:t xml:space="preserve">inunda</w:t>
       </w:r>
       <w:r>
-        <w:rPr>
-          <w:lang w:val="es-ES"/>
-        </w:rPr>
-        <w:t xml:space="preserve"> </w:t>
-      </w:r>
-      <w:r>
-        <w:rPr>
-          <w:lang w:val="es-ES"/>
-        </w:rPr>
+        <w:t xml:space="preserve"> </w:t>
+      </w:r>
+      <w:r>
         <w:t xml:space="preserve">la trama por todos los puertos excepto el de origen.</w:t>
       </w:r>
     </w:p>
@@ -1594,9 +1358,6 @@
         <w:pStyle w:val="Heading2"/>
       </w:pPr>
       <w:r>
-        <w:rPr>
-          <w:lang w:val="es-ES"/>
-        </w:rPr>
         <w:t xml:space="preserve">6. STP: cálculo de costes</w:t>
       </w:r>
     </w:p>
@@ -1611,20 +1372,13 @@
         <w:rPr>
           <w:b/>
           <w:bCs/>
-          <w:lang w:val="es-ES"/>
         </w:rPr>
         <w:t xml:space="preserve">Root Port de Switch C:</w:t>
       </w:r>
       <w:r>
-        <w:rPr>
-          <w:lang w:val="es-ES"/>
-        </w:rPr>
-        <w:t xml:space="preserve"> </w:t>
-      </w:r>
-      <w:r>
-        <w:rPr>
-          <w:lang w:val="es-ES"/>
-        </w:rPr>
+        <w:t xml:space="preserve"> </w:t>
+      </w:r>
+      <w:r>
         <w:t xml:space="preserve">Depende del coste acumulado hacia el Root Bridge.</w:t>
       </w:r>
     </w:p>
@@ -1639,46 +1393,29 @@
         <w:rPr>
           <w:b/>
           <w:bCs/>
-          <w:lang w:val="es-ES"/>
         </w:rPr>
         <w:t xml:space="preserve">Camino A → C directo (Fa0/3):</w:t>
       </w:r>
       <w:r>
-        <w:rPr>
-          <w:lang w:val="es-ES"/>
-        </w:rPr>
-        <w:t xml:space="preserve"> </w:t>
-      </w:r>
-      <w:r>
-        <w:rPr>
-          <w:lang w:val="es-ES"/>
-        </w:rPr>
+        <w:t xml:space="preserve"> </w:t>
+      </w:r>
+      <w:r>
         <w:t xml:space="preserve">coste = 19</w:t>
       </w:r>
       <w:r>
-        <w:rPr>
-          <w:lang w:val="es-ES"/>
-        </w:rPr>
         <w:t xml:space="preserve"> </w:t>
       </w:r>
       <w:r>
         <w:rPr>
           <w:b/>
           <w:bCs/>
-          <w:lang w:val="es-ES"/>
         </w:rPr>
         <w:t xml:space="preserve">Camino A → B → C (Fa0/1 → Fa0/2):</w:t>
       </w:r>
       <w:r>
-        <w:rPr>
-          <w:lang w:val="es-ES"/>
-        </w:rPr>
-        <w:t xml:space="preserve"> </w:t>
-      </w:r>
-      <w:r>
-        <w:rPr>
-          <w:lang w:val="es-ES"/>
-        </w:rPr>
+        <w:t xml:space="preserve"> </w:t>
+      </w:r>
+      <w:r>
         <w:t xml:space="preserve">coste = 19 + 19 = 38</w:t>
       </w:r>
     </w:p>
@@ -1690,55 +1427,35 @@
         </w:numPr>
       </w:pPr>
       <w:r>
-        <w:rPr>
-          <w:lang w:val="es-ES"/>
-        </w:rPr>
         <w:t xml:space="preserve">Fa0/3 tiene</w:t>
       </w:r>
       <w:r>
-        <w:rPr>
-          <w:lang w:val="es-ES"/>
-        </w:rPr>
         <w:t xml:space="preserve"> </w:t>
       </w:r>
       <w:r>
         <w:rPr>
           <w:b/>
           <w:bCs/>
-          <w:lang w:val="es-ES"/>
         </w:rPr>
         <w:t xml:space="preserve">menor coste total</w:t>
       </w:r>
       <w:r>
-        <w:rPr>
-          <w:lang w:val="es-ES"/>
-        </w:rPr>
-        <w:t xml:space="preserve"> </w:t>
-      </w:r>
-      <w:r>
-        <w:rPr>
-          <w:lang w:val="es-ES"/>
-        </w:rPr>
+        <w:t xml:space="preserve"> </w:t>
+      </w:r>
+      <w:r>
         <w:t xml:space="preserve">(19 &lt; 38), así que</w:t>
       </w:r>
       <w:r>
-        <w:rPr>
-          <w:lang w:val="es-ES"/>
-        </w:rPr>
         <w:t xml:space="preserve"> </w:t>
       </w:r>
       <w:r>
         <w:rPr>
           <w:b/>
           <w:bCs/>
-          <w:lang w:val="es-ES"/>
         </w:rPr>
         <w:t xml:space="preserve">Fa0/3 es el Root Port</w:t>
       </w:r>
       <w:r>
-        <w:rPr>
-          <w:lang w:val="es-ES"/>
-        </w:rPr>
         <w:t xml:space="preserve">.</w:t>
       </w:r>
     </w:p>
@@ -1753,20 +1470,13 @@
         <w:rPr>
           <w:b/>
           <w:bCs/>
-          <w:lang w:val="es-ES"/>
         </w:rPr>
         <w:t xml:space="preserve">Costes:</w:t>
       </w:r>
       <w:r>
-        <w:rPr>
-          <w:lang w:val="es-ES"/>
-        </w:rPr>
-        <w:t xml:space="preserve"> </w:t>
-      </w:r>
-      <w:r>
-        <w:rPr>
-          <w:lang w:val="es-ES"/>
-        </w:rPr>
+        <w:t xml:space="preserve"> </w:t>
+      </w:r>
+      <w:r>
         <w:t xml:space="preserve">A→C directo = 19. A→B→C = 38.</w:t>
       </w:r>
     </w:p>
@@ -1781,20 +1491,13 @@
         <w:rPr>
           <w:b/>
           <w:bCs/>
-          <w:lang w:val="es-ES"/>
         </w:rPr>
         <w:t xml:space="preserve">Alternate Port:</w:t>
       </w:r>
       <w:r>
-        <w:rPr>
-          <w:lang w:val="es-ES"/>
-        </w:rPr>
-        <w:t xml:space="preserve"> </w:t>
-      </w:r>
-      <w:r>
-        <w:rPr>
-          <w:lang w:val="es-ES"/>
-        </w:rPr>
+        <w:t xml:space="preserve"> </w:t>
+      </w:r>
+      <w:r>
         <w:t xml:space="preserve">Fa0/2 (el puerto del camino más caro que queda en discarding como respaldo).</w:t>
       </w:r>
     </w:p>
@@ -1809,20 +1512,13 @@
         <w:rPr>
           <w:b/>
           <w:bCs/>
-          <w:lang w:val="es-ES"/>
         </w:rPr>
         <w:t xml:space="preserve">Si el coste de Fa0/3 se cambia a 4:</w:t>
       </w:r>
       <w:r>
-        <w:rPr>
-          <w:lang w:val="es-ES"/>
-        </w:rPr>
-        <w:t xml:space="preserve"> </w:t>
-      </w:r>
-      <w:r>
-        <w:rPr>
-          <w:lang w:val="es-ES"/>
-        </w:rPr>
+        <w:t xml:space="preserve"> </w:t>
+      </w:r>
+      <w:r>
         <w:t xml:space="preserve">El coste total por Fa0/3 baja a 4, reforzando aún más que Fa0/3 sea el Root Port. Si en cambio el coste de Fa0/3 subiera a 100, entonces el Root Port pasaría a ser por el camino A→B→C (coste 38 &lt; 100).</w:t>
       </w:r>
     </w:p>
@@ -1833,9 +1529,6 @@
         <w:pStyle w:val="Heading2"/>
       </w:pPr>
       <w:r>
-        <w:rPr>
-          <w:lang w:val="es-ES"/>
-        </w:rPr>
         <w:t xml:space="preserve">7. Topología STP/RSTP bajo análisis</w:t>
       </w:r>
     </w:p>
@@ -1850,20 +1543,13 @@
         <w:rPr>
           <w:b/>
           <w:bCs/>
-          <w:lang w:val="es-ES"/>
         </w:rPr>
         <w:t xml:space="preserve">Root Bridge: SW1.</w:t>
       </w:r>
       <w:r>
-        <w:rPr>
-          <w:lang w:val="es-ES"/>
-        </w:rPr>
-        <w:t xml:space="preserve"> </w:t>
-      </w:r>
-      <w:r>
-        <w:rPr>
-          <w:lang w:val="es-ES"/>
-        </w:rPr>
+        <w:t xml:space="preserve"> </w:t>
+      </w:r>
+      <w:r>
         <w:t xml:space="preserve">Prioridad 4096, muy por debajo de los 32768 de los demás. No hace falta desempate por MAC.</w:t>
       </w:r>
     </w:p>
@@ -1878,60 +1564,39 @@
         <w:rPr>
           <w:b/>
           <w:bCs/>
-          <w:lang w:val="es-ES"/>
         </w:rPr>
         <w:t xml:space="preserve">Puerto en estado Discarding:</w:t>
       </w:r>
       <w:r>
-        <w:rPr>
-          <w:lang w:val="es-ES"/>
-        </w:rPr>
-        <w:t xml:space="preserve"> </w:t>
-      </w:r>
-      <w:r>
-        <w:rPr>
-          <w:lang w:val="es-ES"/>
-        </w:rPr>
+        <w:t xml:space="preserve"> </w:t>
+      </w:r>
+      <w:r>
         <w:t xml:space="preserve">el enlace redundante</w:t>
       </w:r>
       <w:r>
-        <w:rPr>
-          <w:lang w:val="es-ES"/>
-        </w:rPr>
         <w:t xml:space="preserve"> </w:t>
       </w:r>
       <w:r>
         <w:rPr>
           <w:b/>
           <w:bCs/>
-          <w:lang w:val="es-ES"/>
         </w:rPr>
         <w:t xml:space="preserve">SW2-SW3</w:t>
       </w:r>
       <w:r>
-        <w:rPr>
-          <w:lang w:val="es-ES"/>
-        </w:rPr>
         <w:t xml:space="preserve">. Concretamente, el puerto de SW3 hacia SW2 (el extremo con mayor coste acumulado hacia el Root, que queda como</w:t>
       </w:r>
       <w:r>
-        <w:rPr>
-          <w:lang w:val="es-ES"/>
-        </w:rPr>
         <w:t xml:space="preserve"> </w:t>
       </w:r>
       <w:r>
         <w:rPr>
           <w:b/>
           <w:bCs/>
-          <w:lang w:val="es-ES"/>
         </w:rPr>
         <w:t xml:space="preserve">Alternate Port</w:t>
       </w:r>
       <w:r>
-        <w:rPr>
-          <w:lang w:val="es-ES"/>
-        </w:rPr>
         <w:t xml:space="preserve">). Los enlaces directos SW1-SW2, SW1-SW3 y SW1-SW4 son Designated (todos los puertos del Root).</w:t>
       </w:r>
     </w:p>
@@ -1946,14 +1611,10 @@
         <w:rPr>
           <w:b/>
           <w:bCs/>
-          <w:lang w:val="es-ES"/>
         </w:rPr>
         <w:t xml:space="preserve">3 Root Ports</w:t>
       </w:r>
       <w:r>
-        <w:rPr>
-          <w:lang w:val="es-ES"/>
-        </w:rPr>
         <w:t xml:space="preserve">: SW2, SW3 y SW4 son switches no-root, cada uno con su Root Port hacia SW1 (por su enlace directo de coste 19).</w:t>
       </w:r>
     </w:p>
@@ -1968,86 +1629,55 @@
         <w:rPr>
           <w:b/>
           <w:bCs/>
-          <w:lang w:val="es-ES"/>
         </w:rPr>
         <w:t xml:space="preserve">Con RSTP:</w:t>
       </w:r>
       <w:r>
-        <w:rPr>
-          <w:lang w:val="es-ES"/>
-        </w:rPr>
-        <w:t xml:space="preserve"> </w:t>
-      </w:r>
-      <w:r>
-        <w:rPr>
-          <w:lang w:val="es-ES"/>
-        </w:rPr>
+        <w:t xml:space="preserve"> </w:t>
+      </w:r>
+      <w:r>
         <w:t xml:space="preserve">la red converge en</w:t>
       </w:r>
       <w:r>
-        <w:rPr>
-          <w:lang w:val="es-ES"/>
-        </w:rPr>
         <w:t xml:space="preserve"> </w:t>
       </w:r>
       <w:r>
         <w:rPr>
           <w:b/>
           <w:bCs/>
-          <w:lang w:val="es-ES"/>
         </w:rPr>
         <w:t xml:space="preserve">1-3 segundos</w:t>
       </w:r>
       <w:r>
-        <w:rPr>
-          <w:lang w:val="es-ES"/>
-        </w:rPr>
-        <w:t xml:space="preserve"> </w:t>
-      </w:r>
-      <w:r>
-        <w:rPr>
-          <w:lang w:val="es-ES"/>
-        </w:rPr>
+        <w:t xml:space="preserve"> </w:t>
+      </w:r>
+      <w:r>
         <w:t xml:space="preserve">(handshake propuesta/acuerdo).</w:t>
       </w:r>
       <w:r>
-        <w:rPr>
-          <w:lang w:val="es-ES"/>
-        </w:rPr>
         <w:t xml:space="preserve"> </w:t>
       </w:r>
       <w:r>
         <w:rPr>
           <w:b/>
           <w:bCs/>
-          <w:lang w:val="es-ES"/>
         </w:rPr>
         <w:t xml:space="preserve">Con STP clásico:</w:t>
       </w:r>
       <w:r>
-        <w:rPr>
-          <w:lang w:val="es-ES"/>
-        </w:rPr>
         <w:t xml:space="preserve"> </w:t>
       </w:r>
       <w:r>
         <w:rPr>
           <w:b/>
           <w:bCs/>
-          <w:lang w:val="es-ES"/>
         </w:rPr>
         <w:t xml:space="preserve">30-50 segundos</w:t>
       </w:r>
       <w:r>
-        <w:rPr>
-          <w:lang w:val="es-ES"/>
-        </w:rPr>
-        <w:t xml:space="preserve"> </w:t>
-      </w:r>
-      <w:r>
-        <w:rPr>
-          <w:lang w:val="es-ES"/>
-        </w:rPr>
+        <w:t xml:space="preserve"> </w:t>
+      </w:r>
+      <w:r>
         <w:t xml:space="preserve">(esperando temporizadores).</w:t>
       </w:r>
     </w:p>
@@ -2059,53 +1689,31 @@
         </w:numPr>
       </w:pPr>
       <w:r>
-        <w:rPr>
-          <w:lang w:val="es-ES"/>
-        </w:rPr>
         <w:t xml:space="preserve">Los puertos del Root Bridge son todos</w:t>
       </w:r>
       <w:r>
-        <w:rPr>
-          <w:lang w:val="es-ES"/>
-        </w:rPr>
         <w:t xml:space="preserve"> </w:t>
       </w:r>
       <w:r>
         <w:rPr>
           <w:b/>
           <w:bCs/>
-          <w:lang w:val="es-ES"/>
         </w:rPr>
         <w:t xml:space="preserve">Designated</w:t>
       </w:r>
       <w:r>
-        <w:rPr>
-          <w:lang w:val="es-ES"/>
-        </w:rPr>
         <w:t xml:space="preserve">: son el</w:t>
       </w:r>
       <w:r>
-        <w:rPr>
-          <w:lang w:val="es-ES"/>
-        </w:rPr>
-        <w:t xml:space="preserve"> </w:t>
-      </w:r>
-      <w:r>
-        <w:rPr>
-          <w:lang w:val="es-ES"/>
-        </w:rPr>
+        <w:t xml:space="preserve"> </w:t>
+      </w:r>
+      <w:r>
         <w:t xml:space="preserve">“punto de referencia”</w:t>
       </w:r>
       <w:r>
-        <w:rPr>
-          <w:lang w:val="es-ES"/>
-        </w:rPr>
-        <w:t xml:space="preserve"> </w:t>
-      </w:r>
-      <w:r>
-        <w:rPr>
-          <w:lang w:val="es-ES"/>
-        </w:rPr>
+        <w:t xml:space="preserve"> </w:t>
+      </w:r>
+      <w:r>
         <w:t xml:space="preserve">del árbol y nunca se bloquean.</w:t>
       </w:r>
     </w:p>
@@ -2116,9 +1724,6 @@
         <w:pStyle w:val="Heading2"/>
       </w:pPr>
       <w:r>
-        <w:rPr>
-          <w:lang w:val="es-ES"/>
-        </w:rPr>
         <w:t xml:space="preserve">8. Laboratorio: Port Security en la sala de profesores</w:t>
       </w:r>
     </w:p>
@@ -2131,9 +1736,6 @@
         </w:numPr>
       </w:pPr>
       <w:r>
-        <w:rPr>
-          <w:lang w:val="es-ES"/>
-        </w:rPr>
         <w:t xml:space="preserve">y b) Configuración completa:</w:t>
       </w:r>
     </w:p>
@@ -2345,34 +1947,21 @@
         </w:numPr>
       </w:pPr>
       <w:r>
-        <w:rPr>
-          <w:lang w:val="es-ES"/>
-        </w:rPr>
         <w:t xml:space="preserve">Verificación:</w:t>
       </w:r>
       <w:r>
-        <w:rPr>
-          <w:lang w:val="es-ES"/>
-        </w:rPr>
         <w:t xml:space="preserve"> </w:t>
       </w:r>
       <w:r>
         <w:rPr>
           <w:rStyle w:val="VerbatimChar"/>
-          <w:lang w:val="es-ES"/>
         </w:rPr>
         <w:t xml:space="preserve">Switch# show port-security interface fa0/24</w:t>
       </w:r>
       <w:r>
-        <w:rPr>
-          <w:lang w:val="es-ES"/>
-        </w:rPr>
-        <w:t xml:space="preserve"> </w:t>
-      </w:r>
-      <w:r>
-        <w:rPr>
-          <w:lang w:val="es-ES"/>
-        </w:rPr>
+        <w:t xml:space="preserve"> </w:t>
+      </w:r>
+      <w:r>
         <w:t xml:space="preserve">(muestra el máximo, las MACs seguras y el estado del puerto).</w:t>
       </w:r>
     </w:p>
@@ -2384,29 +1973,19 @@
         </w:numPr>
       </w:pPr>
       <w:r>
-        <w:rPr>
-          <w:lang w:val="es-ES"/>
-        </w:rPr>
         <w:t xml:space="preserve">La violación ocurre porque la</w:t>
       </w:r>
       <w:r>
-        <w:rPr>
-          <w:lang w:val="es-ES"/>
-        </w:rPr>
         <w:t xml:space="preserve"> </w:t>
       </w:r>
       <w:r>
         <w:rPr>
           <w:b/>
           <w:bCs/>
-          <w:lang w:val="es-ES"/>
         </w:rPr>
         <w:t xml:space="preserve">MAC sticky del PC original NO caduca</w:t>
       </w:r>
       <w:r>
-        <w:rPr>
-          <w:lang w:val="es-ES"/>
-        </w:rPr>
         <w:t xml:space="preserve">: aunque el PC se desenchufe, su MAC permanece aprendida como permanente. Al conectar el portátil, su MAC nueva hace un total de 2 MACs en el puerto y se supera el máximo (1) → violación shutdown → errdisable.</w:t>
       </w:r>
     </w:p>
@@ -2418,9 +1997,6 @@
         </w:numPr>
       </w:pPr>
       <w:r>
-        <w:rPr>
-          <w:lang w:val="es-ES"/>
-        </w:rPr>
         <w:t xml:space="preserve">Recuperar el puerto:</w:t>
       </w:r>
     </w:p>
@@ -2530,28 +2106,18 @@
         <w:pStyle w:val="FirstParagraph"/>
       </w:pPr>
       <w:r>
-        <w:rPr>
-          <w:lang w:val="es-ES"/>
-        </w:rPr>
         <w:t xml:space="preserve">(O configurar</w:t>
       </w:r>
       <w:r>
-        <w:rPr>
-          <w:lang w:val="es-ES"/>
-        </w:rPr>
         <w:t xml:space="preserve"> </w:t>
       </w:r>
       <w:r>
         <w:rPr>
           <w:rStyle w:val="VerbatimChar"/>
-          <w:lang w:val="es-ES"/>
         </w:rPr>
         <w:t xml:space="preserve">errdisable recovery cause psecure-violation</w:t>
       </w:r>
       <w:r>
-        <w:rPr>
-          <w:lang w:val="es-ES"/>
-        </w:rPr>
         <w:t xml:space="preserve">.)</w:t>
       </w:r>
     </w:p>
@@ -2564,9 +2130,6 @@
         </w:numPr>
       </w:pPr>
       <w:r>
-        <w:rPr>
-          <w:lang w:val="es-ES"/>
-        </w:rPr>
         <w:t xml:space="preserve">Sin perder seguridad, puedes:</w:t>
       </w:r>
     </w:p>
@@ -2578,34 +2141,21 @@
         </w:numPr>
       </w:pPr>
       <w:r>
-        <w:rPr>
-          <w:lang w:val="es-ES"/>
-        </w:rPr>
         <w:t xml:space="preserve">Aumentar</w:t>
       </w:r>
       <w:r>
-        <w:rPr>
-          <w:lang w:val="es-ES"/>
-        </w:rPr>
         <w:t xml:space="preserve"> </w:t>
       </w:r>
       <w:r>
         <w:rPr>
           <w:rStyle w:val="VerbatimChar"/>
-          <w:lang w:val="es-ES"/>
         </w:rPr>
         <w:t xml:space="preserve">maximum</w:t>
       </w:r>
       <w:r>
-        <w:rPr>
-          <w:lang w:val="es-ES"/>
-        </w:rPr>
-        <w:t xml:space="preserve"> </w:t>
-      </w:r>
-      <w:r>
-        <w:rPr>
-          <w:lang w:val="es-ES"/>
-        </w:rPr>
+        <w:t xml:space="preserve"> </w:t>
+      </w:r>
+      <w:r>
         <w:t xml:space="preserve">a 2 si es un puerto compartido.</w:t>
       </w:r>
     </w:p>
@@ -2617,60 +2167,37 @@
         </w:numPr>
       </w:pPr>
       <w:r>
-        <w:rPr>
-          <w:lang w:val="es-ES"/>
-        </w:rPr>
         <w:t xml:space="preserve">Configurar el</w:t>
       </w:r>
       <w:r>
-        <w:rPr>
-          <w:lang w:val="es-ES"/>
-        </w:rPr>
         <w:t xml:space="preserve"> </w:t>
       </w:r>
       <w:r>
         <w:rPr>
           <w:b/>
           <w:bCs/>
-          <w:lang w:val="es-ES"/>
         </w:rPr>
         <w:t xml:space="preserve">envejecimiento de la port security</w:t>
       </w:r>
       <w:r>
-        <w:rPr>
-          <w:lang w:val="es-ES"/>
-        </w:rPr>
-        <w:t xml:space="preserve"> </w:t>
-      </w:r>
-      <w:r>
-        <w:rPr>
-          <w:lang w:val="es-ES"/>
-        </w:rPr>
+        <w:t xml:space="preserve"> </w:t>
+      </w:r>
+      <w:r>
         <w:t xml:space="preserve">para que la MAC sticky expire si el dispositivo se desenchufa (las sticky necesitan</w:t>
       </w:r>
       <w:r>
-        <w:rPr>
-          <w:lang w:val="es-ES"/>
-        </w:rPr>
         <w:t xml:space="preserve"> </w:t>
       </w:r>
       <w:r>
         <w:rPr>
           <w:rStyle w:val="VerbatimChar"/>
-          <w:lang w:val="es-ES"/>
         </w:rPr>
         <w:t xml:space="preserve">aging static</w:t>
       </w:r>
       <w:r>
-        <w:rPr>
-          <w:lang w:val="es-ES"/>
-        </w:rPr>
-        <w:t xml:space="preserve"> </w:t>
-      </w:r>
-      <w:r>
-        <w:rPr>
-          <w:lang w:val="es-ES"/>
-        </w:rPr>
+        <w:t xml:space="preserve"> </w:t>
+      </w:r>
+      <w:r>
         <w:t xml:space="preserve">para poder caducar):</w:t>
       </w:r>
     </w:p>
@@ -2787,34 +2314,21 @@
         </w:numPr>
       </w:pPr>
       <w:r>
-        <w:rPr>
-          <w:lang w:val="es-ES"/>
-        </w:rPr>
         <w:t xml:space="preserve">O usar</w:t>
       </w:r>
       <w:r>
-        <w:rPr>
-          <w:lang w:val="es-ES"/>
-        </w:rPr>
         <w:t xml:space="preserve"> </w:t>
       </w:r>
       <w:r>
         <w:rPr>
           <w:rStyle w:val="VerbatimChar"/>
-          <w:lang w:val="es-ES"/>
         </w:rPr>
         <w:t xml:space="preserve">violation restrict</w:t>
       </w:r>
       <w:r>
-        <w:rPr>
-          <w:lang w:val="es-ES"/>
-        </w:rPr>
-        <w:t xml:space="preserve"> </w:t>
-      </w:r>
-      <w:r>
-        <w:rPr>
-          <w:lang w:val="es-ES"/>
-        </w:rPr>
+        <w:t xml:space="preserve"> </w:t>
+      </w:r>
+      <w:r>
         <w:t xml:space="preserve">(descarta el tráfico extra sin deshabilitar el puerto), aunque es menos estricto.</w:t>
       </w:r>
     </w:p>

--- a/docx/04-switching/boletin-U04-avanzado-resuelto.docx
+++ b/docx/04-switching/boletin-U04-avanzado-resuelto.docx
@@ -28,23 +28,23 @@
         </w:p>
       </w:sdtContent>
     </w:sdt>
-    <w:bookmarkStart w:id="9" w:name="boletín-ud4-avanzado-resuelto"/>
+    <w:bookmarkStart w:id="9" w:name="Xe11240f6fd706e43ad5abaf6f6957975733381a"/>
     <w:p>
       <w:pPr>
         <w:pStyle w:val="Heading1"/>
       </w:pPr>
       <w:r>
-        <w:t xml:space="preserve">Boletín UD4 — Avanzado (Resuelto)</w:t>
+        <w:t xml:space="preserve">Boletín de Switching y VLAN — Avanzado (Resuelto)</w:t>
       </w:r>
     </w:p>
     <w:bookmarkEnd w:id="9"/>
-    <w:bookmarkStart w:id="18" w:name="boletín-ud4-avanzado-resuelto-1"/>
+    <w:bookmarkStart w:id="18" w:name="X8d6cbf15e4a5c6c054e0e120d4b0c2579d1ae4b"/>
     <w:p>
       <w:pPr>
         <w:pStyle w:val="Heading1"/>
       </w:pPr>
       <w:r>
-        <w:t xml:space="preserve">✅ Boletín UD4 — Avanzado (Resuelto)</w:t>
+        <w:t xml:space="preserve">✅ Boletín de Switching y VLAN — Avanzado (Resuelto)</w:t>
       </w:r>
     </w:p>
     <w:p>

--- a/docx/04-switching/boletin-U04-avanzado-resuelto.docx
+++ b/docx/04-switching/boletin-U04-avanzado-resuelto.docx
@@ -137,6 +137,9 @@
         <w:br/>
       </w:r>
       <w:r>
+        <w:br/>
+      </w:r>
+      <w:r>
         <w:rPr>
           <w:rStyle w:val="ExtensionTok"/>
         </w:rPr>
@@ -164,7 +167,7 @@
         <w:rPr>
           <w:rStyle w:val="CommentTok"/>
         </w:rPr>
-        <w:t xml:space="preserve"># interface vlan 1</w:t>
+        <w:t xml:space="preserve"># vlan 10</w:t>
       </w:r>
       <w:r>
         <w:br/>
@@ -185,6 +188,573 @@
         <w:rPr>
           <w:rStyle w:val="ExtensionTok"/>
         </w:rPr>
+        <w:t xml:space="preserve">config-vlan</w:t>
+      </w:r>
+      <w:r>
+        <w:rPr>
+          <w:rStyle w:val="KeywordTok"/>
+        </w:rPr>
+        <w:t xml:space="preserve">)</w:t>
+      </w:r>
+      <w:r>
+        <w:rPr>
+          <w:rStyle w:val="CommentTok"/>
+        </w:rPr>
+        <w:t xml:space="preserve"># name Ventas</w:t>
+      </w:r>
+      <w:r>
+        <w:br/>
+      </w:r>
+      <w:r>
+        <w:rPr>
+          <w:rStyle w:val="ExtensionTok"/>
+        </w:rPr>
+        <w:t xml:space="preserve">SW-OFICINA-01</w:t>
+      </w:r>
+      <w:r>
+        <w:rPr>
+          <w:rStyle w:val="ErrorTok"/>
+        </w:rPr>
+        <w:t xml:space="preserve">(</w:t>
+      </w:r>
+      <w:r>
+        <w:rPr>
+          <w:rStyle w:val="ExtensionTok"/>
+        </w:rPr>
+        <w:t xml:space="preserve">config-vlan</w:t>
+      </w:r>
+      <w:r>
+        <w:rPr>
+          <w:rStyle w:val="KeywordTok"/>
+        </w:rPr>
+        <w:t xml:space="preserve">)</w:t>
+      </w:r>
+      <w:r>
+        <w:rPr>
+          <w:rStyle w:val="CommentTok"/>
+        </w:rPr>
+        <w:t xml:space="preserve"># exit</w:t>
+      </w:r>
+      <w:r>
+        <w:br/>
+      </w:r>
+      <w:r>
+        <w:rPr>
+          <w:rStyle w:val="ExtensionTok"/>
+        </w:rPr>
+        <w:t xml:space="preserve">SW-OFICINA-01</w:t>
+      </w:r>
+      <w:r>
+        <w:rPr>
+          <w:rStyle w:val="ErrorTok"/>
+        </w:rPr>
+        <w:t xml:space="preserve">(</w:t>
+      </w:r>
+      <w:r>
+        <w:rPr>
+          <w:rStyle w:val="ExtensionTok"/>
+        </w:rPr>
+        <w:t xml:space="preserve">config</w:t>
+      </w:r>
+      <w:r>
+        <w:rPr>
+          <w:rStyle w:val="KeywordTok"/>
+        </w:rPr>
+        <w:t xml:space="preserve">)</w:t>
+      </w:r>
+      <w:r>
+        <w:rPr>
+          <w:rStyle w:val="CommentTok"/>
+        </w:rPr>
+        <w:t xml:space="preserve"># vlan 20</w:t>
+      </w:r>
+      <w:r>
+        <w:br/>
+      </w:r>
+      <w:r>
+        <w:rPr>
+          <w:rStyle w:val="ExtensionTok"/>
+        </w:rPr>
+        <w:t xml:space="preserve">SW-OFICINA-01</w:t>
+      </w:r>
+      <w:r>
+        <w:rPr>
+          <w:rStyle w:val="ErrorTok"/>
+        </w:rPr>
+        <w:t xml:space="preserve">(</w:t>
+      </w:r>
+      <w:r>
+        <w:rPr>
+          <w:rStyle w:val="ExtensionTok"/>
+        </w:rPr>
+        <w:t xml:space="preserve">config-vlan</w:t>
+      </w:r>
+      <w:r>
+        <w:rPr>
+          <w:rStyle w:val="KeywordTok"/>
+        </w:rPr>
+        <w:t xml:space="preserve">)</w:t>
+      </w:r>
+      <w:r>
+        <w:rPr>
+          <w:rStyle w:val="CommentTok"/>
+        </w:rPr>
+        <w:t xml:space="preserve"># name RRHH</w:t>
+      </w:r>
+      <w:r>
+        <w:br/>
+      </w:r>
+      <w:r>
+        <w:rPr>
+          <w:rStyle w:val="ExtensionTok"/>
+        </w:rPr>
+        <w:t xml:space="preserve">SW-OFICINA-01</w:t>
+      </w:r>
+      <w:r>
+        <w:rPr>
+          <w:rStyle w:val="ErrorTok"/>
+        </w:rPr>
+        <w:t xml:space="preserve">(</w:t>
+      </w:r>
+      <w:r>
+        <w:rPr>
+          <w:rStyle w:val="ExtensionTok"/>
+        </w:rPr>
+        <w:t xml:space="preserve">config-vlan</w:t>
+      </w:r>
+      <w:r>
+        <w:rPr>
+          <w:rStyle w:val="KeywordTok"/>
+        </w:rPr>
+        <w:t xml:space="preserve">)</w:t>
+      </w:r>
+      <w:r>
+        <w:rPr>
+          <w:rStyle w:val="CommentTok"/>
+        </w:rPr>
+        <w:t xml:space="preserve"># exit</w:t>
+      </w:r>
+      <w:r>
+        <w:br/>
+      </w:r>
+      <w:r>
+        <w:rPr>
+          <w:rStyle w:val="ExtensionTok"/>
+        </w:rPr>
+        <w:t xml:space="preserve">SW-OFICINA-01</w:t>
+      </w:r>
+      <w:r>
+        <w:rPr>
+          <w:rStyle w:val="ErrorTok"/>
+        </w:rPr>
+        <w:t xml:space="preserve">(</w:t>
+      </w:r>
+      <w:r>
+        <w:rPr>
+          <w:rStyle w:val="ExtensionTok"/>
+        </w:rPr>
+        <w:t xml:space="preserve">config</w:t>
+      </w:r>
+      <w:r>
+        <w:rPr>
+          <w:rStyle w:val="KeywordTok"/>
+        </w:rPr>
+        <w:t xml:space="preserve">)</w:t>
+      </w:r>
+      <w:r>
+        <w:rPr>
+          <w:rStyle w:val="CommentTok"/>
+        </w:rPr>
+        <w:t xml:space="preserve"># vlan 999</w:t>
+      </w:r>
+      <w:r>
+        <w:br/>
+      </w:r>
+      <w:r>
+        <w:rPr>
+          <w:rStyle w:val="ExtensionTok"/>
+        </w:rPr>
+        <w:t xml:space="preserve">SW-OFICINA-01</w:t>
+      </w:r>
+      <w:r>
+        <w:rPr>
+          <w:rStyle w:val="ErrorTok"/>
+        </w:rPr>
+        <w:t xml:space="preserve">(</w:t>
+      </w:r>
+      <w:r>
+        <w:rPr>
+          <w:rStyle w:val="ExtensionTok"/>
+        </w:rPr>
+        <w:t xml:space="preserve">config-vlan</w:t>
+      </w:r>
+      <w:r>
+        <w:rPr>
+          <w:rStyle w:val="KeywordTok"/>
+        </w:rPr>
+        <w:t xml:space="preserve">)</w:t>
+      </w:r>
+      <w:r>
+        <w:rPr>
+          <w:rStyle w:val="CommentTok"/>
+        </w:rPr>
+        <w:t xml:space="preserve"># name Gestion</w:t>
+      </w:r>
+      <w:r>
+        <w:br/>
+      </w:r>
+      <w:r>
+        <w:rPr>
+          <w:rStyle w:val="ExtensionTok"/>
+        </w:rPr>
+        <w:t xml:space="preserve">SW-OFICINA-01</w:t>
+      </w:r>
+      <w:r>
+        <w:rPr>
+          <w:rStyle w:val="ErrorTok"/>
+        </w:rPr>
+        <w:t xml:space="preserve">(</w:t>
+      </w:r>
+      <w:r>
+        <w:rPr>
+          <w:rStyle w:val="ExtensionTok"/>
+        </w:rPr>
+        <w:t xml:space="preserve">config-vlan</w:t>
+      </w:r>
+      <w:r>
+        <w:rPr>
+          <w:rStyle w:val="KeywordTok"/>
+        </w:rPr>
+        <w:t xml:space="preserve">)</w:t>
+      </w:r>
+      <w:r>
+        <w:rPr>
+          <w:rStyle w:val="CommentTok"/>
+        </w:rPr>
+        <w:t xml:space="preserve"># exit</w:t>
+      </w:r>
+      <w:r>
+        <w:br/>
+      </w:r>
+      <w:r>
+        <w:br/>
+      </w:r>
+      <w:r>
+        <w:rPr>
+          <w:rStyle w:val="ExtensionTok"/>
+        </w:rPr>
+        <w:t xml:space="preserve">SW-OFICINA-01</w:t>
+      </w:r>
+      <w:r>
+        <w:rPr>
+          <w:rStyle w:val="ErrorTok"/>
+        </w:rPr>
+        <w:t xml:space="preserve">(</w:t>
+      </w:r>
+      <w:r>
+        <w:rPr>
+          <w:rStyle w:val="ExtensionTok"/>
+        </w:rPr>
+        <w:t xml:space="preserve">config</w:t>
+      </w:r>
+      <w:r>
+        <w:rPr>
+          <w:rStyle w:val="KeywordTok"/>
+        </w:rPr>
+        <w:t xml:space="preserve">)</w:t>
+      </w:r>
+      <w:r>
+        <w:rPr>
+          <w:rStyle w:val="CommentTok"/>
+        </w:rPr>
+        <w:t xml:space="preserve"># interface range fa0/1-10</w:t>
+      </w:r>
+      <w:r>
+        <w:br/>
+      </w:r>
+      <w:r>
+        <w:rPr>
+          <w:rStyle w:val="ExtensionTok"/>
+        </w:rPr>
+        <w:t xml:space="preserve">SW-OFICINA-01</w:t>
+      </w:r>
+      <w:r>
+        <w:rPr>
+          <w:rStyle w:val="ErrorTok"/>
+        </w:rPr>
+        <w:t xml:space="preserve">(</w:t>
+      </w:r>
+      <w:r>
+        <w:rPr>
+          <w:rStyle w:val="ExtensionTok"/>
+        </w:rPr>
+        <w:t xml:space="preserve">config-if-range</w:t>
+      </w:r>
+      <w:r>
+        <w:rPr>
+          <w:rStyle w:val="KeywordTok"/>
+        </w:rPr>
+        <w:t xml:space="preserve">)</w:t>
+      </w:r>
+      <w:r>
+        <w:rPr>
+          <w:rStyle w:val="CommentTok"/>
+        </w:rPr>
+        <w:t xml:space="preserve"># switchport mode access</w:t>
+      </w:r>
+      <w:r>
+        <w:br/>
+      </w:r>
+      <w:r>
+        <w:rPr>
+          <w:rStyle w:val="ExtensionTok"/>
+        </w:rPr>
+        <w:t xml:space="preserve">SW-OFICINA-01</w:t>
+      </w:r>
+      <w:r>
+        <w:rPr>
+          <w:rStyle w:val="ErrorTok"/>
+        </w:rPr>
+        <w:t xml:space="preserve">(</w:t>
+      </w:r>
+      <w:r>
+        <w:rPr>
+          <w:rStyle w:val="ExtensionTok"/>
+        </w:rPr>
+        <w:t xml:space="preserve">config-if-range</w:t>
+      </w:r>
+      <w:r>
+        <w:rPr>
+          <w:rStyle w:val="KeywordTok"/>
+        </w:rPr>
+        <w:t xml:space="preserve">)</w:t>
+      </w:r>
+      <w:r>
+        <w:rPr>
+          <w:rStyle w:val="CommentTok"/>
+        </w:rPr>
+        <w:t xml:space="preserve"># switchport access vlan 10</w:t>
+      </w:r>
+      <w:r>
+        <w:br/>
+      </w:r>
+      <w:r>
+        <w:rPr>
+          <w:rStyle w:val="ExtensionTok"/>
+        </w:rPr>
+        <w:t xml:space="preserve">SW-OFICINA-01</w:t>
+      </w:r>
+      <w:r>
+        <w:rPr>
+          <w:rStyle w:val="ErrorTok"/>
+        </w:rPr>
+        <w:t xml:space="preserve">(</w:t>
+      </w:r>
+      <w:r>
+        <w:rPr>
+          <w:rStyle w:val="ExtensionTok"/>
+        </w:rPr>
+        <w:t xml:space="preserve">config-if-range</w:t>
+      </w:r>
+      <w:r>
+        <w:rPr>
+          <w:rStyle w:val="KeywordTok"/>
+        </w:rPr>
+        <w:t xml:space="preserve">)</w:t>
+      </w:r>
+      <w:r>
+        <w:rPr>
+          <w:rStyle w:val="CommentTok"/>
+        </w:rPr>
+        <w:t xml:space="preserve"># exit</w:t>
+      </w:r>
+      <w:r>
+        <w:br/>
+      </w:r>
+      <w:r>
+        <w:rPr>
+          <w:rStyle w:val="ExtensionTok"/>
+        </w:rPr>
+        <w:t xml:space="preserve">SW-OFICINA-01</w:t>
+      </w:r>
+      <w:r>
+        <w:rPr>
+          <w:rStyle w:val="ErrorTok"/>
+        </w:rPr>
+        <w:t xml:space="preserve">(</w:t>
+      </w:r>
+      <w:r>
+        <w:rPr>
+          <w:rStyle w:val="ExtensionTok"/>
+        </w:rPr>
+        <w:t xml:space="preserve">config</w:t>
+      </w:r>
+      <w:r>
+        <w:rPr>
+          <w:rStyle w:val="KeywordTok"/>
+        </w:rPr>
+        <w:t xml:space="preserve">)</w:t>
+      </w:r>
+      <w:r>
+        <w:rPr>
+          <w:rStyle w:val="CommentTok"/>
+        </w:rPr>
+        <w:t xml:space="preserve"># interface range fa0/11-12</w:t>
+      </w:r>
+      <w:r>
+        <w:br/>
+      </w:r>
+      <w:r>
+        <w:rPr>
+          <w:rStyle w:val="ExtensionTok"/>
+        </w:rPr>
+        <w:t xml:space="preserve">SW-OFICINA-01</w:t>
+      </w:r>
+      <w:r>
+        <w:rPr>
+          <w:rStyle w:val="ErrorTok"/>
+        </w:rPr>
+        <w:t xml:space="preserve">(</w:t>
+      </w:r>
+      <w:r>
+        <w:rPr>
+          <w:rStyle w:val="ExtensionTok"/>
+        </w:rPr>
+        <w:t xml:space="preserve">config-if-range</w:t>
+      </w:r>
+      <w:r>
+        <w:rPr>
+          <w:rStyle w:val="KeywordTok"/>
+        </w:rPr>
+        <w:t xml:space="preserve">)</w:t>
+      </w:r>
+      <w:r>
+        <w:rPr>
+          <w:rStyle w:val="CommentTok"/>
+        </w:rPr>
+        <w:t xml:space="preserve"># switchport mode access</w:t>
+      </w:r>
+      <w:r>
+        <w:br/>
+      </w:r>
+      <w:r>
+        <w:rPr>
+          <w:rStyle w:val="ExtensionTok"/>
+        </w:rPr>
+        <w:t xml:space="preserve">SW-OFICINA-01</w:t>
+      </w:r>
+      <w:r>
+        <w:rPr>
+          <w:rStyle w:val="ErrorTok"/>
+        </w:rPr>
+        <w:t xml:space="preserve">(</w:t>
+      </w:r>
+      <w:r>
+        <w:rPr>
+          <w:rStyle w:val="ExtensionTok"/>
+        </w:rPr>
+        <w:t xml:space="preserve">config-if-range</w:t>
+      </w:r>
+      <w:r>
+        <w:rPr>
+          <w:rStyle w:val="KeywordTok"/>
+        </w:rPr>
+        <w:t xml:space="preserve">)</w:t>
+      </w:r>
+      <w:r>
+        <w:rPr>
+          <w:rStyle w:val="CommentTok"/>
+        </w:rPr>
+        <w:t xml:space="preserve"># switchport access vlan 20</w:t>
+      </w:r>
+      <w:r>
+        <w:br/>
+      </w:r>
+      <w:r>
+        <w:rPr>
+          <w:rStyle w:val="ExtensionTok"/>
+        </w:rPr>
+        <w:t xml:space="preserve">SW-OFICINA-01</w:t>
+      </w:r>
+      <w:r>
+        <w:rPr>
+          <w:rStyle w:val="ErrorTok"/>
+        </w:rPr>
+        <w:t xml:space="preserve">(</w:t>
+      </w:r>
+      <w:r>
+        <w:rPr>
+          <w:rStyle w:val="ExtensionTok"/>
+        </w:rPr>
+        <w:t xml:space="preserve">config-if-range</w:t>
+      </w:r>
+      <w:r>
+        <w:rPr>
+          <w:rStyle w:val="KeywordTok"/>
+        </w:rPr>
+        <w:t xml:space="preserve">)</w:t>
+      </w:r>
+      <w:r>
+        <w:rPr>
+          <w:rStyle w:val="CommentTok"/>
+        </w:rPr>
+        <w:t xml:space="preserve"># exit</w:t>
+      </w:r>
+      <w:r>
+        <w:br/>
+      </w:r>
+      <w:r>
+        <w:br/>
+      </w:r>
+      <w:r>
+        <w:rPr>
+          <w:rStyle w:val="ExtensionTok"/>
+        </w:rPr>
+        <w:t xml:space="preserve">SW-OFICINA-01</w:t>
+      </w:r>
+      <w:r>
+        <w:rPr>
+          <w:rStyle w:val="ErrorTok"/>
+        </w:rPr>
+        <w:t xml:space="preserve">(</w:t>
+      </w:r>
+      <w:r>
+        <w:rPr>
+          <w:rStyle w:val="ExtensionTok"/>
+        </w:rPr>
+        <w:t xml:space="preserve">config</w:t>
+      </w:r>
+      <w:r>
+        <w:rPr>
+          <w:rStyle w:val="KeywordTok"/>
+        </w:rPr>
+        <w:t xml:space="preserve">)</w:t>
+      </w:r>
+      <w:r>
+        <w:rPr>
+          <w:rStyle w:val="CommentTok"/>
+        </w:rPr>
+        <w:t xml:space="preserve"># interface vlan 999</w:t>
+      </w:r>
+      <w:r>
+        <w:br/>
+      </w:r>
+      <w:r>
+        <w:rPr>
+          <w:rStyle w:val="ExtensionTok"/>
+        </w:rPr>
+        <w:t xml:space="preserve">SW-OFICINA-01</w:t>
+      </w:r>
+      <w:r>
+        <w:rPr>
+          <w:rStyle w:val="ErrorTok"/>
+        </w:rPr>
+        <w:t xml:space="preserve">(</w:t>
+      </w:r>
+      <w:r>
+        <w:rPr>
+          <w:rStyle w:val="ExtensionTok"/>
+        </w:rPr>
         <w:t xml:space="preserve">config-if</w:t>
       </w:r>
       <w:r>
@@ -197,7 +767,7 @@
         <w:rPr>
           <w:rStyle w:val="CommentTok"/>
         </w:rPr>
-        <w:t xml:space="preserve"># ip address 192.168.1.10 255.255.255.0</w:t>
+        <w:t xml:space="preserve"># ip address 192.168.99.10 255.255.255.0</w:t>
       </w:r>
       <w:r>
         <w:br/>
@@ -296,357 +866,12 @@
         <w:rPr>
           <w:rStyle w:val="CommentTok"/>
         </w:rPr>
-        <w:t xml:space="preserve"># ip default-gateway 192.168.1.1</w:t>
-      </w:r>
-      <w:r>
-        <w:br/>
-      </w:r>
-      <w:r>
-        <w:br/>
-      </w:r>
-      <w:r>
-        <w:rPr>
-          <w:rStyle w:val="ExtensionTok"/>
-        </w:rPr>
-        <w:t xml:space="preserve">SW-OFICINA-01</w:t>
-      </w:r>
-      <w:r>
-        <w:rPr>
-          <w:rStyle w:val="ErrorTok"/>
-        </w:rPr>
-        <w:t xml:space="preserve">(</w:t>
-      </w:r>
-      <w:r>
-        <w:rPr>
-          <w:rStyle w:val="ExtensionTok"/>
-        </w:rPr>
-        <w:t xml:space="preserve">config</w:t>
-      </w:r>
-      <w:r>
-        <w:rPr>
-          <w:rStyle w:val="KeywordTok"/>
-        </w:rPr>
-        <w:t xml:space="preserve">)</w:t>
-      </w:r>
-      <w:r>
-        <w:rPr>
-          <w:rStyle w:val="CommentTok"/>
-        </w:rPr>
-        <w:t xml:space="preserve"># interface range fa0/1-10</w:t>
-      </w:r>
-      <w:r>
-        <w:br/>
-      </w:r>
-      <w:r>
-        <w:rPr>
-          <w:rStyle w:val="ExtensionTok"/>
-        </w:rPr>
-        <w:t xml:space="preserve">SW-OFICINA-01</w:t>
-      </w:r>
-      <w:r>
-        <w:rPr>
-          <w:rStyle w:val="ErrorTok"/>
-        </w:rPr>
-        <w:t xml:space="preserve">(</w:t>
-      </w:r>
-      <w:r>
-        <w:rPr>
-          <w:rStyle w:val="ExtensionTok"/>
-        </w:rPr>
-        <w:t xml:space="preserve">config-if-range</w:t>
-      </w:r>
-      <w:r>
-        <w:rPr>
-          <w:rStyle w:val="KeywordTok"/>
-        </w:rPr>
-        <w:t xml:space="preserve">)</w:t>
-      </w:r>
-      <w:r>
-        <w:rPr>
-          <w:rStyle w:val="CommentTok"/>
-        </w:rPr>
-        <w:t xml:space="preserve"># switchport mode access</w:t>
-      </w:r>
-      <w:r>
-        <w:br/>
-      </w:r>
-      <w:r>
-        <w:rPr>
-          <w:rStyle w:val="ExtensionTok"/>
-        </w:rPr>
-        <w:t xml:space="preserve">SW-OFICINA-01</w:t>
-      </w:r>
-      <w:r>
-        <w:rPr>
-          <w:rStyle w:val="ErrorTok"/>
-        </w:rPr>
-        <w:t xml:space="preserve">(</w:t>
-      </w:r>
-      <w:r>
-        <w:rPr>
-          <w:rStyle w:val="ExtensionTok"/>
-        </w:rPr>
-        <w:t xml:space="preserve">config-if-range</w:t>
-      </w:r>
-      <w:r>
-        <w:rPr>
-          <w:rStyle w:val="KeywordTok"/>
-        </w:rPr>
-        <w:t xml:space="preserve">)</w:t>
-      </w:r>
-      <w:r>
-        <w:rPr>
-          <w:rStyle w:val="CommentTok"/>
-        </w:rPr>
-        <w:t xml:space="preserve"># switchport port-security</w:t>
-      </w:r>
-      <w:r>
-        <w:br/>
-      </w:r>
-      <w:r>
-        <w:rPr>
-          <w:rStyle w:val="ExtensionTok"/>
-        </w:rPr>
-        <w:t xml:space="preserve">SW-OFICINA-01</w:t>
-      </w:r>
-      <w:r>
-        <w:rPr>
-          <w:rStyle w:val="ErrorTok"/>
-        </w:rPr>
-        <w:t xml:space="preserve">(</w:t>
-      </w:r>
-      <w:r>
-        <w:rPr>
-          <w:rStyle w:val="ExtensionTok"/>
-        </w:rPr>
-        <w:t xml:space="preserve">config-if-range</w:t>
-      </w:r>
-      <w:r>
-        <w:rPr>
-          <w:rStyle w:val="KeywordTok"/>
-        </w:rPr>
-        <w:t xml:space="preserve">)</w:t>
-      </w:r>
-      <w:r>
-        <w:rPr>
-          <w:rStyle w:val="CommentTok"/>
-        </w:rPr>
-        <w:t xml:space="preserve"># switchport port-security maximum 2</w:t>
-      </w:r>
-      <w:r>
-        <w:br/>
-      </w:r>
-      <w:r>
-        <w:rPr>
-          <w:rStyle w:val="ExtensionTok"/>
-        </w:rPr>
-        <w:t xml:space="preserve">SW-OFICINA-01</w:t>
-      </w:r>
-      <w:r>
-        <w:rPr>
-          <w:rStyle w:val="ErrorTok"/>
-        </w:rPr>
-        <w:t xml:space="preserve">(</w:t>
-      </w:r>
-      <w:r>
-        <w:rPr>
-          <w:rStyle w:val="ExtensionTok"/>
-        </w:rPr>
-        <w:t xml:space="preserve">config-if-range</w:t>
-      </w:r>
-      <w:r>
-        <w:rPr>
-          <w:rStyle w:val="KeywordTok"/>
-        </w:rPr>
-        <w:t xml:space="preserve">)</w:t>
-      </w:r>
-      <w:r>
-        <w:rPr>
-          <w:rStyle w:val="CommentTok"/>
-        </w:rPr>
-        <w:t xml:space="preserve"># switchport port-security mac-address sticky</w:t>
-      </w:r>
-      <w:r>
-        <w:br/>
-      </w:r>
-      <w:r>
-        <w:rPr>
-          <w:rStyle w:val="ExtensionTok"/>
-        </w:rPr>
-        <w:t xml:space="preserve">SW-OFICINA-01</w:t>
-      </w:r>
-      <w:r>
-        <w:rPr>
-          <w:rStyle w:val="ErrorTok"/>
-        </w:rPr>
-        <w:t xml:space="preserve">(</w:t>
-      </w:r>
-      <w:r>
-        <w:rPr>
-          <w:rStyle w:val="ExtensionTok"/>
-        </w:rPr>
-        <w:t xml:space="preserve">config-if-range</w:t>
-      </w:r>
-      <w:r>
-        <w:rPr>
-          <w:rStyle w:val="KeywordTok"/>
-        </w:rPr>
-        <w:t xml:space="preserve">)</w:t>
-      </w:r>
-      <w:r>
-        <w:rPr>
-          <w:rStyle w:val="CommentTok"/>
-        </w:rPr>
-        <w:t xml:space="preserve"># switchport port-security violation shutdown</w:t>
-      </w:r>
-      <w:r>
-        <w:br/>
-      </w:r>
-      <w:r>
-        <w:rPr>
-          <w:rStyle w:val="ExtensionTok"/>
-        </w:rPr>
-        <w:t xml:space="preserve">SW-OFICINA-01</w:t>
-      </w:r>
-      <w:r>
-        <w:rPr>
-          <w:rStyle w:val="ErrorTok"/>
-        </w:rPr>
-        <w:t xml:space="preserve">(</w:t>
-      </w:r>
-      <w:r>
-        <w:rPr>
-          <w:rStyle w:val="ExtensionTok"/>
-        </w:rPr>
-        <w:t xml:space="preserve">config-if-range</w:t>
-      </w:r>
-      <w:r>
-        <w:rPr>
-          <w:rStyle w:val="KeywordTok"/>
-        </w:rPr>
-        <w:t xml:space="preserve">)</w:t>
-      </w:r>
-      <w:r>
-        <w:rPr>
-          <w:rStyle w:val="CommentTok"/>
-        </w:rPr>
-        <w:t xml:space="preserve"># exit</w:t>
-      </w:r>
-      <w:r>
-        <w:br/>
-      </w:r>
-      <w:r>
-        <w:br/>
-      </w:r>
-      <w:r>
-        <w:rPr>
-          <w:rStyle w:val="ExtensionTok"/>
-        </w:rPr>
-        <w:t xml:space="preserve">SW-OFICINA-01</w:t>
-      </w:r>
-      <w:r>
-        <w:rPr>
-          <w:rStyle w:val="ErrorTok"/>
-        </w:rPr>
-        <w:t xml:space="preserve">(</w:t>
-      </w:r>
-      <w:r>
-        <w:rPr>
-          <w:rStyle w:val="ExtensionTok"/>
-        </w:rPr>
-        <w:t xml:space="preserve">config</w:t>
-      </w:r>
-      <w:r>
-        <w:rPr>
-          <w:rStyle w:val="KeywordTok"/>
-        </w:rPr>
-        <w:t xml:space="preserve">)</w:t>
-      </w:r>
-      <w:r>
-        <w:rPr>
-          <w:rStyle w:val="CommentTok"/>
-        </w:rPr>
-        <w:t xml:space="preserve"># interface range fa0/11-12</w:t>
-      </w:r>
-      <w:r>
-        <w:br/>
-      </w:r>
-      <w:r>
-        <w:rPr>
-          <w:rStyle w:val="ExtensionTok"/>
-        </w:rPr>
-        <w:t xml:space="preserve">SW-OFICINA-01</w:t>
-      </w:r>
-      <w:r>
-        <w:rPr>
-          <w:rStyle w:val="ErrorTok"/>
-        </w:rPr>
-        <w:t xml:space="preserve">(</w:t>
-      </w:r>
-      <w:r>
-        <w:rPr>
-          <w:rStyle w:val="ExtensionTok"/>
-        </w:rPr>
-        <w:t xml:space="preserve">config-if-range</w:t>
-      </w:r>
-      <w:r>
-        <w:rPr>
-          <w:rStyle w:val="KeywordTok"/>
-        </w:rPr>
-        <w:t xml:space="preserve">)</w:t>
-      </w:r>
-      <w:r>
-        <w:rPr>
-          <w:rStyle w:val="CommentTok"/>
-        </w:rPr>
-        <w:t xml:space="preserve"># switchport mode trunk</w:t>
-      </w:r>
-      <w:r>
-        <w:br/>
-      </w:r>
-      <w:r>
-        <w:rPr>
-          <w:rStyle w:val="ExtensionTok"/>
-        </w:rPr>
-        <w:t xml:space="preserve">SW-OFICINA-01</w:t>
-      </w:r>
-      <w:r>
-        <w:rPr>
-          <w:rStyle w:val="ErrorTok"/>
-        </w:rPr>
-        <w:t xml:space="preserve">(</w:t>
-      </w:r>
-      <w:r>
-        <w:rPr>
-          <w:rStyle w:val="ExtensionTok"/>
-        </w:rPr>
-        <w:t xml:space="preserve">config-if-range</w:t>
-      </w:r>
-      <w:r>
-        <w:rPr>
-          <w:rStyle w:val="KeywordTok"/>
-        </w:rPr>
-        <w:t xml:space="preserve">)</w:t>
-      </w:r>
-      <w:r>
-        <w:rPr>
-          <w:rStyle w:val="CommentTok"/>
-        </w:rPr>
-        <w:t xml:space="preserve"># exit</w:t>
-      </w:r>
-    </w:p>
-    <w:bookmarkEnd w:id="10"/>
-    <w:bookmarkStart w:id="11" w:name="análisis-de-topología-stp"/>
-    <w:p>
-      <w:pPr>
-        <w:pStyle w:val="Heading2"/>
-      </w:pPr>
-      <w:r>
-        <w:t xml:space="preserve">2. Análisis de topología STP</w:t>
-      </w:r>
-    </w:p>
-    <w:p>
-      <w:pPr>
+        <w:t xml:space="preserve"># ip default-gateway 192.168.99.1</w:t>
+      </w:r>
+    </w:p>
+    <w:p>
+      <w:pPr>
+        <w:pStyle w:val="Compact"/>
         <w:numPr>
           <w:ilvl w:val="0"/>
           <w:numId w:val="1001"/>
@@ -654,6 +879,36 @@
       </w:pPr>
       <w:r>
         <w:rPr>
+          <w:rStyle w:val="VerbatimChar"/>
+        </w:rPr>
+        <w:t xml:space="preserve">show vlan brief</w:t>
+      </w:r>
+      <w:r>
+        <w:t xml:space="preserve"> </w:t>
+      </w:r>
+      <w:r>
+        <w:t xml:space="preserve">— lista las VLANs 10, 20 y 999 y qué puertos tiene asignados cada una.</w:t>
+      </w:r>
+    </w:p>
+    <w:bookmarkEnd w:id="10"/>
+    <w:bookmarkStart w:id="11" w:name="análisis-de-topología-stp"/>
+    <w:p>
+      <w:pPr>
+        <w:pStyle w:val="Heading2"/>
+      </w:pPr>
+      <w:r>
+        <w:t xml:space="preserve">2. Análisis de topología STP</w:t>
+      </w:r>
+    </w:p>
+    <w:p>
+      <w:pPr>
+        <w:numPr>
+          <w:ilvl w:val="0"/>
+          <w:numId w:val="1002"/>
+        </w:numPr>
+      </w:pPr>
+      <w:r>
+        <w:rPr>
           <w:b/>
           <w:bCs/>
         </w:rPr>
@@ -670,7 +925,7 @@
       <w:pPr>
         <w:numPr>
           <w:ilvl w:val="0"/>
-          <w:numId w:val="1001"/>
+          <w:numId w:val="1002"/>
         </w:numPr>
       </w:pPr>
       <w:r>
@@ -707,7 +962,7 @@
       <w:pPr>
         <w:numPr>
           <w:ilvl w:val="0"/>
-          <w:numId w:val="1001"/>
+          <w:numId w:val="1002"/>
         </w:numPr>
       </w:pPr>
       <w:r>
@@ -744,7 +999,7 @@
       <w:pPr>
         <w:numPr>
           <w:ilvl w:val="0"/>
-          <w:numId w:val="1001"/>
+          <w:numId w:val="1002"/>
         </w:numPr>
       </w:pPr>
       <w:r>
@@ -769,7 +1024,7 @@
         <w:pStyle w:val="Compact"/>
         <w:numPr>
           <w:ilvl w:val="1"/>
-          <w:numId w:val="1002"/>
+          <w:numId w:val="1003"/>
         </w:numPr>
       </w:pPr>
       <w:r>
@@ -781,7 +1036,7 @@
         <w:pStyle w:val="Compact"/>
         <w:numPr>
           <w:ilvl w:val="1"/>
-          <w:numId w:val="1002"/>
+          <w:numId w:val="1003"/>
         </w:numPr>
       </w:pPr>
       <w:r>
@@ -793,11 +1048,11 @@
         <w:pStyle w:val="Compact"/>
         <w:numPr>
           <w:ilvl w:val="1"/>
-          <w:numId w:val="1002"/>
+          <w:numId w:val="1003"/>
         </w:numPr>
       </w:pPr>
       <w:r>
-        <w:t xml:space="preserve">Todos los puertos pasan por los estados STP (blocking → listening → learning → forwarding)</w:t>
+        <w:t xml:space="preserve">Los puertos necesarios pasan por listening y learning antes de reenviar (los que estaban bloqueados esperan además a que se resuelva la topología)</w:t>
       </w:r>
     </w:p>
     <w:p>
@@ -805,49 +1060,200 @@
         <w:pStyle w:val="Compact"/>
         <w:numPr>
           <w:ilvl w:val="1"/>
-          <w:numId w:val="1002"/>
+          <w:numId w:val="1003"/>
         </w:numPr>
       </w:pPr>
       <w:r>
-        <w:t xml:space="preserve">Convergencia: ~50 segundos con STP, ~3 segundos con RSTP</w:t>
+        <w:t xml:space="preserve">Convergencia: ~30-50 segundos con STP, ~1-3 segundos con RSTP</w:t>
       </w:r>
     </w:p>
     <w:bookmarkEnd w:id="11"/>
-    <w:bookmarkStart w:id="12" w:name="diagnóstico-de-port-security"/>
+    <w:bookmarkStart w:id="12" w:name="diagnóstico-de-vlan"/>
     <w:p>
       <w:pPr>
         <w:pStyle w:val="Heading2"/>
       </w:pPr>
       <w:r>
-        <w:t xml:space="preserve">3. Diagnóstico de port security</w:t>
+        <w:t xml:space="preserve">3. Diagnóstico de VLAN</w:t>
       </w:r>
     </w:p>
     <w:p>
       <w:pPr>
         <w:numPr>
           <w:ilvl w:val="0"/>
-          <w:numId w:val="1003"/>
+          <w:numId w:val="1004"/>
         </w:numPr>
       </w:pPr>
+      <w:r>
+        <w:rPr>
+          <w:rStyle w:val="VerbatimChar"/>
+        </w:rPr>
+        <w:t xml:space="preserve">show vlan brief</w:t>
+      </w:r>
+      <w:r>
+        <w:t xml:space="preserve"> </w:t>
+      </w:r>
+      <w:r>
+        <w:t xml:space="preserve">— lista todas las VLANs del switch y los puertos de cada una. (También sirve</w:t>
+      </w:r>
+      <w:r>
+        <w:t xml:space="preserve"> </w:t>
+      </w:r>
+      <w:r>
+        <w:rPr>
+          <w:rStyle w:val="VerbatimChar"/>
+        </w:rPr>
+        <w:t xml:space="preserve">show interfaces fa0/9 switchport</w:t>
+      </w:r>
+      <w:r>
+        <w:t xml:space="preserve"> </w:t>
+      </w:r>
+      <w:r>
+        <w:t xml:space="preserve">si quieres mirar solo ese puerto.)</w:t>
+      </w:r>
+    </w:p>
+    <w:p>
+      <w:pPr>
+        <w:numPr>
+          <w:ilvl w:val="0"/>
+          <w:numId w:val="1004"/>
+        </w:numPr>
+      </w:pPr>
+      <w:r>
+        <w:t xml:space="preserve">El puerto Fa0/9</w:t>
+      </w:r>
+      <w:r>
+        <w:t xml:space="preserve"> </w:t>
+      </w:r>
       <w:r>
         <w:rPr>
           <w:b/>
           <w:bCs/>
         </w:rPr>
-        <w:t xml:space="preserve">Ocurrió porque</w:t>
-      </w:r>
-      <w:r>
-        <w:t xml:space="preserve"> </w:t>
-      </w:r>
-      <w:r>
-        <w:t xml:space="preserve">el usuario conectó un switch no administrado. Los PCs de ambos usuarios tienen MACs diferentes, y el switch de red ve más de 1 MAC en el puerto, superando el límite (maximum 1).</w:t>
-      </w:r>
-    </w:p>
-    <w:p>
-      <w:pPr>
+        <w:t xml:space="preserve">no se asignó a la VLAN 10</w:t>
+      </w:r>
+      <w:r>
+        <w:t xml:space="preserve"> </w:t>
+      </w:r>
+      <w:r>
+        <w:t xml:space="preserve">(se quedó en la VLAN 1 de fábrica). Se confirma con</w:t>
+      </w:r>
+      <w:r>
+        <w:t xml:space="preserve"> </w:t>
+      </w:r>
+      <w:r>
+        <w:rPr>
+          <w:rStyle w:val="VerbatimChar"/>
+        </w:rPr>
+        <w:t xml:space="preserve">show vlan brief</w:t>
+      </w:r>
+      <w:r>
+        <w:t xml:space="preserve">: Fa0/9 aparece listado en la VLAN 1, mientras Fa0/10 aparece en la VLAN 10.</w:t>
+      </w:r>
+    </w:p>
+    <w:p>
+      <w:pPr>
+        <w:pStyle w:val="SourceCode"/>
+      </w:pPr>
+      <w:r>
+        <w:rPr>
+          <w:rStyle w:val="ExtensionTok"/>
+        </w:rPr>
+        <w:t xml:space="preserve">Switch</w:t>
+      </w:r>
+      <w:r>
+        <w:rPr>
+          <w:rStyle w:val="ErrorTok"/>
+        </w:rPr>
+        <w:t xml:space="preserve">(</w:t>
+      </w:r>
+      <w:r>
+        <w:rPr>
+          <w:rStyle w:val="ExtensionTok"/>
+        </w:rPr>
+        <w:t xml:space="preserve">config</w:t>
+      </w:r>
+      <w:r>
+        <w:rPr>
+          <w:rStyle w:val="KeywordTok"/>
+        </w:rPr>
+        <w:t xml:space="preserve">)</w:t>
+      </w:r>
+      <w:r>
+        <w:rPr>
+          <w:rStyle w:val="CommentTok"/>
+        </w:rPr>
+        <w:t xml:space="preserve"># interface fa0/9</w:t>
+      </w:r>
+      <w:r>
+        <w:br/>
+      </w:r>
+      <w:r>
+        <w:rPr>
+          <w:rStyle w:val="ExtensionTok"/>
+        </w:rPr>
+        <w:t xml:space="preserve">Switch</w:t>
+      </w:r>
+      <w:r>
+        <w:rPr>
+          <w:rStyle w:val="ErrorTok"/>
+        </w:rPr>
+        <w:t xml:space="preserve">(</w:t>
+      </w:r>
+      <w:r>
+        <w:rPr>
+          <w:rStyle w:val="ExtensionTok"/>
+        </w:rPr>
+        <w:t xml:space="preserve">config-if</w:t>
+      </w:r>
+      <w:r>
+        <w:rPr>
+          <w:rStyle w:val="KeywordTok"/>
+        </w:rPr>
+        <w:t xml:space="preserve">)</w:t>
+      </w:r>
+      <w:r>
+        <w:rPr>
+          <w:rStyle w:val="CommentTok"/>
+        </w:rPr>
+        <w:t xml:space="preserve"># switchport access vlan 10</w:t>
+      </w:r>
+    </w:p>
+    <w:p>
+      <w:pPr>
+        <w:pStyle w:val="FirstParagraph"/>
+      </w:pPr>
+      <w:r>
+        <w:t xml:space="preserve">El DHCP fallaba porque el DISCOVER de Ana es un broadcast y se queda en la VLAN 1: no llega al dominio de broadcast de la VLAN 10, donde están el resto de Ventas y su servidor DHCP.</w:t>
+      </w:r>
+    </w:p>
+    <w:p>
+      <w:pPr>
+        <w:pStyle w:val="Compact"/>
         <w:numPr>
           <w:ilvl w:val="0"/>
-          <w:numId w:val="1003"/>
+          <w:numId w:val="1005"/>
+        </w:numPr>
+      </w:pPr>
+      <w:r>
+        <w:t xml:space="preserve">Etiquetar físicamente los puertos y los cables (VLAN 10 / VLAN 20) y mantener el mismo reparto de rangos en todos los switches: lo que no está etiquetado se olvida.</w:t>
+      </w:r>
+    </w:p>
+    <w:bookmarkEnd w:id="12"/>
+    <w:bookmarkStart w:id="13" w:name="diseño-de-red-redundante"/>
+    <w:p>
+      <w:pPr>
+        <w:pStyle w:val="Heading2"/>
+      </w:pPr>
+      <w:r>
+        <w:t xml:space="preserve">4. Diseño de red redundante</w:t>
+      </w:r>
+    </w:p>
+    <w:p>
+      <w:pPr>
+        <w:numPr>
+          <w:ilvl w:val="0"/>
+          <w:numId w:val="1006"/>
         </w:numPr>
       </w:pPr>
       <w:r>
@@ -855,7 +1261,75 @@
           <w:b/>
           <w:bCs/>
         </w:rPr>
-        <w:t xml:space="preserve">Dos cambios:</w:t>
+        <w:t xml:space="preserve">Topología:</w:t>
+      </w:r>
+      <w:r>
+        <w:t xml:space="preserve"> </w:t>
+      </w:r>
+      <w:r>
+        <w:t xml:space="preserve">anillo con diagonal. Enlaces SW1–SW2, SW2–SW3, SW3–SW4, SW4–SW1 y SW1–SW3 (5 enlaces en total). STP deja activos solo los enlaces de un árbol que conecte los 4 switches y bloquea el resto.</w:t>
+      </w:r>
+    </w:p>
+    <w:p>
+      <w:pPr>
+        <w:numPr>
+          <w:ilvl w:val="0"/>
+          <w:numId w:val="1006"/>
+        </w:numPr>
+      </w:pPr>
+      <w:r>
+        <w:rPr>
+          <w:b/>
+          <w:bCs/>
+        </w:rPr>
+        <w:t xml:space="preserve">2 puertos bloqueados.</w:t>
+      </w:r>
+      <w:r>
+        <w:t xml:space="preserve"> </w:t>
+      </w:r>
+      <w:r>
+        <w:t xml:space="preserve">Para conectar 4 switches sin bucles hacen falta 3 enlaces activos (n − 1 = 3); hay 5, así que STP bloquea 2 (uno por cada enlace sobrante). Cuáles exactos dependen del Root Bridge y de los costes, pero el número es siempre 2.</w:t>
+      </w:r>
+    </w:p>
+    <w:p>
+      <w:pPr>
+        <w:numPr>
+          <w:ilvl w:val="0"/>
+          <w:numId w:val="1006"/>
+        </w:numPr>
+      </w:pPr>
+      <w:r>
+        <w:rPr>
+          <w:rStyle w:val="VerbatimChar"/>
+        </w:rPr>
+        <w:t xml:space="preserve">spanning-tree vlan 1 priority 4096</w:t>
+      </w:r>
+      <w:r>
+        <w:t xml:space="preserve"> </w:t>
+      </w:r>
+      <w:r>
+        <w:t xml:space="preserve">(la prioridad debe ser múltiplo de 4096; con 4096 le gana a los 32768 por defecto).</w:t>
+      </w:r>
+    </w:p>
+    <w:p>
+      <w:pPr>
+        <w:numPr>
+          <w:ilvl w:val="0"/>
+          <w:numId w:val="1006"/>
+        </w:numPr>
+      </w:pPr>
+      <w:r>
+        <w:rPr>
+          <w:b/>
+          <w:bCs/>
+        </w:rPr>
+        <w:t xml:space="preserve">Sí, la red sigue conectada:</w:t>
+      </w:r>
+      <w:r>
+        <w:t xml:space="preserve"> </w:t>
+      </w:r>
+      <w:r>
+        <w:t xml:space="preserve">al caer SW1 desaparecen sus tres enlaces (SW1–SW2, SW4–SW1 y SW1–SW3), pero quedan SW2–SW3 y SW3–SW4, que encadenan a los tres switches supervivientes (SW2 → SW3 → SW4).</w:t>
       </w:r>
     </w:p>
     <w:p>
@@ -863,26 +1337,21 @@
         <w:pStyle w:val="Compact"/>
         <w:numPr>
           <w:ilvl w:val="1"/>
-          <w:numId w:val="1004"/>
+          <w:numId w:val="1007"/>
         </w:numPr>
       </w:pPr>
       <w:r>
-        <w:t xml:space="preserve">Aumentar</w:t>
-      </w:r>
-      <w:r>
-        <w:t xml:space="preserve"> </w:t>
-      </w:r>
-      <w:r>
-        <w:rPr>
-          <w:rStyle w:val="VerbatimChar"/>
-        </w:rPr>
-        <w:t xml:space="preserve">maximum</w:t>
-      </w:r>
-      <w:r>
-        <w:t xml:space="preserve"> </w:t>
-      </w:r>
-      <w:r>
-        <w:t xml:space="preserve">a un valor razonable (ej. 5-10) si es un puerto compartido</w:t>
+        <w:rPr>
+          <w:b/>
+          <w:bCs/>
+        </w:rPr>
+        <w:t xml:space="preserve">Con STP:</w:t>
+      </w:r>
+      <w:r>
+        <w:t xml:space="preserve"> </w:t>
+      </w:r>
+      <w:r>
+        <w:t xml:space="preserve">~30-50 segundos de convergencia</w:t>
       </w:r>
     </w:p>
     <w:p>
@@ -890,63 +1359,38 @@
         <w:pStyle w:val="Compact"/>
         <w:numPr>
           <w:ilvl w:val="1"/>
-          <w:numId w:val="1004"/>
+          <w:numId w:val="1007"/>
         </w:numPr>
       </w:pPr>
       <w:r>
-        <w:t xml:space="preserve">Cambiar</w:t>
-      </w:r>
-      <w:r>
-        <w:t xml:space="preserve"> </w:t>
-      </w:r>
-      <w:r>
-        <w:rPr>
-          <w:rStyle w:val="VerbatimChar"/>
-        </w:rPr>
-        <w:t xml:space="preserve">violation</w:t>
-      </w:r>
-      <w:r>
-        <w:t xml:space="preserve"> </w:t>
-      </w:r>
-      <w:r>
-        <w:t xml:space="preserve">a</w:t>
-      </w:r>
-      <w:r>
-        <w:t xml:space="preserve"> </w:t>
-      </w:r>
-      <w:r>
-        <w:rPr>
-          <w:rStyle w:val="VerbatimChar"/>
-        </w:rPr>
-        <w:t xml:space="preserve">restrict</w:t>
-      </w:r>
-      <w:r>
-        <w:t xml:space="preserve"> </w:t>
-      </w:r>
-      <w:r>
-        <w:t xml:space="preserve">(descarta tráfico extra pero no deshabilita el puerto) o</w:t>
-      </w:r>
-      <w:r>
-        <w:t xml:space="preserve"> </w:t>
-      </w:r>
-      <w:r>
-        <w:rPr>
-          <w:rStyle w:val="VerbatimChar"/>
-        </w:rPr>
-        <w:t xml:space="preserve">protect</w:t>
-      </w:r>
-      <w:r>
-        <w:t xml:space="preserve"> </w:t>
-      </w:r>
-      <w:r>
-        <w:t xml:space="preserve">(descarta silenciosamente)</w:t>
+        <w:rPr>
+          <w:b/>
+          <w:bCs/>
+        </w:rPr>
+        <w:t xml:space="preserve">Con RSTP:</w:t>
+      </w:r>
+      <w:r>
+        <w:t xml:space="preserve"> </w:t>
+      </w:r>
+      <w:r>
+        <w:t xml:space="preserve">~1-3 segundos</w:t>
+      </w:r>
+    </w:p>
+    <w:bookmarkEnd w:id="13"/>
+    <w:bookmarkStart w:id="14" w:name="análisis-de-la-tabla-cam"/>
+    <w:p>
+      <w:pPr>
+        <w:pStyle w:val="Heading2"/>
+      </w:pPr>
+      <w:r>
+        <w:t xml:space="preserve">5. Análisis de la tabla CAM</w:t>
       </w:r>
     </w:p>
     <w:p>
       <w:pPr>
         <w:numPr>
           <w:ilvl w:val="0"/>
-          <w:numId w:val="1003"/>
+          <w:numId w:val="1008"/>
         </w:numPr>
       </w:pPr>
       <w:r>
@@ -954,12 +1398,127 @@
           <w:b/>
           <w:bCs/>
         </w:rPr>
-        <w:t xml:space="preserve">Recuperar el puerto:</w:t>
-      </w:r>
-    </w:p>
-    <w:p>
-      <w:pPr>
-        <w:pStyle w:val="SourceCode"/>
+        <w:t xml:space="preserve">Dos dispositivos</w:t>
+      </w:r>
+      <w:r>
+        <w:t xml:space="preserve"> </w:t>
+      </w:r>
+      <w:r>
+        <w:t xml:space="preserve">en Fa0/4: 00D0.BC96.1A01 y 00D0.BC96.1A02. La tabla muestra ambas MACs en el mismo puerto.</w:t>
+      </w:r>
+    </w:p>
+    <w:p>
+      <w:pPr>
+        <w:numPr>
+          <w:ilvl w:val="0"/>
+          <w:numId w:val="1008"/>
+        </w:numPr>
+      </w:pPr>
+      <w:r>
+        <w:rPr>
+          <w:b/>
+          <w:bCs/>
+        </w:rPr>
+        <w:t xml:space="preserve">4 puertos</w:t>
+      </w:r>
+      <w:r>
+        <w:t xml:space="preserve"> </w:t>
+      </w:r>
+      <w:r>
+        <w:t xml:space="preserve">con dispositivos: Fa0/1, Fa0/2, Fa0/3 y Fa0/4.</w:t>
+      </w:r>
+    </w:p>
+    <w:p>
+      <w:pPr>
+        <w:numPr>
+          <w:ilvl w:val="0"/>
+          <w:numId w:val="1008"/>
+        </w:numPr>
+      </w:pPr>
+      <w:r>
+        <w:rPr>
+          <w:b/>
+          <w:bCs/>
+        </w:rPr>
+        <w:t xml:space="preserve">No aparece.</w:t>
+      </w:r>
+      <w:r>
+        <w:t xml:space="preserve"> </w:t>
+      </w:r>
+      <w:r>
+        <w:t xml:space="preserve">La dirección de broadcast no se aprende en la tabla (no es la MAC de ningún equipo): el switch inunda el broadcast por todos los puertos del VLAN por definición.</w:t>
+      </w:r>
+    </w:p>
+    <w:p>
+      <w:pPr>
+        <w:numPr>
+          <w:ilvl w:val="0"/>
+          <w:numId w:val="1008"/>
+        </w:numPr>
+      </w:pPr>
+      <w:r>
+        <w:rPr>
+          <w:b/>
+          <w:bCs/>
+        </w:rPr>
+        <w:t xml:space="preserve">Si llega una trama con destino 00D0.BC96.1A03:</w:t>
+      </w:r>
+      <w:r>
+        <w:t xml:space="preserve"> </w:t>
+      </w:r>
+      <w:r>
+        <w:t xml:space="preserve">Es una MAC desconocida (no está en la tabla). El switch</w:t>
+      </w:r>
+      <w:r>
+        <w:t xml:space="preserve"> </w:t>
+      </w:r>
+      <w:r>
+        <w:rPr>
+          <w:b/>
+          <w:bCs/>
+        </w:rPr>
+        <w:t xml:space="preserve">inunda</w:t>
+      </w:r>
+      <w:r>
+        <w:t xml:space="preserve"> </w:t>
+      </w:r>
+      <w:r>
+        <w:t xml:space="preserve">la trama por todos los puertos excepto el de origen.</w:t>
+      </w:r>
+    </w:p>
+    <w:bookmarkEnd w:id="14"/>
+    <w:bookmarkStart w:id="15" w:name="stp-cálculo-de-costes"/>
+    <w:p>
+      <w:pPr>
+        <w:pStyle w:val="Heading2"/>
+      </w:pPr>
+      <w:r>
+        <w:t xml:space="preserve">6. STP: cálculo de costes</w:t>
+      </w:r>
+    </w:p>
+    <w:p>
+      <w:pPr>
+        <w:numPr>
+          <w:ilvl w:val="0"/>
+          <w:numId w:val="1009"/>
+        </w:numPr>
+      </w:pPr>
+      <w:r>
+        <w:rPr>
+          <w:b/>
+          <w:bCs/>
+        </w:rPr>
+        <w:t xml:space="preserve">Root Port de Switch C:</w:t>
+      </w:r>
+      <w:r>
+        <w:t xml:space="preserve"> </w:t>
+      </w:r>
+      <w:r>
+        <w:t xml:space="preserve">Depende del coste acumulado hacia el Root Bridge.</w:t>
+      </w:r>
+    </w:p>
+    <w:p>
+      <w:pPr>
         <w:numPr>
           <w:ilvl w:val="0"/>
           <w:numId w:val="1000"/>
@@ -967,99 +1526,32 @@
       </w:pPr>
       <w:r>
         <w:rPr>
-          <w:rStyle w:val="ExtensionTok"/>
-        </w:rPr>
-        <w:t xml:space="preserve">SW-OFICINA-01</w:t>
-      </w:r>
-      <w:r>
-        <w:rPr>
-          <w:rStyle w:val="ErrorTok"/>
-        </w:rPr>
-        <w:t xml:space="preserve">(</w:t>
-      </w:r>
-      <w:r>
-        <w:rPr>
-          <w:rStyle w:val="ExtensionTok"/>
-        </w:rPr>
-        <w:t xml:space="preserve">config</w:t>
-      </w:r>
-      <w:r>
-        <w:rPr>
-          <w:rStyle w:val="KeywordTok"/>
-        </w:rPr>
-        <w:t xml:space="preserve">)</w:t>
-      </w:r>
-      <w:r>
-        <w:rPr>
-          <w:rStyle w:val="CommentTok"/>
-        </w:rPr>
-        <w:t xml:space="preserve"># interface fa0/1</w:t>
-      </w:r>
-      <w:r>
-        <w:br/>
-      </w:r>
-      <w:r>
-        <w:rPr>
-          <w:rStyle w:val="ExtensionTok"/>
-        </w:rPr>
-        <w:t xml:space="preserve">SW-OFICINA-01</w:t>
-      </w:r>
-      <w:r>
-        <w:rPr>
-          <w:rStyle w:val="ErrorTok"/>
-        </w:rPr>
-        <w:t xml:space="preserve">(</w:t>
-      </w:r>
-      <w:r>
-        <w:rPr>
-          <w:rStyle w:val="ExtensionTok"/>
-        </w:rPr>
-        <w:t xml:space="preserve">config-if</w:t>
-      </w:r>
-      <w:r>
-        <w:rPr>
-          <w:rStyle w:val="KeywordTok"/>
-        </w:rPr>
-        <w:t xml:space="preserve">)</w:t>
-      </w:r>
-      <w:r>
-        <w:rPr>
-          <w:rStyle w:val="CommentTok"/>
-        </w:rPr>
-        <w:t xml:space="preserve"># shutdown</w:t>
-      </w:r>
-      <w:r>
-        <w:br/>
-      </w:r>
-      <w:r>
-        <w:rPr>
-          <w:rStyle w:val="ExtensionTok"/>
-        </w:rPr>
-        <w:t xml:space="preserve">SW-OFICINA-01</w:t>
-      </w:r>
-      <w:r>
-        <w:rPr>
-          <w:rStyle w:val="ErrorTok"/>
-        </w:rPr>
-        <w:t xml:space="preserve">(</w:t>
-      </w:r>
-      <w:r>
-        <w:rPr>
-          <w:rStyle w:val="ExtensionTok"/>
-        </w:rPr>
-        <w:t xml:space="preserve">config-if</w:t>
-      </w:r>
-      <w:r>
-        <w:rPr>
-          <w:rStyle w:val="KeywordTok"/>
-        </w:rPr>
-        <w:t xml:space="preserve">)</w:t>
-      </w:r>
-      <w:r>
-        <w:rPr>
-          <w:rStyle w:val="CommentTok"/>
-        </w:rPr>
-        <w:t xml:space="preserve"># no shutdown</w:t>
+          <w:b/>
+          <w:bCs/>
+        </w:rPr>
+        <w:t xml:space="preserve">Camino C → A directo (Fa0/3):</w:t>
+      </w:r>
+      <w:r>
+        <w:t xml:space="preserve"> </w:t>
+      </w:r>
+      <w:r>
+        <w:t xml:space="preserve">coste = 19</w:t>
+      </w:r>
+      <w:r>
+        <w:t xml:space="preserve"> </w:t>
+      </w:r>
+      <w:r>
+        <w:rPr>
+          <w:b/>
+          <w:bCs/>
+        </w:rPr>
+        <w:t xml:space="preserve">Camino C → B → A (Fa0/2 → Fa0/1):</w:t>
+      </w:r>
+      <w:r>
+        <w:t xml:space="preserve"> </w:t>
+      </w:r>
+      <w:r>
+        <w:t xml:space="preserve">coste = 19 + 19 = 38</w:t>
       </w:r>
     </w:p>
     <w:p>
@@ -1070,466 +1562,36 @@
         </w:numPr>
       </w:pPr>
       <w:r>
-        <w:t xml:space="preserve">O configurar</w:t>
-      </w:r>
-      <w:r>
-        <w:t xml:space="preserve"> </w:t>
-      </w:r>
-      <w:r>
-        <w:rPr>
-          <w:rStyle w:val="VerbatimChar"/>
-        </w:rPr>
-        <w:t xml:space="preserve">errdisable recovery cause psecure-violation</w:t>
-      </w:r>
-      <w:r>
-        <w:t xml:space="preserve"> </w:t>
-      </w:r>
-      <w:r>
-        <w:t xml:space="preserve">para recuperación automática.</w:t>
-      </w:r>
-    </w:p>
-    <w:bookmarkEnd w:id="12"/>
-    <w:bookmarkStart w:id="13" w:name="diseño-de-red-redundante"/>
-    <w:p>
-      <w:pPr>
-        <w:pStyle w:val="Heading2"/>
-      </w:pPr>
-      <w:r>
-        <w:t xml:space="preserve">4. Diseño de red redundante</w:t>
-      </w:r>
-    </w:p>
-    <w:p>
-      <w:pPr>
-        <w:numPr>
-          <w:ilvl w:val="0"/>
-          <w:numId w:val="1005"/>
-        </w:numPr>
-      </w:pPr>
+        <w:t xml:space="preserve">Fa0/3 tiene</w:t>
+      </w:r>
+      <w:r>
+        <w:t xml:space="preserve"> </w:t>
+      </w:r>
       <w:r>
         <w:rPr>
           <w:b/>
           <w:bCs/>
         </w:rPr>
-        <w:t xml:space="preserve">Topología conceptual:</w:t>
-      </w:r>
-      <w:r>
-        <w:t xml:space="preserve"> </w:t>
-      </w:r>
-      <w:r>
-        <w:t xml:space="preserve">Malla parcial. SW1 (core) conectado a SW2, SW3, SW4. SW2 conectado a SW3 y SW4. Sin bucles directos SW3-SW4 para limitar redundancia.</w:t>
-      </w:r>
-    </w:p>
-    <w:p>
-      <w:pPr>
-        <w:numPr>
-          <w:ilvl w:val="0"/>
-          <w:numId w:val="1005"/>
-        </w:numPr>
-      </w:pPr>
+        <w:t xml:space="preserve">menor coste total</w:t>
+      </w:r>
+      <w:r>
+        <w:t xml:space="preserve"> </w:t>
+      </w:r>
+      <w:r>
+        <w:t xml:space="preserve">(19 &lt; 38), así que</w:t>
+      </w:r>
+      <w:r>
+        <w:t xml:space="preserve"> </w:t>
+      </w:r>
       <w:r>
         <w:rPr>
           <w:b/>
           <w:bCs/>
         </w:rPr>
-        <w:t xml:space="preserve">Puertos bloqueados:</w:t>
-      </w:r>
-      <w:r>
-        <w:t xml:space="preserve"> </w:t>
-      </w:r>
-      <w:r>
-        <w:t xml:space="preserve">Depende del Root Bridge. Si SW1 es Root, sus puertos son Designated. Los switches no-root tendrán Root Ports y Alternate Ports bloqueados. Con 3 conexiones alternativas por switch, aproximadamente 3 puertos bloqueados.</w:t>
-      </w:r>
-    </w:p>
-    <w:p>
-      <w:pPr>
-        <w:numPr>
-          <w:ilvl w:val="0"/>
-          <w:numId w:val="1005"/>
-        </w:numPr>
-      </w:pPr>
-      <w:r>
-        <w:rPr>
-          <w:b/>
-          <w:bCs/>
-        </w:rPr>
-        <w:t xml:space="preserve">Prioridad para SW1 como Root:</w:t>
-      </w:r>
-      <w:r>
-        <w:t xml:space="preserve"> </w:t>
-      </w:r>
-      <w:r>
-        <w:rPr>
-          <w:rStyle w:val="VerbatimChar"/>
-        </w:rPr>
-        <w:t xml:space="preserve">spanning-tree vlan 1 priority 4096</w:t>
-      </w:r>
-      <w:r>
-        <w:t xml:space="preserve"> </w:t>
-      </w:r>
-      <w:r>
-        <w:t xml:space="preserve">(o 0 para forzarlo absolutamente).</w:t>
-      </w:r>
-    </w:p>
-    <w:p>
-      <w:pPr>
-        <w:numPr>
-          <w:ilvl w:val="0"/>
-          <w:numId w:val="1005"/>
-        </w:numPr>
-      </w:pPr>
-      <w:r>
-        <w:rPr>
-          <w:b/>
-          <w:bCs/>
-        </w:rPr>
-        <w:t xml:space="preserve">Si SW1 falla:</w:t>
-      </w:r>
-    </w:p>
-    <w:p>
-      <w:pPr>
-        <w:pStyle w:val="Compact"/>
-        <w:numPr>
-          <w:ilvl w:val="1"/>
-          <w:numId w:val="1006"/>
-        </w:numPr>
-      </w:pPr>
-      <w:r>
-        <w:t xml:space="preserve">Se elige un nuevo Root Bridge (el de menor Bridge ID entre SW2, SW3, SW4)</w:t>
-      </w:r>
-    </w:p>
-    <w:p>
-      <w:pPr>
-        <w:pStyle w:val="Compact"/>
-        <w:numPr>
-          <w:ilvl w:val="1"/>
-          <w:numId w:val="1006"/>
-        </w:numPr>
-      </w:pPr>
-      <w:r>
-        <w:rPr>
-          <w:b/>
-          <w:bCs/>
-        </w:rPr>
-        <w:t xml:space="preserve">Con STP:</w:t>
-      </w:r>
-      <w:r>
-        <w:t xml:space="preserve"> </w:t>
-      </w:r>
-      <w:r>
-        <w:t xml:space="preserve">~50 segundos de convergencia</w:t>
-      </w:r>
-    </w:p>
-    <w:p>
-      <w:pPr>
-        <w:pStyle w:val="Compact"/>
-        <w:numPr>
-          <w:ilvl w:val="1"/>
-          <w:numId w:val="1006"/>
-        </w:numPr>
-      </w:pPr>
-      <w:r>
-        <w:rPr>
-          <w:b/>
-          <w:bCs/>
-        </w:rPr>
-        <w:t xml:space="preserve">Con RSTP:</w:t>
-      </w:r>
-      <w:r>
-        <w:t xml:space="preserve"> </w:t>
-      </w:r>
-      <w:r>
-        <w:t xml:space="preserve">~1-3 segundos</w:t>
-      </w:r>
-    </w:p>
-    <w:bookmarkEnd w:id="13"/>
-    <w:bookmarkStart w:id="14" w:name="cam-table-analysis"/>
-    <w:p>
-      <w:pPr>
-        <w:pStyle w:val="Heading2"/>
-      </w:pPr>
-      <w:r>
-        <w:t xml:space="preserve">5. CAM table analysis</w:t>
-      </w:r>
-    </w:p>
-    <w:p>
-      <w:pPr>
-        <w:numPr>
-          <w:ilvl w:val="0"/>
-          <w:numId w:val="1007"/>
-        </w:numPr>
-      </w:pPr>
-      <w:r>
-        <w:rPr>
-          <w:b/>
-          <w:bCs/>
-        </w:rPr>
-        <w:t xml:space="preserve">Dos dispositivos</w:t>
-      </w:r>
-      <w:r>
-        <w:t xml:space="preserve"> </w:t>
-      </w:r>
-      <w:r>
-        <w:t xml:space="preserve">en Fa0/4: 00D0.BC96.1A01 y 00D0.BC96.1A02. La tabla muestra ambas MACs en el mismo puerto.</w:t>
-      </w:r>
-    </w:p>
-    <w:p>
-      <w:pPr>
-        <w:numPr>
-          <w:ilvl w:val="0"/>
-          <w:numId w:val="1007"/>
-        </w:numPr>
-      </w:pPr>
-      <w:r>
-        <w:rPr>
-          <w:b/>
-          <w:bCs/>
-        </w:rPr>
-        <w:t xml:space="preserve">4 puertos</w:t>
-      </w:r>
-      <w:r>
-        <w:t xml:space="preserve"> </w:t>
-      </w:r>
-      <w:r>
-        <w:t xml:space="preserve">con dispositivos: Fa0/1, Fa0/2, Fa0/3, Fa0/4.</w:t>
-      </w:r>
-    </w:p>
-    <w:p>
-      <w:pPr>
-        <w:numPr>
-          <w:ilvl w:val="0"/>
-          <w:numId w:val="1007"/>
-        </w:numPr>
-      </w:pPr>
-      <w:r>
-        <w:rPr>
-          <w:b/>
-          <w:bCs/>
-        </w:rPr>
-        <w:t xml:space="preserve">FFFF.FFFF.FFFF en CPU:</w:t>
-      </w:r>
-      <w:r>
-        <w:t xml:space="preserve"> </w:t>
-      </w:r>
-      <w:r>
-        <w:t xml:space="preserve">Es la dirección MAC de broadcast. Está en la CPU porque el switch procesa los broadcasts internamente (además de reenviarlos).</w:t>
-      </w:r>
-    </w:p>
-    <w:p>
-      <w:pPr>
-        <w:numPr>
-          <w:ilvl w:val="0"/>
-          <w:numId w:val="1007"/>
-        </w:numPr>
-      </w:pPr>
-      <w:r>
-        <w:rPr>
-          <w:b/>
-          <w:bCs/>
-        </w:rPr>
-        <w:t xml:space="preserve">Si llega una trama con destino 00D0.BC96.1A03:</w:t>
-      </w:r>
-      <w:r>
-        <w:t xml:space="preserve"> </w:t>
-      </w:r>
-      <w:r>
-        <w:t xml:space="preserve">Es una MAC desconocida (no está en la tabla). El switch</w:t>
-      </w:r>
-      <w:r>
-        <w:t xml:space="preserve"> </w:t>
-      </w:r>
-      <w:r>
-        <w:rPr>
-          <w:b/>
-          <w:bCs/>
-        </w:rPr>
-        <w:t xml:space="preserve">inunda</w:t>
-      </w:r>
-      <w:r>
-        <w:t xml:space="preserve"> </w:t>
-      </w:r>
-      <w:r>
-        <w:t xml:space="preserve">la trama por todos los puertos excepto el de origen.</w:t>
-      </w:r>
-    </w:p>
-    <w:bookmarkEnd w:id="14"/>
-    <w:bookmarkStart w:id="15" w:name="stp-cálculo-de-costes"/>
-    <w:p>
-      <w:pPr>
-        <w:pStyle w:val="Heading2"/>
-      </w:pPr>
-      <w:r>
-        <w:t xml:space="preserve">6. STP: cálculo de costes</w:t>
-      </w:r>
-    </w:p>
-    <w:p>
-      <w:pPr>
-        <w:numPr>
-          <w:ilvl w:val="0"/>
-          <w:numId w:val="1008"/>
-        </w:numPr>
-      </w:pPr>
-      <w:r>
-        <w:rPr>
-          <w:b/>
-          <w:bCs/>
-        </w:rPr>
-        <w:t xml:space="preserve">Root Port de Switch C:</w:t>
-      </w:r>
-      <w:r>
-        <w:t xml:space="preserve"> </w:t>
-      </w:r>
-      <w:r>
-        <w:t xml:space="preserve">Depende del coste acumulado hacia el Root Bridge.</w:t>
-      </w:r>
-    </w:p>
-    <w:p>
-      <w:pPr>
-        <w:numPr>
-          <w:ilvl w:val="0"/>
-          <w:numId w:val="1000"/>
-        </w:numPr>
-      </w:pPr>
-      <w:r>
-        <w:rPr>
-          <w:b/>
-          <w:bCs/>
-        </w:rPr>
-        <w:t xml:space="preserve">Camino A → C directo (Fa0/3):</w:t>
-      </w:r>
-      <w:r>
-        <w:t xml:space="preserve"> </w:t>
-      </w:r>
-      <w:r>
-        <w:t xml:space="preserve">coste = 19</w:t>
-      </w:r>
-      <w:r>
-        <w:t xml:space="preserve"> </w:t>
-      </w:r>
-      <w:r>
-        <w:rPr>
-          <w:b/>
-          <w:bCs/>
-        </w:rPr>
-        <w:t xml:space="preserve">Camino A → B → C (Fa0/1 → Fa0/2):</w:t>
-      </w:r>
-      <w:r>
-        <w:t xml:space="preserve"> </w:t>
-      </w:r>
-      <w:r>
-        <w:t xml:space="preserve">coste = 19 + 19 = 38</w:t>
-      </w:r>
-    </w:p>
-    <w:p>
-      <w:pPr>
-        <w:numPr>
-          <w:ilvl w:val="0"/>
-          <w:numId w:val="1000"/>
-        </w:numPr>
-      </w:pPr>
-      <w:r>
-        <w:t xml:space="preserve">Fa0/3 tiene</w:t>
-      </w:r>
-      <w:r>
-        <w:t xml:space="preserve"> </w:t>
-      </w:r>
-      <w:r>
-        <w:rPr>
-          <w:b/>
-          <w:bCs/>
-        </w:rPr>
-        <w:t xml:space="preserve">menor coste total</w:t>
-      </w:r>
-      <w:r>
-        <w:t xml:space="preserve"> </w:t>
-      </w:r>
-      <w:r>
-        <w:t xml:space="preserve">(19 &lt; 38), así que</w:t>
-      </w:r>
-      <w:r>
-        <w:t xml:space="preserve"> </w:t>
-      </w:r>
-      <w:r>
-        <w:rPr>
-          <w:b/>
-          <w:bCs/>
-        </w:rPr>
         <w:t xml:space="preserve">Fa0/3 es el Root Port</w:t>
       </w:r>
       <w:r>
         <w:t xml:space="preserve">.</w:t>
-      </w:r>
-    </w:p>
-    <w:p>
-      <w:pPr>
-        <w:numPr>
-          <w:ilvl w:val="0"/>
-          <w:numId w:val="1008"/>
-        </w:numPr>
-      </w:pPr>
-      <w:r>
-        <w:rPr>
-          <w:b/>
-          <w:bCs/>
-        </w:rPr>
-        <w:t xml:space="preserve">Costes:</w:t>
-      </w:r>
-      <w:r>
-        <w:t xml:space="preserve"> </w:t>
-      </w:r>
-      <w:r>
-        <w:t xml:space="preserve">A→C directo = 19. A→B→C = 38.</w:t>
-      </w:r>
-    </w:p>
-    <w:p>
-      <w:pPr>
-        <w:numPr>
-          <w:ilvl w:val="0"/>
-          <w:numId w:val="1008"/>
-        </w:numPr>
-      </w:pPr>
-      <w:r>
-        <w:rPr>
-          <w:b/>
-          <w:bCs/>
-        </w:rPr>
-        <w:t xml:space="preserve">Alternate Port:</w:t>
-      </w:r>
-      <w:r>
-        <w:t xml:space="preserve"> </w:t>
-      </w:r>
-      <w:r>
-        <w:t xml:space="preserve">Fa0/2 (el puerto del camino más caro que queda en discarding como respaldo).</w:t>
-      </w:r>
-    </w:p>
-    <w:p>
-      <w:pPr>
-        <w:numPr>
-          <w:ilvl w:val="0"/>
-          <w:numId w:val="1008"/>
-        </w:numPr>
-      </w:pPr>
-      <w:r>
-        <w:rPr>
-          <w:b/>
-          <w:bCs/>
-        </w:rPr>
-        <w:t xml:space="preserve">Si el coste de Fa0/3 se cambia a 4:</w:t>
-      </w:r>
-      <w:r>
-        <w:t xml:space="preserve"> </w:t>
-      </w:r>
-      <w:r>
-        <w:t xml:space="preserve">El coste total por Fa0/3 baja a 4, reforzando aún más que Fa0/3 sea el Root Port. Si en cambio el coste de Fa0/3 subiera a 100, entonces el Root Port pasaría a ser por el camino A→B→C (coste 38 &lt; 100).</w:t>
-      </w:r>
-    </w:p>
-    <w:bookmarkEnd w:id="15"/>
-    <w:bookmarkStart w:id="16" w:name="topología-stprstp-bajo-análisis"/>
-    <w:p>
-      <w:pPr>
-        <w:pStyle w:val="Heading2"/>
-      </w:pPr>
-      <w:r>
-        <w:t xml:space="preserve">7. Topología STP/RSTP bajo análisis</w:t>
       </w:r>
     </w:p>
     <w:p>
@@ -1544,13 +1606,13 @@
           <w:b/>
           <w:bCs/>
         </w:rPr>
-        <w:t xml:space="preserve">Root Bridge: SW1.</w:t>
-      </w:r>
-      <w:r>
-        <w:t xml:space="preserve"> </w:t>
-      </w:r>
-      <w:r>
-        <w:t xml:space="preserve">Prioridad 4096, muy por debajo de los 32768 de los demás. No hace falta desempate por MAC.</w:t>
+        <w:t xml:space="preserve">Costes:</w:t>
+      </w:r>
+      <w:r>
+        <w:t xml:space="preserve"> </w:t>
+      </w:r>
+      <w:r>
+        <w:t xml:space="preserve">C→A directo = 19. C→B→A = 38.</w:t>
       </w:r>
     </w:p>
     <w:p>
@@ -1565,39 +1627,13 @@
           <w:b/>
           <w:bCs/>
         </w:rPr>
-        <w:t xml:space="preserve">Puerto en estado Discarding:</w:t>
-      </w:r>
-      <w:r>
-        <w:t xml:space="preserve"> </w:t>
-      </w:r>
-      <w:r>
-        <w:t xml:space="preserve">el enlace redundante</w:t>
-      </w:r>
-      <w:r>
-        <w:t xml:space="preserve"> </w:t>
-      </w:r>
-      <w:r>
-        <w:rPr>
-          <w:b/>
-          <w:bCs/>
-        </w:rPr>
-        <w:t xml:space="preserve">SW2-SW3</w:t>
-      </w:r>
-      <w:r>
-        <w:t xml:space="preserve">. Concretamente, el puerto de SW3 hacia SW2 (el extremo con mayor coste acumulado hacia el Root, que queda como</w:t>
-      </w:r>
-      <w:r>
-        <w:t xml:space="preserve"> </w:t>
-      </w:r>
-      <w:r>
-        <w:rPr>
-          <w:b/>
-          <w:bCs/>
-        </w:rPr>
-        <w:t xml:space="preserve">Alternate Port</w:t>
-      </w:r>
-      <w:r>
-        <w:t xml:space="preserve">). Los enlaces directos SW1-SW2, SW1-SW3 y SW1-SW4 son Designated (todos los puertos del Root).</w:t>
+        <w:t xml:space="preserve">Alternate Port:</w:t>
+      </w:r>
+      <w:r>
+        <w:t xml:space="preserve"> </w:t>
+      </w:r>
+      <w:r>
+        <w:t xml:space="preserve">Fa0/2 (el puerto del camino más caro que queda en discarding como respaldo).</w:t>
       </w:r>
     </w:p>
     <w:p>
@@ -1612,392 +1648,218 @@
           <w:b/>
           <w:bCs/>
         </w:rPr>
-        <w:t xml:space="preserve">3 Root Ports</w:t>
-      </w:r>
-      <w:r>
-        <w:t xml:space="preserve">: SW2, SW3 y SW4 son switches no-root, cada uno con su Root Port hacia SW1 (por su enlace directo de coste 19).</w:t>
-      </w:r>
-    </w:p>
-    <w:p>
-      <w:pPr>
-        <w:numPr>
-          <w:ilvl w:val="0"/>
-          <w:numId w:val="1009"/>
-        </w:numPr>
-      </w:pPr>
-      <w:r>
-        <w:rPr>
-          <w:b/>
-          <w:bCs/>
-        </w:rPr>
-        <w:t xml:space="preserve">Con RSTP:</w:t>
-      </w:r>
-      <w:r>
-        <w:t xml:space="preserve"> </w:t>
-      </w:r>
-      <w:r>
-        <w:t xml:space="preserve">la red converge en</w:t>
-      </w:r>
-      <w:r>
-        <w:t xml:space="preserve"> </w:t>
-      </w:r>
-      <w:r>
-        <w:rPr>
-          <w:b/>
-          <w:bCs/>
-        </w:rPr>
-        <w:t xml:space="preserve">1-3 segundos</w:t>
-      </w:r>
-      <w:r>
-        <w:t xml:space="preserve"> </w:t>
-      </w:r>
-      <w:r>
-        <w:t xml:space="preserve">(handshake propuesta/acuerdo).</w:t>
-      </w:r>
-      <w:r>
-        <w:t xml:space="preserve"> </w:t>
-      </w:r>
-      <w:r>
-        <w:rPr>
-          <w:b/>
-          <w:bCs/>
-        </w:rPr>
-        <w:t xml:space="preserve">Con STP clásico:</w:t>
-      </w:r>
-      <w:r>
-        <w:t xml:space="preserve"> </w:t>
-      </w:r>
-      <w:r>
-        <w:rPr>
-          <w:b/>
-          <w:bCs/>
-        </w:rPr>
-        <w:t xml:space="preserve">30-50 segundos</w:t>
-      </w:r>
-      <w:r>
-        <w:t xml:space="preserve"> </w:t>
-      </w:r>
-      <w:r>
-        <w:t xml:space="preserve">(esperando temporizadores).</w:t>
-      </w:r>
-    </w:p>
-    <w:p>
-      <w:pPr>
-        <w:numPr>
-          <w:ilvl w:val="0"/>
-          <w:numId w:val="1009"/>
-        </w:numPr>
-      </w:pPr>
-      <w:r>
-        <w:t xml:space="preserve">Los puertos del Root Bridge son todos</w:t>
-      </w:r>
-      <w:r>
-        <w:t xml:space="preserve"> </w:t>
-      </w:r>
-      <w:r>
-        <w:rPr>
-          <w:b/>
-          <w:bCs/>
-        </w:rPr>
-        <w:t xml:space="preserve">Designated</w:t>
-      </w:r>
-      <w:r>
-        <w:t xml:space="preserve">: son el</w:t>
-      </w:r>
-      <w:r>
-        <w:t xml:space="preserve"> </w:t>
-      </w:r>
-      <w:r>
-        <w:t xml:space="preserve">“punto de referencia”</w:t>
-      </w:r>
-      <w:r>
-        <w:t xml:space="preserve"> </w:t>
-      </w:r>
-      <w:r>
-        <w:t xml:space="preserve">del árbol y nunca se bloquean.</w:t>
-      </w:r>
-    </w:p>
-    <w:bookmarkEnd w:id="16"/>
-    <w:bookmarkStart w:id="17" w:name="Xec7884ac2ad1ffd996301628f2a85de9f6be052"/>
+        <w:t xml:space="preserve">Si el coste de Fa0/3 se cambia a 4:</w:t>
+      </w:r>
+      <w:r>
+        <w:t xml:space="preserve"> </w:t>
+      </w:r>
+      <w:r>
+        <w:t xml:space="preserve">El coste total por Fa0/3 baja a 4, reforzando aún más que Fa0/3 sea el Root Port. Si en cambio el coste de Fa0/3 subiera a 100, entonces el Root Port pasaría a ser el del camino C→B→A (coste 38 &lt; 100).</w:t>
+      </w:r>
+    </w:p>
+    <w:bookmarkEnd w:id="15"/>
+    <w:bookmarkStart w:id="16" w:name="topología-stprstp-bajo-análisis"/>
     <w:p>
       <w:pPr>
         <w:pStyle w:val="Heading2"/>
       </w:pPr>
       <w:r>
-        <w:t xml:space="preserve">8. Laboratorio: Port Security en la sala de profesores</w:t>
-      </w:r>
-    </w:p>
-    <w:p>
-      <w:pPr>
-        <w:pStyle w:val="Compact"/>
+        <w:t xml:space="preserve">7. Topología STP/RSTP bajo análisis</w:t>
+      </w:r>
+    </w:p>
+    <w:p>
+      <w:pPr>
         <w:numPr>
           <w:ilvl w:val="0"/>
           <w:numId w:val="1010"/>
         </w:numPr>
       </w:pPr>
       <w:r>
-        <w:t xml:space="preserve">y b) Configuración completa:</w:t>
-      </w:r>
-    </w:p>
-    <w:p>
-      <w:pPr>
-        <w:pStyle w:val="SourceCode"/>
-      </w:pPr>
-      <w:r>
-        <w:rPr>
-          <w:rStyle w:val="ExtensionTok"/>
-        </w:rPr>
-        <w:t xml:space="preserve">Switch</w:t>
-      </w:r>
-      <w:r>
-        <w:rPr>
-          <w:rStyle w:val="ErrorTok"/>
-        </w:rPr>
-        <w:t xml:space="preserve">(</w:t>
-      </w:r>
-      <w:r>
-        <w:rPr>
-          <w:rStyle w:val="ExtensionTok"/>
-        </w:rPr>
-        <w:t xml:space="preserve">config</w:t>
-      </w:r>
-      <w:r>
-        <w:rPr>
-          <w:rStyle w:val="KeywordTok"/>
-        </w:rPr>
-        <w:t xml:space="preserve">)</w:t>
-      </w:r>
-      <w:r>
-        <w:rPr>
-          <w:rStyle w:val="CommentTok"/>
-        </w:rPr>
-        <w:t xml:space="preserve"># interface fa0/24</w:t>
-      </w:r>
-      <w:r>
-        <w:br/>
-      </w:r>
-      <w:r>
-        <w:rPr>
-          <w:rStyle w:val="ExtensionTok"/>
-        </w:rPr>
-        <w:t xml:space="preserve">Switch</w:t>
-      </w:r>
-      <w:r>
-        <w:rPr>
-          <w:rStyle w:val="ErrorTok"/>
-        </w:rPr>
-        <w:t xml:space="preserve">(</w:t>
-      </w:r>
-      <w:r>
-        <w:rPr>
-          <w:rStyle w:val="ExtensionTok"/>
-        </w:rPr>
-        <w:t xml:space="preserve">config-if</w:t>
-      </w:r>
-      <w:r>
-        <w:rPr>
-          <w:rStyle w:val="KeywordTok"/>
-        </w:rPr>
-        <w:t xml:space="preserve">)</w:t>
-      </w:r>
-      <w:r>
-        <w:rPr>
-          <w:rStyle w:val="CommentTok"/>
-        </w:rPr>
-        <w:t xml:space="preserve"># switchport mode access</w:t>
-      </w:r>
-      <w:r>
-        <w:br/>
-      </w:r>
-      <w:r>
-        <w:rPr>
-          <w:rStyle w:val="ExtensionTok"/>
-        </w:rPr>
-        <w:t xml:space="preserve">Switch</w:t>
-      </w:r>
-      <w:r>
-        <w:rPr>
-          <w:rStyle w:val="ErrorTok"/>
-        </w:rPr>
-        <w:t xml:space="preserve">(</w:t>
-      </w:r>
-      <w:r>
-        <w:rPr>
-          <w:rStyle w:val="ExtensionTok"/>
-        </w:rPr>
-        <w:t xml:space="preserve">config-if</w:t>
-      </w:r>
-      <w:r>
-        <w:rPr>
-          <w:rStyle w:val="KeywordTok"/>
-        </w:rPr>
-        <w:t xml:space="preserve">)</w:t>
-      </w:r>
-      <w:r>
-        <w:rPr>
-          <w:rStyle w:val="CommentTok"/>
-        </w:rPr>
-        <w:t xml:space="preserve"># switchport port-security</w:t>
-      </w:r>
-      <w:r>
-        <w:br/>
-      </w:r>
-      <w:r>
-        <w:rPr>
-          <w:rStyle w:val="ExtensionTok"/>
-        </w:rPr>
-        <w:t xml:space="preserve">Switch</w:t>
-      </w:r>
-      <w:r>
-        <w:rPr>
-          <w:rStyle w:val="ErrorTok"/>
-        </w:rPr>
-        <w:t xml:space="preserve">(</w:t>
-      </w:r>
-      <w:r>
-        <w:rPr>
-          <w:rStyle w:val="ExtensionTok"/>
-        </w:rPr>
-        <w:t xml:space="preserve">config-if</w:t>
-      </w:r>
-      <w:r>
-        <w:rPr>
-          <w:rStyle w:val="KeywordTok"/>
-        </w:rPr>
-        <w:t xml:space="preserve">)</w:t>
-      </w:r>
-      <w:r>
-        <w:rPr>
-          <w:rStyle w:val="CommentTok"/>
-        </w:rPr>
-        <w:t xml:space="preserve"># switchport port-security maximum 1</w:t>
-      </w:r>
-      <w:r>
-        <w:br/>
-      </w:r>
-      <w:r>
-        <w:rPr>
-          <w:rStyle w:val="ExtensionTok"/>
-        </w:rPr>
-        <w:t xml:space="preserve">Switch</w:t>
-      </w:r>
-      <w:r>
-        <w:rPr>
-          <w:rStyle w:val="ErrorTok"/>
-        </w:rPr>
-        <w:t xml:space="preserve">(</w:t>
-      </w:r>
-      <w:r>
-        <w:rPr>
-          <w:rStyle w:val="ExtensionTok"/>
-        </w:rPr>
-        <w:t xml:space="preserve">config-if</w:t>
-      </w:r>
-      <w:r>
-        <w:rPr>
-          <w:rStyle w:val="KeywordTok"/>
-        </w:rPr>
-        <w:t xml:space="preserve">)</w:t>
-      </w:r>
-      <w:r>
-        <w:rPr>
-          <w:rStyle w:val="CommentTok"/>
-        </w:rPr>
-        <w:t xml:space="preserve"># switchport port-security mac-address sticky</w:t>
-      </w:r>
-      <w:r>
-        <w:br/>
-      </w:r>
-      <w:r>
-        <w:rPr>
-          <w:rStyle w:val="ExtensionTok"/>
-        </w:rPr>
-        <w:t xml:space="preserve">Switch</w:t>
-      </w:r>
-      <w:r>
-        <w:rPr>
-          <w:rStyle w:val="ErrorTok"/>
-        </w:rPr>
-        <w:t xml:space="preserve">(</w:t>
-      </w:r>
-      <w:r>
-        <w:rPr>
-          <w:rStyle w:val="ExtensionTok"/>
-        </w:rPr>
-        <w:t xml:space="preserve">config-if</w:t>
-      </w:r>
-      <w:r>
-        <w:rPr>
-          <w:rStyle w:val="KeywordTok"/>
-        </w:rPr>
-        <w:t xml:space="preserve">)</w:t>
-      </w:r>
-      <w:r>
-        <w:rPr>
-          <w:rStyle w:val="CommentTok"/>
-        </w:rPr>
-        <w:t xml:space="preserve"># switchport port-security violation shutdown</w:t>
+        <w:rPr>
+          <w:b/>
+          <w:bCs/>
+        </w:rPr>
+        <w:t xml:space="preserve">Root Bridge: SW1.</w:t>
+      </w:r>
+      <w:r>
+        <w:t xml:space="preserve"> </w:t>
+      </w:r>
+      <w:r>
+        <w:t xml:space="preserve">Prioridad 4096, muy por debajo de los 32768 de los demás. No hace falta desempate por MAC.</w:t>
       </w:r>
     </w:p>
     <w:p>
       <w:pPr>
         <w:numPr>
           <w:ilvl w:val="0"/>
-          <w:numId w:val="1011"/>
+          <w:numId w:val="1010"/>
         </w:numPr>
       </w:pPr>
       <w:r>
-        <w:t xml:space="preserve">Verificación:</w:t>
-      </w:r>
-      <w:r>
-        <w:t xml:space="preserve"> </w:t>
-      </w:r>
-      <w:r>
-        <w:rPr>
-          <w:rStyle w:val="VerbatimChar"/>
-        </w:rPr>
-        <w:t xml:space="preserve">Switch# show port-security interface fa0/24</w:t>
-      </w:r>
-      <w:r>
-        <w:t xml:space="preserve"> </w:t>
-      </w:r>
-      <w:r>
-        <w:t xml:space="preserve">(muestra el máximo, las MACs seguras y el estado del puerto).</w:t>
+        <w:rPr>
+          <w:b/>
+          <w:bCs/>
+        </w:rPr>
+        <w:t xml:space="preserve">Puerto en estado Discarding:</w:t>
+      </w:r>
+      <w:r>
+        <w:t xml:space="preserve"> </w:t>
+      </w:r>
+      <w:r>
+        <w:t xml:space="preserve">el enlace redundante</w:t>
+      </w:r>
+      <w:r>
+        <w:t xml:space="preserve"> </w:t>
+      </w:r>
+      <w:r>
+        <w:rPr>
+          <w:b/>
+          <w:bCs/>
+        </w:rPr>
+        <w:t xml:space="preserve">SW2-SW3</w:t>
+      </w:r>
+      <w:r>
+        <w:t xml:space="preserve">. Concretamente, el puerto de SW3 hacia SW2 (el extremo con mayor coste acumulado hacia el Root, que queda como</w:t>
+      </w:r>
+      <w:r>
+        <w:t xml:space="preserve"> </w:t>
+      </w:r>
+      <w:r>
+        <w:rPr>
+          <w:b/>
+          <w:bCs/>
+        </w:rPr>
+        <w:t xml:space="preserve">Alternate Port</w:t>
+      </w:r>
+      <w:r>
+        <w:t xml:space="preserve">). Los enlaces directos SW1-SW2, SW1-SW3 y SW1-SW4 son Designated (todos los puertos del Root).</w:t>
       </w:r>
     </w:p>
     <w:p>
       <w:pPr>
         <w:numPr>
           <w:ilvl w:val="0"/>
-          <w:numId w:val="1011"/>
+          <w:numId w:val="1010"/>
         </w:numPr>
       </w:pPr>
-      <w:r>
-        <w:t xml:space="preserve">La violación ocurre porque la</w:t>
-      </w:r>
-      <w:r>
-        <w:t xml:space="preserve"> </w:t>
-      </w:r>
       <w:r>
         <w:rPr>
           <w:b/>
           <w:bCs/>
         </w:rPr>
-        <w:t xml:space="preserve">MAC sticky del PC original NO caduca</w:t>
-      </w:r>
-      <w:r>
-        <w:t xml:space="preserve">: aunque el PC se desenchufe, su MAC permanece aprendida como permanente. Al conectar el portátil, su MAC nueva hace un total de 2 MACs en el puerto y se supera el máximo (1) → violación shutdown → errdisable.</w:t>
+        <w:t xml:space="preserve">3 Root Ports</w:t>
+      </w:r>
+      <w:r>
+        <w:t xml:space="preserve">: SW2, SW3 y SW4 son switches no-root, cada uno con su Root Port hacia SW1 (por su enlace directo de coste 19).</w:t>
       </w:r>
     </w:p>
     <w:p>
       <w:pPr>
         <w:numPr>
           <w:ilvl w:val="0"/>
-          <w:numId w:val="1011"/>
+          <w:numId w:val="1010"/>
         </w:numPr>
       </w:pPr>
       <w:r>
-        <w:t xml:space="preserve">Recuperar el puerto:</w:t>
+        <w:rPr>
+          <w:b/>
+          <w:bCs/>
+        </w:rPr>
+        <w:t xml:space="preserve">Con RSTP:</w:t>
+      </w:r>
+      <w:r>
+        <w:t xml:space="preserve"> </w:t>
+      </w:r>
+      <w:r>
+        <w:t xml:space="preserve">la red converge en</w:t>
+      </w:r>
+      <w:r>
+        <w:t xml:space="preserve"> </w:t>
+      </w:r>
+      <w:r>
+        <w:rPr>
+          <w:b/>
+          <w:bCs/>
+        </w:rPr>
+        <w:t xml:space="preserve">1-3 segundos</w:t>
+      </w:r>
+      <w:r>
+        <w:t xml:space="preserve"> </w:t>
+      </w:r>
+      <w:r>
+        <w:t xml:space="preserve">(handshake propuesta/acuerdo).</w:t>
+      </w:r>
+      <w:r>
+        <w:t xml:space="preserve"> </w:t>
+      </w:r>
+      <w:r>
+        <w:rPr>
+          <w:b/>
+          <w:bCs/>
+        </w:rPr>
+        <w:t xml:space="preserve">Con STP clásico:</w:t>
+      </w:r>
+      <w:r>
+        <w:t xml:space="preserve"> </w:t>
+      </w:r>
+      <w:r>
+        <w:rPr>
+          <w:b/>
+          <w:bCs/>
+        </w:rPr>
+        <w:t xml:space="preserve">30-50 segundos</w:t>
+      </w:r>
+      <w:r>
+        <w:t xml:space="preserve"> </w:t>
+      </w:r>
+      <w:r>
+        <w:t xml:space="preserve">(esperando temporizadores).</w:t>
+      </w:r>
+    </w:p>
+    <w:p>
+      <w:pPr>
+        <w:numPr>
+          <w:ilvl w:val="0"/>
+          <w:numId w:val="1010"/>
+        </w:numPr>
+      </w:pPr>
+      <w:r>
+        <w:t xml:space="preserve">Los puertos del Root Bridge son todos</w:t>
+      </w:r>
+      <w:r>
+        <w:t xml:space="preserve"> </w:t>
+      </w:r>
+      <w:r>
+        <w:rPr>
+          <w:b/>
+          <w:bCs/>
+        </w:rPr>
+        <w:t xml:space="preserve">Designated</w:t>
+      </w:r>
+      <w:r>
+        <w:t xml:space="preserve">: son el</w:t>
+      </w:r>
+      <w:r>
+        <w:t xml:space="preserve"> </w:t>
+      </w:r>
+      <w:r>
+        <w:t xml:space="preserve">“punto de referencia”</w:t>
+      </w:r>
+      <w:r>
+        <w:t xml:space="preserve"> </w:t>
+      </w:r>
+      <w:r>
+        <w:t xml:space="preserve">del árbol y nunca se bloquean.</w:t>
+      </w:r>
+    </w:p>
+    <w:bookmarkEnd w:id="16"/>
+    <w:bookmarkStart w:id="17" w:name="laboratorio-segmentación-en-un-switch"/>
+    <w:p>
+      <w:pPr>
+        <w:pStyle w:val="Heading2"/>
+      </w:pPr>
+      <w:r>
+        <w:t xml:space="preserve">8. Laboratorio: segmentación en un switch</w:t>
       </w:r>
     </w:p>
     <w:p>
@@ -2032,7 +1894,7 @@
         <w:rPr>
           <w:rStyle w:val="CommentTok"/>
         </w:rPr>
-        <w:t xml:space="preserve"># interface fa0/24</w:t>
+        <w:t xml:space="preserve"># vlan 10</w:t>
       </w:r>
       <w:r>
         <w:br/>
@@ -2053,7 +1915,7 @@
         <w:rPr>
           <w:rStyle w:val="ExtensionTok"/>
         </w:rPr>
-        <w:t xml:space="preserve">config-if</w:t>
+        <w:t xml:space="preserve">config-vlan</w:t>
       </w:r>
       <w:r>
         <w:rPr>
@@ -2065,7 +1927,7 @@
         <w:rPr>
           <w:rStyle w:val="CommentTok"/>
         </w:rPr>
-        <w:t xml:space="preserve"># shutdown</w:t>
+        <w:t xml:space="preserve"># name Ventas</w:t>
       </w:r>
       <w:r>
         <w:br/>
@@ -2086,7 +1948,7 @@
         <w:rPr>
           <w:rStyle w:val="ExtensionTok"/>
         </w:rPr>
-        <w:t xml:space="preserve">config-if</w:t>
+        <w:t xml:space="preserve">config-vlan</w:t>
       </w:r>
       <w:r>
         <w:rPr>
@@ -2098,76 +1960,383 @@
         <w:rPr>
           <w:rStyle w:val="CommentTok"/>
         </w:rPr>
-        <w:t xml:space="preserve"># no shutdown</w:t>
-      </w:r>
-    </w:p>
-    <w:p>
-      <w:pPr>
-        <w:pStyle w:val="FirstParagraph"/>
-      </w:pPr>
-      <w:r>
-        <w:t xml:space="preserve">(O configurar</w:t>
-      </w:r>
-      <w:r>
-        <w:t xml:space="preserve"> </w:t>
-      </w:r>
-      <w:r>
-        <w:rPr>
-          <w:rStyle w:val="VerbatimChar"/>
-        </w:rPr>
-        <w:t xml:space="preserve">errdisable recovery cause psecure-violation</w:t>
-      </w:r>
-      <w:r>
-        <w:t xml:space="preserve">.)</w:t>
-      </w:r>
-    </w:p>
-    <w:p>
-      <w:pPr>
-        <w:pStyle w:val="Compact"/>
+        <w:t xml:space="preserve"># exit</w:t>
+      </w:r>
+      <w:r>
+        <w:br/>
+      </w:r>
+      <w:r>
+        <w:rPr>
+          <w:rStyle w:val="ExtensionTok"/>
+        </w:rPr>
+        <w:t xml:space="preserve">Switch</w:t>
+      </w:r>
+      <w:r>
+        <w:rPr>
+          <w:rStyle w:val="ErrorTok"/>
+        </w:rPr>
+        <w:t xml:space="preserve">(</w:t>
+      </w:r>
+      <w:r>
+        <w:rPr>
+          <w:rStyle w:val="ExtensionTok"/>
+        </w:rPr>
+        <w:t xml:space="preserve">config</w:t>
+      </w:r>
+      <w:r>
+        <w:rPr>
+          <w:rStyle w:val="KeywordTok"/>
+        </w:rPr>
+        <w:t xml:space="preserve">)</w:t>
+      </w:r>
+      <w:r>
+        <w:rPr>
+          <w:rStyle w:val="CommentTok"/>
+        </w:rPr>
+        <w:t xml:space="preserve"># vlan 20</w:t>
+      </w:r>
+      <w:r>
+        <w:br/>
+      </w:r>
+      <w:r>
+        <w:rPr>
+          <w:rStyle w:val="ExtensionTok"/>
+        </w:rPr>
+        <w:t xml:space="preserve">Switch</w:t>
+      </w:r>
+      <w:r>
+        <w:rPr>
+          <w:rStyle w:val="ErrorTok"/>
+        </w:rPr>
+        <w:t xml:space="preserve">(</w:t>
+      </w:r>
+      <w:r>
+        <w:rPr>
+          <w:rStyle w:val="ExtensionTok"/>
+        </w:rPr>
+        <w:t xml:space="preserve">config-vlan</w:t>
+      </w:r>
+      <w:r>
+        <w:rPr>
+          <w:rStyle w:val="KeywordTok"/>
+        </w:rPr>
+        <w:t xml:space="preserve">)</w:t>
+      </w:r>
+      <w:r>
+        <w:rPr>
+          <w:rStyle w:val="CommentTok"/>
+        </w:rPr>
+        <w:t xml:space="preserve"># name RRHH</w:t>
+      </w:r>
+      <w:r>
+        <w:br/>
+      </w:r>
+      <w:r>
+        <w:rPr>
+          <w:rStyle w:val="ExtensionTok"/>
+        </w:rPr>
+        <w:t xml:space="preserve">Switch</w:t>
+      </w:r>
+      <w:r>
+        <w:rPr>
+          <w:rStyle w:val="ErrorTok"/>
+        </w:rPr>
+        <w:t xml:space="preserve">(</w:t>
+      </w:r>
+      <w:r>
+        <w:rPr>
+          <w:rStyle w:val="ExtensionTok"/>
+        </w:rPr>
+        <w:t xml:space="preserve">config-vlan</w:t>
+      </w:r>
+      <w:r>
+        <w:rPr>
+          <w:rStyle w:val="KeywordTok"/>
+        </w:rPr>
+        <w:t xml:space="preserve">)</w:t>
+      </w:r>
+      <w:r>
+        <w:rPr>
+          <w:rStyle w:val="CommentTok"/>
+        </w:rPr>
+        <w:t xml:space="preserve"># exit</w:t>
+      </w:r>
+      <w:r>
+        <w:br/>
+      </w:r>
+      <w:r>
+        <w:rPr>
+          <w:rStyle w:val="ExtensionTok"/>
+        </w:rPr>
+        <w:t xml:space="preserve">Switch</w:t>
+      </w:r>
+      <w:r>
+        <w:rPr>
+          <w:rStyle w:val="ErrorTok"/>
+        </w:rPr>
+        <w:t xml:space="preserve">(</w:t>
+      </w:r>
+      <w:r>
+        <w:rPr>
+          <w:rStyle w:val="ExtensionTok"/>
+        </w:rPr>
+        <w:t xml:space="preserve">config</w:t>
+      </w:r>
+      <w:r>
+        <w:rPr>
+          <w:rStyle w:val="KeywordTok"/>
+        </w:rPr>
+        <w:t xml:space="preserve">)</w:t>
+      </w:r>
+      <w:r>
+        <w:rPr>
+          <w:rStyle w:val="CommentTok"/>
+        </w:rPr>
+        <w:t xml:space="preserve"># interface range fa0/1-8</w:t>
+      </w:r>
+      <w:r>
+        <w:br/>
+      </w:r>
+      <w:r>
+        <w:rPr>
+          <w:rStyle w:val="ExtensionTok"/>
+        </w:rPr>
+        <w:t xml:space="preserve">Switch</w:t>
+      </w:r>
+      <w:r>
+        <w:rPr>
+          <w:rStyle w:val="ErrorTok"/>
+        </w:rPr>
+        <w:t xml:space="preserve">(</w:t>
+      </w:r>
+      <w:r>
+        <w:rPr>
+          <w:rStyle w:val="ExtensionTok"/>
+        </w:rPr>
+        <w:t xml:space="preserve">config-if-range</w:t>
+      </w:r>
+      <w:r>
+        <w:rPr>
+          <w:rStyle w:val="KeywordTok"/>
+        </w:rPr>
+        <w:t xml:space="preserve">)</w:t>
+      </w:r>
+      <w:r>
+        <w:rPr>
+          <w:rStyle w:val="CommentTok"/>
+        </w:rPr>
+        <w:t xml:space="preserve"># switchport mode access</w:t>
+      </w:r>
+      <w:r>
+        <w:br/>
+      </w:r>
+      <w:r>
+        <w:rPr>
+          <w:rStyle w:val="ExtensionTok"/>
+        </w:rPr>
+        <w:t xml:space="preserve">Switch</w:t>
+      </w:r>
+      <w:r>
+        <w:rPr>
+          <w:rStyle w:val="ErrorTok"/>
+        </w:rPr>
+        <w:t xml:space="preserve">(</w:t>
+      </w:r>
+      <w:r>
+        <w:rPr>
+          <w:rStyle w:val="ExtensionTok"/>
+        </w:rPr>
+        <w:t xml:space="preserve">config-if-range</w:t>
+      </w:r>
+      <w:r>
+        <w:rPr>
+          <w:rStyle w:val="KeywordTok"/>
+        </w:rPr>
+        <w:t xml:space="preserve">)</w:t>
+      </w:r>
+      <w:r>
+        <w:rPr>
+          <w:rStyle w:val="CommentTok"/>
+        </w:rPr>
+        <w:t xml:space="preserve"># switchport access vlan 10</w:t>
+      </w:r>
+      <w:r>
+        <w:br/>
+      </w:r>
+      <w:r>
+        <w:rPr>
+          <w:rStyle w:val="ExtensionTok"/>
+        </w:rPr>
+        <w:t xml:space="preserve">Switch</w:t>
+      </w:r>
+      <w:r>
+        <w:rPr>
+          <w:rStyle w:val="ErrorTok"/>
+        </w:rPr>
+        <w:t xml:space="preserve">(</w:t>
+      </w:r>
+      <w:r>
+        <w:rPr>
+          <w:rStyle w:val="ExtensionTok"/>
+        </w:rPr>
+        <w:t xml:space="preserve">config-if-range</w:t>
+      </w:r>
+      <w:r>
+        <w:rPr>
+          <w:rStyle w:val="KeywordTok"/>
+        </w:rPr>
+        <w:t xml:space="preserve">)</w:t>
+      </w:r>
+      <w:r>
+        <w:rPr>
+          <w:rStyle w:val="CommentTok"/>
+        </w:rPr>
+        <w:t xml:space="preserve"># exit</w:t>
+      </w:r>
+      <w:r>
+        <w:br/>
+      </w:r>
+      <w:r>
+        <w:rPr>
+          <w:rStyle w:val="ExtensionTok"/>
+        </w:rPr>
+        <w:t xml:space="preserve">Switch</w:t>
+      </w:r>
+      <w:r>
+        <w:rPr>
+          <w:rStyle w:val="ErrorTok"/>
+        </w:rPr>
+        <w:t xml:space="preserve">(</w:t>
+      </w:r>
+      <w:r>
+        <w:rPr>
+          <w:rStyle w:val="ExtensionTok"/>
+        </w:rPr>
+        <w:t xml:space="preserve">config</w:t>
+      </w:r>
+      <w:r>
+        <w:rPr>
+          <w:rStyle w:val="KeywordTok"/>
+        </w:rPr>
+        <w:t xml:space="preserve">)</w:t>
+      </w:r>
+      <w:r>
+        <w:rPr>
+          <w:rStyle w:val="CommentTok"/>
+        </w:rPr>
+        <w:t xml:space="preserve"># interface range fa0/9-16</w:t>
+      </w:r>
+      <w:r>
+        <w:br/>
+      </w:r>
+      <w:r>
+        <w:rPr>
+          <w:rStyle w:val="ExtensionTok"/>
+        </w:rPr>
+        <w:t xml:space="preserve">Switch</w:t>
+      </w:r>
+      <w:r>
+        <w:rPr>
+          <w:rStyle w:val="ErrorTok"/>
+        </w:rPr>
+        <w:t xml:space="preserve">(</w:t>
+      </w:r>
+      <w:r>
+        <w:rPr>
+          <w:rStyle w:val="ExtensionTok"/>
+        </w:rPr>
+        <w:t xml:space="preserve">config-if-range</w:t>
+      </w:r>
+      <w:r>
+        <w:rPr>
+          <w:rStyle w:val="KeywordTok"/>
+        </w:rPr>
+        <w:t xml:space="preserve">)</w:t>
+      </w:r>
+      <w:r>
+        <w:rPr>
+          <w:rStyle w:val="CommentTok"/>
+        </w:rPr>
+        <w:t xml:space="preserve"># switchport mode access</w:t>
+      </w:r>
+      <w:r>
+        <w:br/>
+      </w:r>
+      <w:r>
+        <w:rPr>
+          <w:rStyle w:val="ExtensionTok"/>
+        </w:rPr>
+        <w:t xml:space="preserve">Switch</w:t>
+      </w:r>
+      <w:r>
+        <w:rPr>
+          <w:rStyle w:val="ErrorTok"/>
+        </w:rPr>
+        <w:t xml:space="preserve">(</w:t>
+      </w:r>
+      <w:r>
+        <w:rPr>
+          <w:rStyle w:val="ExtensionTok"/>
+        </w:rPr>
+        <w:t xml:space="preserve">config-if-range</w:t>
+      </w:r>
+      <w:r>
+        <w:rPr>
+          <w:rStyle w:val="KeywordTok"/>
+        </w:rPr>
+        <w:t xml:space="preserve">)</w:t>
+      </w:r>
+      <w:r>
+        <w:rPr>
+          <w:rStyle w:val="CommentTok"/>
+        </w:rPr>
+        <w:t xml:space="preserve"># switchport access vlan 20</w:t>
+      </w:r>
+    </w:p>
+    <w:p>
+      <w:pPr>
         <w:numPr>
           <w:ilvl w:val="0"/>
           <w:numId w:val="1012"/>
         </w:numPr>
       </w:pPr>
       <w:r>
-        <w:t xml:space="preserve">Sin perder seguridad, puedes:</w:t>
+        <w:rPr>
+          <w:rStyle w:val="VerbatimChar"/>
+        </w:rPr>
+        <w:t xml:space="preserve">show vlan brief</w:t>
+      </w:r>
+      <w:r>
+        <w:t xml:space="preserve"> </w:t>
+      </w:r>
+      <w:r>
+        <w:t xml:space="preserve">→ Fa0/1 y Fa0/2 en la VLAN 10, Fa0/9 en la VLAN 20. En</w:t>
+      </w:r>
+      <w:r>
+        <w:t xml:space="preserve"> </w:t>
+      </w:r>
+      <w:r>
+        <w:rPr>
+          <w:rStyle w:val="VerbatimChar"/>
+        </w:rPr>
+        <w:t xml:space="preserve">show mac address-table</w:t>
+      </w:r>
+      <w:r>
+        <w:t xml:space="preserve"> </w:t>
+      </w:r>
+      <w:r>
+        <w:t xml:space="preserve">la MAC de PC1 aparece en la columna Vlan con el valor 10.</w:t>
       </w:r>
     </w:p>
     <w:p>
       <w:pPr>
         <w:numPr>
-          <w:ilvl w:val="1"/>
-          <w:numId w:val="1013"/>
+          <w:ilvl w:val="0"/>
+          <w:numId w:val="1012"/>
         </w:numPr>
       </w:pPr>
       <w:r>
-        <w:t xml:space="preserve">Aumentar</w:t>
-      </w:r>
-      <w:r>
-        <w:t xml:space="preserve"> </w:t>
-      </w:r>
-      <w:r>
-        <w:rPr>
-          <w:rStyle w:val="VerbatimChar"/>
-        </w:rPr>
-        <w:t xml:space="preserve">maximum</w:t>
-      </w:r>
-      <w:r>
-        <w:t xml:space="preserve"> </w:t>
-      </w:r>
-      <w:r>
-        <w:t xml:space="preserve">a 2 si es un puerto compartido.</w:t>
-      </w:r>
-    </w:p>
-    <w:p>
-      <w:pPr>
-        <w:numPr>
-          <w:ilvl w:val="1"/>
-          <w:numId w:val="1013"/>
-        </w:numPr>
-      </w:pPr>
-      <w:r>
-        <w:t xml:space="preserve">Configurar el</w:t>
+        <w:t xml:space="preserve">PC1 → PC2</w:t>
       </w:r>
       <w:r>
         <w:t xml:space="preserve"> </w:t>
@@ -2177,13 +2346,37 @@
           <w:b/>
           <w:bCs/>
         </w:rPr>
-        <w:t xml:space="preserve">envejecimiento de la port security</w:t>
-      </w:r>
-      <w:r>
-        <w:t xml:space="preserve"> </w:t>
-      </w:r>
-      <w:r>
-        <w:t xml:space="preserve">para que la MAC sticky expire si el dispositivo se desenchufa (las sticky necesitan</w:t>
+        <w:t xml:space="preserve">funciona</w:t>
+      </w:r>
+      <w:r>
+        <w:t xml:space="preserve"> </w:t>
+      </w:r>
+      <w:r>
+        <w:t xml:space="preserve">(misma VLAN y misma subred). PC1 → PC3</w:t>
+      </w:r>
+      <w:r>
+        <w:t xml:space="preserve"> </w:t>
+      </w:r>
+      <w:r>
+        <w:rPr>
+          <w:b/>
+          <w:bCs/>
+        </w:rPr>
+        <w:t xml:space="preserve">no funciona</w:t>
+      </w:r>
+      <w:r>
+        <w:t xml:space="preserve">, y no es un fallo: aunque compartan subred IP, el switch no reenvía tramas entre VLAN distintas.</w:t>
+      </w:r>
+    </w:p>
+    <w:p>
+      <w:pPr>
+        <w:numPr>
+          <w:ilvl w:val="0"/>
+          <w:numId w:val="1012"/>
+        </w:numPr>
+      </w:pPr>
+      <w:r>
+        <w:t xml:space="preserve">Tras</w:t>
       </w:r>
       <w:r>
         <w:t xml:space="preserve"> </w:t>
@@ -2192,144 +2385,37 @@
         <w:rPr>
           <w:rStyle w:val="VerbatimChar"/>
         </w:rPr>
-        <w:t xml:space="preserve">aging static</w:t>
-      </w:r>
-      <w:r>
-        <w:t xml:space="preserve"> </w:t>
-      </w:r>
-      <w:r>
-        <w:t xml:space="preserve">para poder caducar):</w:t>
-      </w:r>
-    </w:p>
-    <w:p>
-      <w:pPr>
-        <w:pStyle w:val="SourceCode"/>
+        <w:t xml:space="preserve">switchport access vlan 10</w:t>
+      </w:r>
+      <w:r>
+        <w:t xml:space="preserve"> </w:t>
+      </w:r>
+      <w:r>
+        <w:t xml:space="preserve">en Fa0/9, el ping PC1 → PC3</w:t>
+      </w:r>
+      <w:r>
+        <w:t xml:space="preserve"> </w:t>
+      </w:r>
+      <w:r>
+        <w:rPr>
+          <w:b/>
+          <w:bCs/>
+        </w:rPr>
+        <w:t xml:space="preserve">funciona</w:t>
+      </w:r>
+      <w:r>
+        <w:t xml:space="preserve">: los tres quedan en el mismo dominio de broadcast. Una VLAN decide quién se habla en capa 2; la IP no salva la conversación si la VLAN los separa.</w:t>
+      </w:r>
+    </w:p>
+    <w:p>
+      <w:pPr>
         <w:numPr>
-          <w:ilvl w:val="1"/>
-          <w:numId w:val="1000"/>
+          <w:ilvl w:val="0"/>
+          <w:numId w:val="1012"/>
         </w:numPr>
       </w:pPr>
       <w:r>
-        <w:rPr>
-          <w:rStyle w:val="ExtensionTok"/>
-        </w:rPr>
-        <w:t xml:space="preserve">Switch</w:t>
-      </w:r>
-      <w:r>
-        <w:rPr>
-          <w:rStyle w:val="ErrorTok"/>
-        </w:rPr>
-        <w:t xml:space="preserve">(</w:t>
-      </w:r>
-      <w:r>
-        <w:rPr>
-          <w:rStyle w:val="ExtensionTok"/>
-        </w:rPr>
-        <w:t xml:space="preserve">config-if</w:t>
-      </w:r>
-      <w:r>
-        <w:rPr>
-          <w:rStyle w:val="KeywordTok"/>
-        </w:rPr>
-        <w:t xml:space="preserve">)</w:t>
-      </w:r>
-      <w:r>
-        <w:rPr>
-          <w:rStyle w:val="CommentTok"/>
-        </w:rPr>
-        <w:t xml:space="preserve"># switchport port-security aging time 5</w:t>
-      </w:r>
-      <w:r>
-        <w:br/>
-      </w:r>
-      <w:r>
-        <w:rPr>
-          <w:rStyle w:val="ExtensionTok"/>
-        </w:rPr>
-        <w:t xml:space="preserve">Switch</w:t>
-      </w:r>
-      <w:r>
-        <w:rPr>
-          <w:rStyle w:val="ErrorTok"/>
-        </w:rPr>
-        <w:t xml:space="preserve">(</w:t>
-      </w:r>
-      <w:r>
-        <w:rPr>
-          <w:rStyle w:val="ExtensionTok"/>
-        </w:rPr>
-        <w:t xml:space="preserve">config-if</w:t>
-      </w:r>
-      <w:r>
-        <w:rPr>
-          <w:rStyle w:val="KeywordTok"/>
-        </w:rPr>
-        <w:t xml:space="preserve">)</w:t>
-      </w:r>
-      <w:r>
-        <w:rPr>
-          <w:rStyle w:val="CommentTok"/>
-        </w:rPr>
-        <w:t xml:space="preserve"># switchport port-security aging type inactivity</w:t>
-      </w:r>
-      <w:r>
-        <w:br/>
-      </w:r>
-      <w:r>
-        <w:rPr>
-          <w:rStyle w:val="ExtensionTok"/>
-        </w:rPr>
-        <w:t xml:space="preserve">Switch</w:t>
-      </w:r>
-      <w:r>
-        <w:rPr>
-          <w:rStyle w:val="ErrorTok"/>
-        </w:rPr>
-        <w:t xml:space="preserve">(</w:t>
-      </w:r>
-      <w:r>
-        <w:rPr>
-          <w:rStyle w:val="ExtensionTok"/>
-        </w:rPr>
-        <w:t xml:space="preserve">config-if</w:t>
-      </w:r>
-      <w:r>
-        <w:rPr>
-          <w:rStyle w:val="KeywordTok"/>
-        </w:rPr>
-        <w:t xml:space="preserve">)</w:t>
-      </w:r>
-      <w:r>
-        <w:rPr>
-          <w:rStyle w:val="CommentTok"/>
-        </w:rPr>
-        <w:t xml:space="preserve"># switchport port-security aging static</w:t>
-      </w:r>
-    </w:p>
-    <w:p>
-      <w:pPr>
-        <w:numPr>
-          <w:ilvl w:val="1"/>
-          <w:numId w:val="1013"/>
-        </w:numPr>
-      </w:pPr>
-      <w:r>
-        <w:t xml:space="preserve">O usar</w:t>
-      </w:r>
-      <w:r>
-        <w:t xml:space="preserve"> </w:t>
-      </w:r>
-      <w:r>
-        <w:rPr>
-          <w:rStyle w:val="VerbatimChar"/>
-        </w:rPr>
-        <w:t xml:space="preserve">violation restrict</w:t>
-      </w:r>
-      <w:r>
-        <w:t xml:space="preserve"> </w:t>
-      </w:r>
-      <w:r>
-        <w:t xml:space="preserve">(descarta el tráfico extra sin deshabilitar el puerto), aunque es menos estricto.</w:t>
+        <w:t xml:space="preserve">No: la subred IP no cruza el aislamiento de capa 2. Para que VLANs distintas se comuniquen hace falta un router (o un switch de capa 3) entre ellas — el siguiente paso del curso, en trunking e inter-VLAN.</w:t>
       </w:r>
     </w:p>
     <w:bookmarkEnd w:id="17"/>
@@ -2444,6 +2530,91 @@
       </w:pPr>
     </w:lvl>
   </w:abstractNum>
+  <w:abstractNum w:abstractNumId="99724">
+    <w:nsid w:val="00A99724"/>
+    <w:multiLevelType w:val="multilevel"/>
+    <w:lvl w:ilvl="0">
+      <w:start w:val="4"/>
+      <w:numFmt w:val="lowerLetter"/>
+      <w:lvlText w:val="%1)"/>
+      <w:lvlJc w:val="left"/>
+      <w:pPr>
+        <w:ind w:left="720" w:hanging="360"/>
+      </w:pPr>
+    </w:lvl>
+    <w:lvl w:ilvl="1">
+      <w:start w:val="4"/>
+      <w:numFmt w:val="lowerLetter"/>
+      <w:lvlText w:val="%2)"/>
+      <w:lvlJc w:val="left"/>
+      <w:pPr>
+        <w:ind w:left="1440" w:hanging="360"/>
+      </w:pPr>
+    </w:lvl>
+    <w:lvl w:ilvl="2">
+      <w:start w:val="4"/>
+      <w:numFmt w:val="lowerLetter"/>
+      <w:lvlText w:val="%3)"/>
+      <w:lvlJc w:val="left"/>
+      <w:pPr>
+        <w:ind w:left="2160" w:hanging="360"/>
+      </w:pPr>
+    </w:lvl>
+    <w:lvl w:ilvl="3">
+      <w:start w:val="4"/>
+      <w:numFmt w:val="lowerLetter"/>
+      <w:lvlText w:val="%4)"/>
+      <w:lvlJc w:val="left"/>
+      <w:pPr>
+        <w:ind w:left="2880" w:hanging="360"/>
+      </w:pPr>
+    </w:lvl>
+    <w:lvl w:ilvl="4">
+      <w:start w:val="4"/>
+      <w:numFmt w:val="lowerLetter"/>
+      <w:lvlText w:val="%5)"/>
+      <w:lvlJc w:val="left"/>
+      <w:pPr>
+        <w:ind w:left="3600" w:hanging="360"/>
+      </w:pPr>
+    </w:lvl>
+    <w:lvl w:ilvl="5">
+      <w:start w:val="4"/>
+      <w:numFmt w:val="lowerLetter"/>
+      <w:lvlText w:val="%6)"/>
+      <w:lvlJc w:val="left"/>
+      <w:pPr>
+        <w:ind w:left="4320" w:hanging="360"/>
+      </w:pPr>
+    </w:lvl>
+    <w:lvl w:ilvl="6">
+      <w:start w:val="4"/>
+      <w:numFmt w:val="lowerLetter"/>
+      <w:lvlText w:val="%7)"/>
+      <w:lvlJc w:val="left"/>
+      <w:pPr>
+        <w:ind w:left="5040" w:hanging="360"/>
+      </w:pPr>
+    </w:lvl>
+    <w:lvl w:ilvl="7">
+      <w:start w:val="4"/>
+      <w:numFmt w:val="lowerLetter"/>
+      <w:lvlText w:val="%8)"/>
+      <w:lvlJc w:val="left"/>
+      <w:pPr>
+        <w:ind w:left="5760" w:hanging="360"/>
+      </w:pPr>
+    </w:lvl>
+    <w:lvl w:ilvl="8">
+      <w:start w:val="4"/>
+      <w:numFmt w:val="lowerLetter"/>
+      <w:lvlText w:val="%9)"/>
+      <w:lvlJc w:val="left"/>
+      <w:pPr>
+        <w:ind w:left="6480" w:hanging="360"/>
+      </w:pPr>
+    </w:lvl>
+  </w:abstractNum>
   <w:abstractNum w:abstractNumId="99721">
     <w:nsid w:val="00A99721"/>
     <w:multiLevelType w:val="multilevel"/>
@@ -2632,96 +2803,11 @@
       </w:rPr>
     </w:lvl>
   </w:abstractNum>
-  <w:abstractNum w:abstractNumId="99411">
-    <w:nsid w:val="00A99411"/>
+  <w:abstractNum w:abstractNumId="99722">
+    <w:nsid w:val="00A99722"/>
     <w:multiLevelType w:val="multilevel"/>
     <w:lvl w:ilvl="0">
-      <w:start w:val="1"/>
-      <w:numFmt w:val="decimal"/>
-      <w:lvlText w:val="%1."/>
-      <w:lvlJc w:val="left"/>
-      <w:pPr>
-        <w:ind w:left="720" w:hanging="360"/>
-      </w:pPr>
-    </w:lvl>
-    <w:lvl w:ilvl="1">
-      <w:start w:val="1"/>
-      <w:numFmt w:val="decimal"/>
-      <w:lvlText w:val="%2."/>
-      <w:lvlJc w:val="left"/>
-      <w:pPr>
-        <w:ind w:left="1440" w:hanging="360"/>
-      </w:pPr>
-    </w:lvl>
-    <w:lvl w:ilvl="2">
-      <w:start w:val="1"/>
-      <w:numFmt w:val="decimal"/>
-      <w:lvlText w:val="%3."/>
-      <w:lvlJc w:val="left"/>
-      <w:pPr>
-        <w:ind w:left="2160" w:hanging="360"/>
-      </w:pPr>
-    </w:lvl>
-    <w:lvl w:ilvl="3">
-      <w:start w:val="1"/>
-      <w:numFmt w:val="decimal"/>
-      <w:lvlText w:val="%4."/>
-      <w:lvlJc w:val="left"/>
-      <w:pPr>
-        <w:ind w:left="2880" w:hanging="360"/>
-      </w:pPr>
-    </w:lvl>
-    <w:lvl w:ilvl="4">
-      <w:start w:val="1"/>
-      <w:numFmt w:val="decimal"/>
-      <w:lvlText w:val="%5."/>
-      <w:lvlJc w:val="left"/>
-      <w:pPr>
-        <w:ind w:left="3600" w:hanging="360"/>
-      </w:pPr>
-    </w:lvl>
-    <w:lvl w:ilvl="5">
-      <w:start w:val="1"/>
-      <w:numFmt w:val="decimal"/>
-      <w:lvlText w:val="%6."/>
-      <w:lvlJc w:val="left"/>
-      <w:pPr>
-        <w:ind w:left="4320" w:hanging="360"/>
-      </w:pPr>
-    </w:lvl>
-    <w:lvl w:ilvl="6">
-      <w:start w:val="1"/>
-      <w:numFmt w:val="decimal"/>
-      <w:lvlText w:val="%7."/>
-      <w:lvlJc w:val="left"/>
-      <w:pPr>
-        <w:ind w:left="5040" w:hanging="360"/>
-      </w:pPr>
-    </w:lvl>
-    <w:lvl w:ilvl="7">
-      <w:start w:val="1"/>
-      <w:numFmt w:val="decimal"/>
-      <w:lvlText w:val="%8."/>
-      <w:lvlJc w:val="left"/>
-      <w:pPr>
-        <w:ind w:left="5760" w:hanging="360"/>
-      </w:pPr>
-    </w:lvl>
-    <w:lvl w:ilvl="8">
-      <w:start w:val="1"/>
-      <w:numFmt w:val="decimal"/>
-      <w:lvlText w:val="%9."/>
-      <w:lvlJc w:val="left"/>
-      <w:pPr>
-        <w:ind w:left="6480" w:hanging="360"/>
-      </w:pPr>
-    </w:lvl>
-  </w:abstractNum>
-  <w:abstractNum w:abstractNumId="99723">
-    <w:nsid w:val="00A99723"/>
-    <w:multiLevelType w:val="multilevel"/>
-    <w:lvl w:ilvl="0">
-      <w:start w:val="3"/>
+      <w:start w:val="2"/>
       <w:numFmt w:val="lowerLetter"/>
       <w:lvlText w:val="%1)"/>
       <w:lvlJc w:val="left"/>
@@ -2730,7 +2816,7 @@
       </w:pPr>
     </w:lvl>
     <w:lvl w:ilvl="1">
-      <w:start w:val="3"/>
+      <w:start w:val="2"/>
       <w:numFmt w:val="lowerLetter"/>
       <w:lvlText w:val="%2)"/>
       <w:lvlJc w:val="left"/>
@@ -2739,7 +2825,7 @@
       </w:pPr>
     </w:lvl>
     <w:lvl w:ilvl="2">
-      <w:start w:val="3"/>
+      <w:start w:val="2"/>
       <w:numFmt w:val="lowerLetter"/>
       <w:lvlText w:val="%3)"/>
       <w:lvlJc w:val="left"/>
@@ -2748,7 +2834,7 @@
       </w:pPr>
     </w:lvl>
     <w:lvl w:ilvl="3">
-      <w:start w:val="3"/>
+      <w:start w:val="2"/>
       <w:numFmt w:val="lowerLetter"/>
       <w:lvlText w:val="%4)"/>
       <w:lvlJc w:val="left"/>
@@ -2757,7 +2843,7 @@
       </w:pPr>
     </w:lvl>
     <w:lvl w:ilvl="4">
-      <w:start w:val="3"/>
+      <w:start w:val="2"/>
       <w:numFmt w:val="lowerLetter"/>
       <w:lvlText w:val="%5)"/>
       <w:lvlJc w:val="left"/>
@@ -2766,7 +2852,7 @@
       </w:pPr>
     </w:lvl>
     <w:lvl w:ilvl="5">
-      <w:start w:val="3"/>
+      <w:start w:val="2"/>
       <w:numFmt w:val="lowerLetter"/>
       <w:lvlText w:val="%6)"/>
       <w:lvlJc w:val="left"/>
@@ -2775,7 +2861,7 @@
       </w:pPr>
     </w:lvl>
     <w:lvl w:ilvl="6">
-      <w:start w:val="3"/>
+      <w:start w:val="2"/>
       <w:numFmt w:val="lowerLetter"/>
       <w:lvlText w:val="%7)"/>
       <w:lvlJc w:val="left"/>
@@ -2784,7 +2870,7 @@
       </w:pPr>
     </w:lvl>
     <w:lvl w:ilvl="7">
-      <w:start w:val="3"/>
+      <w:start w:val="2"/>
       <w:numFmt w:val="lowerLetter"/>
       <w:lvlText w:val="%8)"/>
       <w:lvlJc w:val="left"/>
@@ -2793,92 +2879,7 @@
       </w:pPr>
     </w:lvl>
     <w:lvl w:ilvl="8">
-      <w:start w:val="3"/>
-      <w:numFmt w:val="lowerLetter"/>
-      <w:lvlText w:val="%9)"/>
-      <w:lvlJc w:val="left"/>
-      <w:pPr>
-        <w:ind w:left="6480" w:hanging="360"/>
-      </w:pPr>
-    </w:lvl>
-  </w:abstractNum>
-  <w:abstractNum w:abstractNumId="99726">
-    <w:nsid w:val="00A99726"/>
-    <w:multiLevelType w:val="multilevel"/>
-    <w:lvl w:ilvl="0">
-      <w:start w:val="6"/>
-      <w:numFmt w:val="lowerLetter"/>
-      <w:lvlText w:val="%1)"/>
-      <w:lvlJc w:val="left"/>
-      <w:pPr>
-        <w:ind w:left="720" w:hanging="360"/>
-      </w:pPr>
-    </w:lvl>
-    <w:lvl w:ilvl="1">
-      <w:start w:val="6"/>
-      <w:numFmt w:val="lowerLetter"/>
-      <w:lvlText w:val="%2)"/>
-      <w:lvlJc w:val="left"/>
-      <w:pPr>
-        <w:ind w:left="1440" w:hanging="360"/>
-      </w:pPr>
-    </w:lvl>
-    <w:lvl w:ilvl="2">
-      <w:start w:val="6"/>
-      <w:numFmt w:val="lowerLetter"/>
-      <w:lvlText w:val="%3)"/>
-      <w:lvlJc w:val="left"/>
-      <w:pPr>
-        <w:ind w:left="2160" w:hanging="360"/>
-      </w:pPr>
-    </w:lvl>
-    <w:lvl w:ilvl="3">
-      <w:start w:val="6"/>
-      <w:numFmt w:val="lowerLetter"/>
-      <w:lvlText w:val="%4)"/>
-      <w:lvlJc w:val="left"/>
-      <w:pPr>
-        <w:ind w:left="2880" w:hanging="360"/>
-      </w:pPr>
-    </w:lvl>
-    <w:lvl w:ilvl="4">
-      <w:start w:val="6"/>
-      <w:numFmt w:val="lowerLetter"/>
-      <w:lvlText w:val="%5)"/>
-      <w:lvlJc w:val="left"/>
-      <w:pPr>
-        <w:ind w:left="3600" w:hanging="360"/>
-      </w:pPr>
-    </w:lvl>
-    <w:lvl w:ilvl="5">
-      <w:start w:val="6"/>
-      <w:numFmt w:val="lowerLetter"/>
-      <w:lvlText w:val="%6)"/>
-      <w:lvlJc w:val="left"/>
-      <w:pPr>
-        <w:ind w:left="4320" w:hanging="360"/>
-      </w:pPr>
-    </w:lvl>
-    <w:lvl w:ilvl="6">
-      <w:start w:val="6"/>
-      <w:numFmt w:val="lowerLetter"/>
-      <w:lvlText w:val="%7)"/>
-      <w:lvlJc w:val="left"/>
-      <w:pPr>
-        <w:ind w:left="5040" w:hanging="360"/>
-      </w:pPr>
-    </w:lvl>
-    <w:lvl w:ilvl="7">
-      <w:start w:val="6"/>
-      <w:numFmt w:val="lowerLetter"/>
-      <w:lvlText w:val="%8)"/>
-      <w:lvlJc w:val="left"/>
-      <w:pPr>
-        <w:ind w:left="5760" w:hanging="360"/>
-      </w:pPr>
-    </w:lvl>
-    <w:lvl w:ilvl="8">
-      <w:start w:val="6"/>
+      <w:start w:val="2"/>
       <w:numFmt w:val="lowerLetter"/>
       <w:lvlText w:val="%9)"/>
       <w:lvlJc w:val="left"/>
@@ -2891,6 +2892,36 @@
     <w:abstractNumId w:val="990"/>
   </w:num>
   <w:num w:numId="1001">
+    <w:abstractNumId w:val="99724"/>
+    <w:lvlOverride w:ilvl="0">
+      <w:startOverride w:val="4"/>
+    </w:lvlOverride>
+    <w:lvlOverride w:ilvl="1">
+      <w:startOverride w:val="4"/>
+    </w:lvlOverride>
+    <w:lvlOverride w:ilvl="2">
+      <w:startOverride w:val="4"/>
+    </w:lvlOverride>
+    <w:lvlOverride w:ilvl="3">
+      <w:startOverride w:val="4"/>
+    </w:lvlOverride>
+    <w:lvlOverride w:ilvl="4">
+      <w:startOverride w:val="4"/>
+    </w:lvlOverride>
+    <w:lvlOverride w:ilvl="5">
+      <w:startOverride w:val="4"/>
+    </w:lvlOverride>
+    <w:lvlOverride w:ilvl="6">
+      <w:startOverride w:val="4"/>
+    </w:lvlOverride>
+    <w:lvlOverride w:ilvl="7">
+      <w:startOverride w:val="4"/>
+    </w:lvlOverride>
+    <w:lvlOverride w:ilvl="8">
+      <w:startOverride w:val="4"/>
+    </w:lvlOverride>
+  </w:num>
+  <w:num w:numId="1002">
     <w:abstractNumId w:val="99721"/>
     <w:lvlOverride w:ilvl="0">
       <w:startOverride w:val="1"/>
@@ -2920,10 +2951,10 @@
       <w:startOverride w:val="1"/>
     </w:lvlOverride>
   </w:num>
-  <w:num w:numId="1002">
+  <w:num w:numId="1003">
     <w:abstractNumId w:val="991"/>
   </w:num>
-  <w:num w:numId="1003">
+  <w:num w:numId="1004">
     <w:abstractNumId w:val="99721"/>
     <w:lvlOverride w:ilvl="0">
       <w:startOverride w:val="1"/>
@@ -2953,37 +2984,37 @@
       <w:startOverride w:val="1"/>
     </w:lvlOverride>
   </w:num>
-  <w:num w:numId="1004">
-    <w:abstractNumId w:val="99411"/>
+  <w:num w:numId="1005">
+    <w:abstractNumId w:val="99724"/>
     <w:lvlOverride w:ilvl="0">
-      <w:startOverride w:val="1"/>
+      <w:startOverride w:val="4"/>
     </w:lvlOverride>
     <w:lvlOverride w:ilvl="1">
-      <w:startOverride w:val="1"/>
+      <w:startOverride w:val="4"/>
     </w:lvlOverride>
     <w:lvlOverride w:ilvl="2">
-      <w:startOverride w:val="1"/>
+      <w:startOverride w:val="4"/>
     </w:lvlOverride>
     <w:lvlOverride w:ilvl="3">
-      <w:startOverride w:val="1"/>
+      <w:startOverride w:val="4"/>
     </w:lvlOverride>
     <w:lvlOverride w:ilvl="4">
-      <w:startOverride w:val="1"/>
+      <w:startOverride w:val="4"/>
     </w:lvlOverride>
     <w:lvlOverride w:ilvl="5">
-      <w:startOverride w:val="1"/>
+      <w:startOverride w:val="4"/>
     </w:lvlOverride>
     <w:lvlOverride w:ilvl="6">
-      <w:startOverride w:val="1"/>
+      <w:startOverride w:val="4"/>
     </w:lvlOverride>
     <w:lvlOverride w:ilvl="7">
-      <w:startOverride w:val="1"/>
+      <w:startOverride w:val="4"/>
     </w:lvlOverride>
     <w:lvlOverride w:ilvl="8">
-      <w:startOverride w:val="1"/>
+      <w:startOverride w:val="4"/>
     </w:lvlOverride>
   </w:num>
-  <w:num w:numId="1005">
+  <w:num w:numId="1006">
     <w:abstractNumId w:val="99721"/>
     <w:lvlOverride w:ilvl="0">
       <w:startOverride w:val="1"/>
@@ -3013,38 +3044,8 @@
       <w:startOverride w:val="1"/>
     </w:lvlOverride>
   </w:num>
-  <w:num w:numId="1006">
+  <w:num w:numId="1007">
     <w:abstractNumId w:val="991"/>
-  </w:num>
-  <w:num w:numId="1007">
-    <w:abstractNumId w:val="99721"/>
-    <w:lvlOverride w:ilvl="0">
-      <w:startOverride w:val="1"/>
-    </w:lvlOverride>
-    <w:lvlOverride w:ilvl="1">
-      <w:startOverride w:val="1"/>
-    </w:lvlOverride>
-    <w:lvlOverride w:ilvl="2">
-      <w:startOverride w:val="1"/>
-    </w:lvlOverride>
-    <w:lvlOverride w:ilvl="3">
-      <w:startOverride w:val="1"/>
-    </w:lvlOverride>
-    <w:lvlOverride w:ilvl="4">
-      <w:startOverride w:val="1"/>
-    </w:lvlOverride>
-    <w:lvlOverride w:ilvl="5">
-      <w:startOverride w:val="1"/>
-    </w:lvlOverride>
-    <w:lvlOverride w:ilvl="6">
-      <w:startOverride w:val="1"/>
-    </w:lvlOverride>
-    <w:lvlOverride w:ilvl="7">
-      <w:startOverride w:val="1"/>
-    </w:lvlOverride>
-    <w:lvlOverride w:ilvl="8">
-      <w:startOverride w:val="1"/>
-    </w:lvlOverride>
   </w:num>
   <w:num w:numId="1008">
     <w:abstractNumId w:val="99721"/>
@@ -3137,67 +3138,64 @@
     </w:lvlOverride>
   </w:num>
   <w:num w:numId="1011">
-    <w:abstractNumId w:val="99723"/>
+    <w:abstractNumId w:val="99721"/>
     <w:lvlOverride w:ilvl="0">
-      <w:startOverride w:val="3"/>
+      <w:startOverride w:val="1"/>
     </w:lvlOverride>
     <w:lvlOverride w:ilvl="1">
-      <w:startOverride w:val="3"/>
+      <w:startOverride w:val="1"/>
     </w:lvlOverride>
     <w:lvlOverride w:ilvl="2">
-      <w:startOverride w:val="3"/>
+      <w:startOverride w:val="1"/>
     </w:lvlOverride>
     <w:lvlOverride w:ilvl="3">
-      <w:startOverride w:val="3"/>
+      <w:startOverride w:val="1"/>
     </w:lvlOverride>
     <w:lvlOverride w:ilvl="4">
-      <w:startOverride w:val="3"/>
+      <w:startOverride w:val="1"/>
     </w:lvlOverride>
     <w:lvlOverride w:ilvl="5">
-      <w:startOverride w:val="3"/>
+      <w:startOverride w:val="1"/>
     </w:lvlOverride>
     <w:lvlOverride w:ilvl="6">
-      <w:startOverride w:val="3"/>
+      <w:startOverride w:val="1"/>
     </w:lvlOverride>
     <w:lvlOverride w:ilvl="7">
-      <w:startOverride w:val="3"/>
+      <w:startOverride w:val="1"/>
     </w:lvlOverride>
     <w:lvlOverride w:ilvl="8">
-      <w:startOverride w:val="3"/>
+      <w:startOverride w:val="1"/>
     </w:lvlOverride>
   </w:num>
   <w:num w:numId="1012">
-    <w:abstractNumId w:val="99726"/>
+    <w:abstractNumId w:val="99722"/>
     <w:lvlOverride w:ilvl="0">
-      <w:startOverride w:val="6"/>
+      <w:startOverride w:val="2"/>
     </w:lvlOverride>
     <w:lvlOverride w:ilvl="1">
-      <w:startOverride w:val="6"/>
+      <w:startOverride w:val="2"/>
     </w:lvlOverride>
     <w:lvlOverride w:ilvl="2">
-      <w:startOverride w:val="6"/>
+      <w:startOverride w:val="2"/>
     </w:lvlOverride>
     <w:lvlOverride w:ilvl="3">
-      <w:startOverride w:val="6"/>
+      <w:startOverride w:val="2"/>
     </w:lvlOverride>
     <w:lvlOverride w:ilvl="4">
-      <w:startOverride w:val="6"/>
+      <w:startOverride w:val="2"/>
     </w:lvlOverride>
     <w:lvlOverride w:ilvl="5">
-      <w:startOverride w:val="6"/>
+      <w:startOverride w:val="2"/>
     </w:lvlOverride>
     <w:lvlOverride w:ilvl="6">
-      <w:startOverride w:val="6"/>
+      <w:startOverride w:val="2"/>
     </w:lvlOverride>
     <w:lvlOverride w:ilvl="7">
-      <w:startOverride w:val="6"/>
+      <w:startOverride w:val="2"/>
     </w:lvlOverride>
     <w:lvlOverride w:ilvl="8">
-      <w:startOverride w:val="6"/>
-    </w:lvlOverride>
-  </w:num>
-  <w:num w:numId="1013">
-    <w:abstractNumId w:val="991"/>
+      <w:startOverride w:val="2"/>
+    </w:lvlOverride>
   </w:num>
 </w:numbering>
 </file>
